--- a/docs/USER-STORIES-USE-CASES.docx
+++ b/docs/USER-STORIES-USE-CASES.docx
@@ -15,7 +15,7 @@
         <w:spacing w:after="120"/>
       </w:pPr>
       <w:r>
-        <w:t xml:space="preserve">Version 1.0 — octobre 2026. Document d'expression de besoins, préalable à la rédaction de toutes les procédures. Il est tiré uniquement de vos documents : Manuel des procédures (22/08/2026), Manuel des procédures sectorielles, Formulaires de prise en charge (FT-ACC et secteurs 2 à 8), Recueil des formulaires opérationnels avec traçabilité (FT-PRO à FT-REG) et Recueil des modèles par secteur.</w:t>
+        <w:t xml:space="preserve">Version 1.1 — 10 octobre 2026 (v1.0 complétée de 41 stories issues de l'analyse des manques : sections 6.9 à 6.14, procédures PR-32 à PR-37). Document d'expression de besoins, préalable à la rédaction de toutes les procédures. Il est tiré uniquement de vos documents : Manuel des procédures (22/08/2026), Manuel des procédures sectorielles, Formulaires de prise en charge (FT-ACC et secteurs 2 à 8), Recueil des formulaires opérationnels avec traçabilité (FT-PRO à FT-REG) et Recueil des modèles par secteur.</w:t>
       </w:r>
     </w:p>
     <w:p>
@@ -1391,6 +1391,255 @@
                 <w:sz w:val="18"/>
                 <w:szCs w:val="18"/>
               </w:rPr>
+              <w:t xml:space="preserve">Comptable</w:t>
+            </w:r>
+          </w:p>
+        </w:tc>
+        <w:tc>
+          <w:tcPr>
+            <w:tcW w:type="dxa" w:w="3212"/>
+            <w:tcBorders>
+              <w:top w:val="single" w:color="999999" w:sz="4"/>
+              <w:left w:val="single" w:color="999999" w:sz="4"/>
+              <w:bottom w:val="single" w:color="999999" w:sz="4"/>
+              <w:right w:val="single" w:color="999999" w:sz="4"/>
+            </w:tcBorders>
+            <w:tcMar>
+              <w:top w:type="dxa" w:w="60"/>
+              <w:left w:type="dxa" w:w="100"/>
+              <w:bottom w:type="dxa" w:w="60"/>
+              <w:right w:type="dxa" w:w="100"/>
+            </w:tcMar>
+          </w:tcPr>
+          <w:p>
+            <w:r>
+              <w:rPr>
+                <w:sz w:val="18"/>
+                <w:szCs w:val="18"/>
+              </w:rPr>
+              <w:t xml:space="preserve">Inventaire des pièces, saisie des écritures avec identifiant de pièce, rapprochement bancaire</w:t>
+            </w:r>
+          </w:p>
+        </w:tc>
+        <w:tc>
+          <w:tcPr>
+            <w:tcW w:type="dxa" w:w="3214"/>
+            <w:tcBorders>
+              <w:top w:val="single" w:color="999999" w:sz="4"/>
+              <w:left w:val="single" w:color="999999" w:sz="4"/>
+              <w:bottom w:val="single" w:color="999999" w:sz="4"/>
+              <w:right w:val="single" w:color="999999" w:sz="4"/>
+            </w:tcBorders>
+            <w:tcMar>
+              <w:top w:type="dxa" w:w="60"/>
+              <w:left w:type="dxa" w:w="100"/>
+              <w:bottom w:type="dxa" w:w="60"/>
+              <w:right w:type="dxa" w:w="100"/>
+            </w:tcMar>
+          </w:tcPr>
+          <w:p>
+            <w:r>
+              <w:rPr>
+                <w:sz w:val="18"/>
+                <w:szCs w:val="18"/>
+              </w:rPr>
+              <w:t xml:space="preserve">Programme d'exécution</w:t>
+            </w:r>
+          </w:p>
+        </w:tc>
+      </w:tr>
+      <w:tr>
+        <w:trPr>
+          <w:tblHeader w:val="false"/>
+        </w:trPr>
+        <w:tc>
+          <w:tcPr>
+            <w:tcW w:type="dxa" w:w="3212"/>
+            <w:tcBorders>
+              <w:top w:val="single" w:color="999999" w:sz="4"/>
+              <w:left w:val="single" w:color="999999" w:sz="4"/>
+              <w:bottom w:val="single" w:color="999999" w:sz="4"/>
+              <w:right w:val="single" w:color="999999" w:sz="4"/>
+            </w:tcBorders>
+            <w:tcMar>
+              <w:top w:type="dxa" w:w="60"/>
+              <w:left w:type="dxa" w:w="100"/>
+              <w:bottom w:type="dxa" w:w="60"/>
+              <w:right w:type="dxa" w:w="100"/>
+            </w:tcMar>
+          </w:tcPr>
+          <w:p>
+            <w:r>
+              <w:rPr>
+                <w:sz w:val="18"/>
+                <w:szCs w:val="18"/>
+              </w:rPr>
+              <w:t xml:space="preserve">Responsable de validation</w:t>
+            </w:r>
+          </w:p>
+        </w:tc>
+        <w:tc>
+          <w:tcPr>
+            <w:tcW w:type="dxa" w:w="3212"/>
+            <w:tcBorders>
+              <w:top w:val="single" w:color="999999" w:sz="4"/>
+              <w:left w:val="single" w:color="999999" w:sz="4"/>
+              <w:bottom w:val="single" w:color="999999" w:sz="4"/>
+              <w:right w:val="single" w:color="999999" w:sz="4"/>
+            </w:tcBorders>
+            <w:tcMar>
+              <w:top w:type="dxa" w:w="60"/>
+              <w:left w:type="dxa" w:w="100"/>
+              <w:bottom w:type="dxa" w:w="60"/>
+              <w:right w:type="dxa" w:w="100"/>
+            </w:tcMar>
+          </w:tcPr>
+          <w:p>
+            <w:r>
+              <w:rPr>
+                <w:sz w:val="18"/>
+                <w:szCs w:val="18"/>
+              </w:rPr>
+              <w:t xml:space="preserve">Règles de classement, contrôle d'échantillon, contrôles inverses</w:t>
+            </w:r>
+          </w:p>
+        </w:tc>
+        <w:tc>
+          <w:tcPr>
+            <w:tcW w:type="dxa" w:w="3214"/>
+            <w:tcBorders>
+              <w:top w:val="single" w:color="999999" w:sz="4"/>
+              <w:left w:val="single" w:color="999999" w:sz="4"/>
+              <w:bottom w:val="single" w:color="999999" w:sz="4"/>
+              <w:right w:val="single" w:color="999999" w:sz="4"/>
+            </w:tcBorders>
+            <w:tcMar>
+              <w:top w:type="dxa" w:w="60"/>
+              <w:left w:type="dxa" w:w="100"/>
+              <w:bottom w:type="dxa" w:w="60"/>
+              <w:right w:type="dxa" w:w="100"/>
+            </w:tcMar>
+          </w:tcPr>
+          <w:p>
+            <w:r>
+              <w:rPr>
+                <w:sz w:val="18"/>
+                <w:szCs w:val="18"/>
+              </w:rPr>
+              <w:t xml:space="preserve">Programme d'exécution</w:t>
+            </w:r>
+          </w:p>
+        </w:tc>
+      </w:tr>
+      <w:tr>
+        <w:trPr>
+          <w:tblHeader w:val="false"/>
+        </w:trPr>
+        <w:tc>
+          <w:tcPr>
+            <w:tcW w:type="dxa" w:w="3212"/>
+            <w:tcBorders>
+              <w:top w:val="single" w:color="999999" w:sz="4"/>
+              <w:left w:val="single" w:color="999999" w:sz="4"/>
+              <w:bottom w:val="single" w:color="999999" w:sz="4"/>
+              <w:right w:val="single" w:color="999999" w:sz="4"/>
+            </w:tcBorders>
+            <w:tcMar>
+              <w:top w:type="dxa" w:w="60"/>
+              <w:left w:type="dxa" w:w="100"/>
+              <w:bottom w:type="dxa" w:w="60"/>
+              <w:right w:type="dxa" w:w="100"/>
+            </w:tcMar>
+          </w:tcPr>
+          <w:p>
+            <w:r>
+              <w:rPr>
+                <w:sz w:val="18"/>
+                <w:szCs w:val="18"/>
+              </w:rPr>
+              <w:t xml:space="preserve">Aide au tri</w:t>
+            </w:r>
+          </w:p>
+        </w:tc>
+        <w:tc>
+          <w:tcPr>
+            <w:tcW w:type="dxa" w:w="3212"/>
+            <w:tcBorders>
+              <w:top w:val="single" w:color="999999" w:sz="4"/>
+              <w:left w:val="single" w:color="999999" w:sz="4"/>
+              <w:bottom w:val="single" w:color="999999" w:sz="4"/>
+              <w:right w:val="single" w:color="999999" w:sz="4"/>
+            </w:tcBorders>
+            <w:tcMar>
+              <w:top w:type="dxa" w:w="60"/>
+              <w:left w:type="dxa" w:w="100"/>
+              <w:bottom w:type="dxa" w:w="60"/>
+              <w:right w:type="dxa" w:w="100"/>
+            </w:tcMar>
+          </w:tcPr>
+          <w:p>
+            <w:r>
+              <w:rPr>
+                <w:sz w:val="18"/>
+                <w:szCs w:val="18"/>
+              </w:rPr>
+              <w:t xml:space="preserve">Numérisation et tri des pièces aux semaines chargées</w:t>
+            </w:r>
+          </w:p>
+        </w:tc>
+        <w:tc>
+          <w:tcPr>
+            <w:tcW w:type="dxa" w:w="3214"/>
+            <w:tcBorders>
+              <w:top w:val="single" w:color="999999" w:sz="4"/>
+              <w:left w:val="single" w:color="999999" w:sz="4"/>
+              <w:bottom w:val="single" w:color="999999" w:sz="4"/>
+              <w:right w:val="single" w:color="999999" w:sz="4"/>
+            </w:tcBorders>
+            <w:tcMar>
+              <w:top w:type="dxa" w:w="60"/>
+              <w:left w:type="dxa" w:w="100"/>
+              <w:bottom w:type="dxa" w:w="60"/>
+              <w:right w:type="dxa" w:w="100"/>
+            </w:tcMar>
+          </w:tcPr>
+          <w:p>
+            <w:r>
+              <w:rPr>
+                <w:sz w:val="18"/>
+                <w:szCs w:val="18"/>
+              </w:rPr>
+              <w:t xml:space="preserve">Programme d'exécution</w:t>
+            </w:r>
+          </w:p>
+        </w:tc>
+      </w:tr>
+      <w:tr>
+        <w:trPr>
+          <w:tblHeader w:val="false"/>
+        </w:trPr>
+        <w:tc>
+          <w:tcPr>
+            <w:tcW w:type="dxa" w:w="3212"/>
+            <w:tcBorders>
+              <w:top w:val="single" w:color="999999" w:sz="4"/>
+              <w:left w:val="single" w:color="999999" w:sz="4"/>
+              <w:bottom w:val="single" w:color="999999" w:sz="4"/>
+              <w:right w:val="single" w:color="999999" w:sz="4"/>
+            </w:tcBorders>
+            <w:tcMar>
+              <w:top w:type="dxa" w:w="60"/>
+              <w:left w:type="dxa" w:w="100"/>
+              <w:bottom w:type="dxa" w:w="60"/>
+              <w:right w:type="dxa" w:w="100"/>
+            </w:tcMar>
+          </w:tcPr>
+          <w:p>
+            <w:r>
+              <w:rPr>
+                <w:sz w:val="18"/>
+                <w:szCs w:val="18"/>
+              </w:rPr>
               <w:t xml:space="preserve">Responsable informatique / administrateur du système</w:t>
             </w:r>
           </w:p>
@@ -16973,6 +17222,4668 @@
     <w:p/>
     <w:p>
       <w:pPr>
+        <w:pStyle w:val="Heading2"/>
+      </w:pPr>
+      <w:r>
+        <w:t xml:space="preserve">6.9 Archivage comptable (ajouté le 10 octobre 2026)</w:t>
+      </w:r>
+    </w:p>
+    <w:p>
+      <w:pPr>
+        <w:spacing w:after="120"/>
+      </w:pPr>
+      <w:r>
+        <w:t xml:space="preserve">Stories du chantier d'archivage des pièces comptables, échéance 31 octobre 2026. Acteurs : comptable, responsable de validation, aide au tri, Direction, développeur.</w:t>
+      </w:r>
+    </w:p>
+    <w:tbl>
+      <w:tblPr>
+        <w:tblW w:type="dxa" w:w="9638"/>
+        <w:tblBorders>
+          <w:top w:val="single" w:color="auto" w:sz="4"/>
+          <w:left w:val="single" w:color="auto" w:sz="4"/>
+          <w:bottom w:val="single" w:color="auto" w:sz="4"/>
+          <w:right w:val="single" w:color="auto" w:sz="4"/>
+          <w:insideH w:val="single" w:color="auto" w:sz="4"/>
+          <w:insideV w:val="single" w:color="auto" w:sz="4"/>
+        </w:tblBorders>
+      </w:tblPr>
+      <w:tblGrid>
+        <w:gridCol w:w="1349"/>
+        <w:gridCol w:w="3469"/>
+        <w:gridCol w:w="3276"/>
+        <w:gridCol w:w="1544"/>
+      </w:tblGrid>
+      <w:tr>
+        <w:trPr>
+          <w:tblHeader/>
+        </w:trPr>
+        <w:tc>
+          <w:tcPr>
+            <w:tcW w:type="dxa" w:w="1349"/>
+            <w:tcBorders>
+              <w:top w:val="single" w:color="999999" w:sz="4"/>
+              <w:left w:val="single" w:color="999999" w:sz="4"/>
+              <w:bottom w:val="single" w:color="999999" w:sz="4"/>
+              <w:right w:val="single" w:color="999999" w:sz="4"/>
+            </w:tcBorders>
+            <w:shd w:fill="1F3A5F" w:color="auto" w:val="clear"/>
+            <w:tcMar>
+              <w:top w:type="dxa" w:w="60"/>
+              <w:left w:type="dxa" w:w="100"/>
+              <w:bottom w:type="dxa" w:w="60"/>
+              <w:right w:type="dxa" w:w="100"/>
+            </w:tcMar>
+          </w:tcPr>
+          <w:p>
+            <w:r>
+              <w:rPr>
+                <w:b/>
+                <w:bCs/>
+                <w:color w:val="FFFFFF"/>
+                <w:sz w:val="18"/>
+                <w:szCs w:val="18"/>
+              </w:rPr>
+              <w:t xml:space="preserve">ID</w:t>
+            </w:r>
+          </w:p>
+        </w:tc>
+        <w:tc>
+          <w:tcPr>
+            <w:tcW w:type="dxa" w:w="3469"/>
+            <w:tcBorders>
+              <w:top w:val="single" w:color="999999" w:sz="4"/>
+              <w:left w:val="single" w:color="999999" w:sz="4"/>
+              <w:bottom w:val="single" w:color="999999" w:sz="4"/>
+              <w:right w:val="single" w:color="999999" w:sz="4"/>
+            </w:tcBorders>
+            <w:shd w:fill="1F3A5F" w:color="auto" w:val="clear"/>
+            <w:tcMar>
+              <w:top w:type="dxa" w:w="60"/>
+              <w:left w:type="dxa" w:w="100"/>
+              <w:bottom w:type="dxa" w:w="60"/>
+              <w:right w:type="dxa" w:w="100"/>
+            </w:tcMar>
+          </w:tcPr>
+          <w:p>
+            <w:r>
+              <w:rPr>
+                <w:b/>
+                <w:bCs/>
+                <w:color w:val="FFFFFF"/>
+                <w:sz w:val="18"/>
+                <w:szCs w:val="18"/>
+              </w:rPr>
+              <w:t xml:space="preserve">Story</w:t>
+            </w:r>
+          </w:p>
+        </w:tc>
+        <w:tc>
+          <w:tcPr>
+            <w:tcW w:type="dxa" w:w="3276"/>
+            <w:tcBorders>
+              <w:top w:val="single" w:color="999999" w:sz="4"/>
+              <w:left w:val="single" w:color="999999" w:sz="4"/>
+              <w:bottom w:val="single" w:color="999999" w:sz="4"/>
+              <w:right w:val="single" w:color="999999" w:sz="4"/>
+            </w:tcBorders>
+            <w:shd w:fill="1F3A5F" w:color="auto" w:val="clear"/>
+            <w:tcMar>
+              <w:top w:type="dxa" w:w="60"/>
+              <w:left w:type="dxa" w:w="100"/>
+              <w:bottom w:type="dxa" w:w="60"/>
+              <w:right w:type="dxa" w:w="100"/>
+            </w:tcMar>
+          </w:tcPr>
+          <w:p>
+            <w:r>
+              <w:rPr>
+                <w:b/>
+                <w:bCs/>
+                <w:color w:val="FFFFFF"/>
+                <w:sz w:val="18"/>
+                <w:szCs w:val="18"/>
+              </w:rPr>
+              <w:t xml:space="preserve">Critères d'acceptation</w:t>
+            </w:r>
+          </w:p>
+        </w:tc>
+        <w:tc>
+          <w:tcPr>
+            <w:tcW w:type="dxa" w:w="1544"/>
+            <w:tcBorders>
+              <w:top w:val="single" w:color="999999" w:sz="4"/>
+              <w:left w:val="single" w:color="999999" w:sz="4"/>
+              <w:bottom w:val="single" w:color="999999" w:sz="4"/>
+              <w:right w:val="single" w:color="999999" w:sz="4"/>
+            </w:tcBorders>
+            <w:shd w:fill="1F3A5F" w:color="auto" w:val="clear"/>
+            <w:tcMar>
+              <w:top w:type="dxa" w:w="60"/>
+              <w:left w:type="dxa" w:w="100"/>
+              <w:bottom w:type="dxa" w:w="60"/>
+              <w:right w:type="dxa" w:w="100"/>
+            </w:tcMar>
+          </w:tcPr>
+          <w:p>
+            <w:r>
+              <w:rPr>
+                <w:b/>
+                <w:bCs/>
+                <w:color w:val="FFFFFF"/>
+                <w:sz w:val="18"/>
+                <w:szCs w:val="18"/>
+              </w:rPr>
+              <w:t xml:space="preserve">Priorité</w:t>
+            </w:r>
+          </w:p>
+        </w:tc>
+      </w:tr>
+      <w:tr>
+        <w:trPr>
+          <w:tblHeader w:val="false"/>
+        </w:trPr>
+        <w:tc>
+          <w:tcPr>
+            <w:tcW w:type="dxa" w:w="1349"/>
+            <w:tcBorders>
+              <w:top w:val="single" w:color="999999" w:sz="4"/>
+              <w:left w:val="single" w:color="999999" w:sz="4"/>
+              <w:bottom w:val="single" w:color="999999" w:sz="4"/>
+              <w:right w:val="single" w:color="999999" w:sz="4"/>
+            </w:tcBorders>
+            <w:tcMar>
+              <w:top w:type="dxa" w:w="60"/>
+              <w:left w:type="dxa" w:w="100"/>
+              <w:bottom w:type="dxa" w:w="60"/>
+              <w:right w:type="dxa" w:w="100"/>
+            </w:tcMar>
+          </w:tcPr>
+          <w:p>
+            <w:r>
+              <w:rPr>
+                <w:sz w:val="18"/>
+                <w:szCs w:val="18"/>
+              </w:rPr>
+              <w:t xml:space="preserve">US-ARC-01</w:t>
+            </w:r>
+          </w:p>
+        </w:tc>
+        <w:tc>
+          <w:tcPr>
+            <w:tcW w:type="dxa" w:w="3469"/>
+            <w:tcBorders>
+              <w:top w:val="single" w:color="999999" w:sz="4"/>
+              <w:left w:val="single" w:color="999999" w:sz="4"/>
+              <w:bottom w:val="single" w:color="999999" w:sz="4"/>
+              <w:right w:val="single" w:color="999999" w:sz="4"/>
+            </w:tcBorders>
+            <w:tcMar>
+              <w:top w:type="dxa" w:w="60"/>
+              <w:left w:type="dxa" w:w="100"/>
+              <w:bottom w:type="dxa" w:w="60"/>
+              <w:right w:type="dxa" w:w="100"/>
+            </w:tcMar>
+          </w:tcPr>
+          <w:p>
+            <w:r>
+              <w:rPr>
+                <w:sz w:val="18"/>
+                <w:szCs w:val="18"/>
+              </w:rPr>
+              <w:t xml:space="preserve">En tant que comptable, je veux enregistrer une pièce avec un identifiant unique et ses informations clés, afin de la retrouver depuis une écriture</w:t>
+            </w:r>
+          </w:p>
+        </w:tc>
+        <w:tc>
+          <w:tcPr>
+            <w:tcW w:type="dxa" w:w="3276"/>
+            <w:tcBorders>
+              <w:top w:val="single" w:color="999999" w:sz="4"/>
+              <w:left w:val="single" w:color="999999" w:sz="4"/>
+              <w:bottom w:val="single" w:color="999999" w:sz="4"/>
+              <w:right w:val="single" w:color="999999" w:sz="4"/>
+            </w:tcBorders>
+            <w:tcMar>
+              <w:top w:type="dxa" w:w="60"/>
+              <w:left w:type="dxa" w:w="100"/>
+              <w:bottom w:type="dxa" w:w="60"/>
+              <w:right w:type="dxa" w:w="100"/>
+            </w:tcMar>
+          </w:tcPr>
+          <w:p>
+            <w:r>
+              <w:rPr>
+                <w:sz w:val="18"/>
+                <w:szCs w:val="18"/>
+              </w:rPr>
+              <w:t xml:space="preserve">Identifiant FT-PC attribué automatiquement ; champs du §5.6 du programme obligatoires ; fichier joint</w:t>
+            </w:r>
+          </w:p>
+        </w:tc>
+        <w:tc>
+          <w:tcPr>
+            <w:tcW w:type="dxa" w:w="1544"/>
+            <w:tcBorders>
+              <w:top w:val="single" w:color="999999" w:sz="4"/>
+              <w:left w:val="single" w:color="999999" w:sz="4"/>
+              <w:bottom w:val="single" w:color="999999" w:sz="4"/>
+              <w:right w:val="single" w:color="999999" w:sz="4"/>
+            </w:tcBorders>
+            <w:tcMar>
+              <w:top w:type="dxa" w:w="60"/>
+              <w:left w:type="dxa" w:w="100"/>
+              <w:bottom w:type="dxa" w:w="60"/>
+              <w:right w:type="dxa" w:w="100"/>
+            </w:tcMar>
+          </w:tcPr>
+          <w:p>
+            <w:r>
+              <w:rPr>
+                <w:sz w:val="18"/>
+                <w:szCs w:val="18"/>
+              </w:rPr>
+              <w:t xml:space="preserve">M</w:t>
+            </w:r>
+          </w:p>
+        </w:tc>
+      </w:tr>
+      <w:tr>
+        <w:trPr>
+          <w:tblHeader w:val="false"/>
+        </w:trPr>
+        <w:tc>
+          <w:tcPr>
+            <w:tcW w:type="dxa" w:w="1349"/>
+            <w:tcBorders>
+              <w:top w:val="single" w:color="999999" w:sz="4"/>
+              <w:left w:val="single" w:color="999999" w:sz="4"/>
+              <w:bottom w:val="single" w:color="999999" w:sz="4"/>
+              <w:right w:val="single" w:color="999999" w:sz="4"/>
+            </w:tcBorders>
+            <w:tcMar>
+              <w:top w:type="dxa" w:w="60"/>
+              <w:left w:type="dxa" w:w="100"/>
+              <w:bottom w:type="dxa" w:w="60"/>
+              <w:right w:type="dxa" w:w="100"/>
+            </w:tcMar>
+          </w:tcPr>
+          <w:p>
+            <w:r>
+              <w:rPr>
+                <w:sz w:val="18"/>
+                <w:szCs w:val="18"/>
+              </w:rPr>
+              <w:t xml:space="preserve">US-ARC-02</w:t>
+            </w:r>
+          </w:p>
+        </w:tc>
+        <w:tc>
+          <w:tcPr>
+            <w:tcW w:type="dxa" w:w="3469"/>
+            <w:tcBorders>
+              <w:top w:val="single" w:color="999999" w:sz="4"/>
+              <w:left w:val="single" w:color="999999" w:sz="4"/>
+              <w:bottom w:val="single" w:color="999999" w:sz="4"/>
+              <w:right w:val="single" w:color="999999" w:sz="4"/>
+            </w:tcBorders>
+            <w:tcMar>
+              <w:top w:type="dxa" w:w="60"/>
+              <w:left w:type="dxa" w:w="100"/>
+              <w:bottom w:type="dxa" w:w="60"/>
+              <w:right w:type="dxa" w:w="100"/>
+            </w:tcMar>
+          </w:tcPr>
+          <w:p>
+            <w:r>
+              <w:rPr>
+                <w:sz w:val="18"/>
+                <w:szCs w:val="18"/>
+              </w:rPr>
+              <w:t xml:space="preserve">En tant que comptable, je veux citer la pièce dans l'écriture au moment de la saisie, afin de ne jamais saisir un chiffre sans origine</w:t>
+            </w:r>
+          </w:p>
+        </w:tc>
+        <w:tc>
+          <w:tcPr>
+            <w:tcW w:type="dxa" w:w="3276"/>
+            <w:tcBorders>
+              <w:top w:val="single" w:color="999999" w:sz="4"/>
+              <w:left w:val="single" w:color="999999" w:sz="4"/>
+              <w:bottom w:val="single" w:color="999999" w:sz="4"/>
+              <w:right w:val="single" w:color="999999" w:sz="4"/>
+            </w:tcBorders>
+            <w:tcMar>
+              <w:top w:type="dxa" w:w="60"/>
+              <w:left w:type="dxa" w:w="100"/>
+              <w:bottom w:type="dxa" w:w="60"/>
+              <w:right w:type="dxa" w:w="100"/>
+            </w:tcMar>
+          </w:tcPr>
+          <w:p>
+            <w:r>
+              <w:rPr>
+                <w:sz w:val="18"/>
+                <w:szCs w:val="18"/>
+              </w:rPr>
+              <w:t xml:space="preserve">Champ </w:t>
+            </w:r>
+            <w:r>
+              <w:rPr>
+                <w:rFonts w:ascii="Consolas" w:cs="Consolas" w:eastAsia="Consolas" w:hAnsi="Consolas"/>
+                <w:sz w:val="18"/>
+                <w:szCs w:val="18"/>
+              </w:rPr>
+              <w:t xml:space="preserve">piece_id</w:t>
+            </w:r>
+            <w:r>
+              <w:rPr>
+                <w:sz w:val="18"/>
+                <w:szCs w:val="18"/>
+              </w:rPr>
+              <w:t xml:space="preserve"> obligatoire ou motif « pièce manquante » obligatoire</w:t>
+            </w:r>
+          </w:p>
+        </w:tc>
+        <w:tc>
+          <w:tcPr>
+            <w:tcW w:type="dxa" w:w="1544"/>
+            <w:tcBorders>
+              <w:top w:val="single" w:color="999999" w:sz="4"/>
+              <w:left w:val="single" w:color="999999" w:sz="4"/>
+              <w:bottom w:val="single" w:color="999999" w:sz="4"/>
+              <w:right w:val="single" w:color="999999" w:sz="4"/>
+            </w:tcBorders>
+            <w:tcMar>
+              <w:top w:type="dxa" w:w="60"/>
+              <w:left w:type="dxa" w:w="100"/>
+              <w:bottom w:type="dxa" w:w="60"/>
+              <w:right w:type="dxa" w:w="100"/>
+            </w:tcMar>
+          </w:tcPr>
+          <w:p>
+            <w:r>
+              <w:rPr>
+                <w:sz w:val="18"/>
+                <w:szCs w:val="18"/>
+              </w:rPr>
+              <w:t xml:space="preserve">M</w:t>
+            </w:r>
+          </w:p>
+        </w:tc>
+      </w:tr>
+      <w:tr>
+        <w:trPr>
+          <w:tblHeader w:val="false"/>
+        </w:trPr>
+        <w:tc>
+          <w:tcPr>
+            <w:tcW w:type="dxa" w:w="1349"/>
+            <w:tcBorders>
+              <w:top w:val="single" w:color="999999" w:sz="4"/>
+              <w:left w:val="single" w:color="999999" w:sz="4"/>
+              <w:bottom w:val="single" w:color="999999" w:sz="4"/>
+              <w:right w:val="single" w:color="999999" w:sz="4"/>
+            </w:tcBorders>
+            <w:tcMar>
+              <w:top w:type="dxa" w:w="60"/>
+              <w:left w:type="dxa" w:w="100"/>
+              <w:bottom w:type="dxa" w:w="60"/>
+              <w:right w:type="dxa" w:w="100"/>
+            </w:tcMar>
+          </w:tcPr>
+          <w:p>
+            <w:r>
+              <w:rPr>
+                <w:sz w:val="18"/>
+                <w:szCs w:val="18"/>
+              </w:rPr>
+              <w:t xml:space="preserve">US-ARC-03</w:t>
+            </w:r>
+          </w:p>
+        </w:tc>
+        <w:tc>
+          <w:tcPr>
+            <w:tcW w:type="dxa" w:w="3469"/>
+            <w:tcBorders>
+              <w:top w:val="single" w:color="999999" w:sz="4"/>
+              <w:left w:val="single" w:color="999999" w:sz="4"/>
+              <w:bottom w:val="single" w:color="999999" w:sz="4"/>
+              <w:right w:val="single" w:color="999999" w:sz="4"/>
+            </w:tcBorders>
+            <w:tcMar>
+              <w:top w:type="dxa" w:w="60"/>
+              <w:left w:type="dxa" w:w="100"/>
+              <w:bottom w:type="dxa" w:w="60"/>
+              <w:right w:type="dxa" w:w="100"/>
+            </w:tcMar>
+          </w:tcPr>
+          <w:p>
+            <w:r>
+              <w:rPr>
+                <w:sz w:val="18"/>
+                <w:szCs w:val="18"/>
+              </w:rPr>
+              <w:t xml:space="preserve">En tant que responsable de validation, je veux ouvrir la pièce depuis l'écriture et l'écriture depuis la pièce, afin de contrôler en deux clics</w:t>
+            </w:r>
+          </w:p>
+        </w:tc>
+        <w:tc>
+          <w:tcPr>
+            <w:tcW w:type="dxa" w:w="3276"/>
+            <w:tcBorders>
+              <w:top w:val="single" w:color="999999" w:sz="4"/>
+              <w:left w:val="single" w:color="999999" w:sz="4"/>
+              <w:bottom w:val="single" w:color="999999" w:sz="4"/>
+              <w:right w:val="single" w:color="999999" w:sz="4"/>
+            </w:tcBorders>
+            <w:tcMar>
+              <w:top w:type="dxa" w:w="60"/>
+              <w:left w:type="dxa" w:w="100"/>
+              <w:bottom w:type="dxa" w:w="60"/>
+              <w:right w:type="dxa" w:w="100"/>
+            </w:tcMar>
+          </w:tcPr>
+          <w:p>
+            <w:r>
+              <w:rPr>
+                <w:sz w:val="18"/>
+                <w:szCs w:val="18"/>
+              </w:rPr>
+              <w:t xml:space="preserve">Lien dans les deux sens ; ouverture en moins de 2 secondes</w:t>
+            </w:r>
+          </w:p>
+        </w:tc>
+        <w:tc>
+          <w:tcPr>
+            <w:tcW w:type="dxa" w:w="1544"/>
+            <w:tcBorders>
+              <w:top w:val="single" w:color="999999" w:sz="4"/>
+              <w:left w:val="single" w:color="999999" w:sz="4"/>
+              <w:bottom w:val="single" w:color="999999" w:sz="4"/>
+              <w:right w:val="single" w:color="999999" w:sz="4"/>
+            </w:tcBorders>
+            <w:tcMar>
+              <w:top w:type="dxa" w:w="60"/>
+              <w:left w:type="dxa" w:w="100"/>
+              <w:bottom w:type="dxa" w:w="60"/>
+              <w:right w:type="dxa" w:w="100"/>
+            </w:tcMar>
+          </w:tcPr>
+          <w:p>
+            <w:r>
+              <w:rPr>
+                <w:sz w:val="18"/>
+                <w:szCs w:val="18"/>
+              </w:rPr>
+              <w:t xml:space="preserve">M</w:t>
+            </w:r>
+          </w:p>
+        </w:tc>
+      </w:tr>
+      <w:tr>
+        <w:trPr>
+          <w:tblHeader w:val="false"/>
+        </w:trPr>
+        <w:tc>
+          <w:tcPr>
+            <w:tcW w:type="dxa" w:w="1349"/>
+            <w:tcBorders>
+              <w:top w:val="single" w:color="999999" w:sz="4"/>
+              <w:left w:val="single" w:color="999999" w:sz="4"/>
+              <w:bottom w:val="single" w:color="999999" w:sz="4"/>
+              <w:right w:val="single" w:color="999999" w:sz="4"/>
+            </w:tcBorders>
+            <w:tcMar>
+              <w:top w:type="dxa" w:w="60"/>
+              <w:left w:type="dxa" w:w="100"/>
+              <w:bottom w:type="dxa" w:w="60"/>
+              <w:right w:type="dxa" w:w="100"/>
+            </w:tcMar>
+          </w:tcPr>
+          <w:p>
+            <w:r>
+              <w:rPr>
+                <w:sz w:val="18"/>
+                <w:szCs w:val="18"/>
+              </w:rPr>
+              <w:t xml:space="preserve">US-ARC-04</w:t>
+            </w:r>
+          </w:p>
+        </w:tc>
+        <w:tc>
+          <w:tcPr>
+            <w:tcW w:type="dxa" w:w="3469"/>
+            <w:tcBorders>
+              <w:top w:val="single" w:color="999999" w:sz="4"/>
+              <w:left w:val="single" w:color="999999" w:sz="4"/>
+              <w:bottom w:val="single" w:color="999999" w:sz="4"/>
+              <w:right w:val="single" w:color="999999" w:sz="4"/>
+            </w:tcBorders>
+            <w:tcMar>
+              <w:top w:type="dxa" w:w="60"/>
+              <w:left w:type="dxa" w:w="100"/>
+              <w:bottom w:type="dxa" w:w="60"/>
+              <w:right w:type="dxa" w:w="100"/>
+            </w:tcMar>
+          </w:tcPr>
+          <w:p>
+            <w:r>
+              <w:rPr>
+                <w:sz w:val="18"/>
+                <w:szCs w:val="18"/>
+              </w:rPr>
+              <w:t xml:space="preserve">En tant que responsable de validation, je veux la liste des écritures sans pièce et des pièces sans écriture, afin de corriger les écarts</w:t>
+            </w:r>
+          </w:p>
+        </w:tc>
+        <w:tc>
+          <w:tcPr>
+            <w:tcW w:type="dxa" w:w="3276"/>
+            <w:tcBorders>
+              <w:top w:val="single" w:color="999999" w:sz="4"/>
+              <w:left w:val="single" w:color="999999" w:sz="4"/>
+              <w:bottom w:val="single" w:color="999999" w:sz="4"/>
+              <w:right w:val="single" w:color="999999" w:sz="4"/>
+            </w:tcBorders>
+            <w:tcMar>
+              <w:top w:type="dxa" w:w="60"/>
+              <w:left w:type="dxa" w:w="100"/>
+              <w:bottom w:type="dxa" w:w="60"/>
+              <w:right w:type="dxa" w:w="100"/>
+            </w:tcMar>
+          </w:tcPr>
+          <w:p>
+            <w:r>
+              <w:rPr>
+                <w:sz w:val="18"/>
+                <w:szCs w:val="18"/>
+              </w:rPr>
+              <w:t xml:space="preserve">Deux rapports, filtrables par exercice, exportables</w:t>
+            </w:r>
+          </w:p>
+        </w:tc>
+        <w:tc>
+          <w:tcPr>
+            <w:tcW w:type="dxa" w:w="1544"/>
+            <w:tcBorders>
+              <w:top w:val="single" w:color="999999" w:sz="4"/>
+              <w:left w:val="single" w:color="999999" w:sz="4"/>
+              <w:bottom w:val="single" w:color="999999" w:sz="4"/>
+              <w:right w:val="single" w:color="999999" w:sz="4"/>
+            </w:tcBorders>
+            <w:tcMar>
+              <w:top w:type="dxa" w:w="60"/>
+              <w:left w:type="dxa" w:w="100"/>
+              <w:bottom w:type="dxa" w:w="60"/>
+              <w:right w:type="dxa" w:w="100"/>
+            </w:tcMar>
+          </w:tcPr>
+          <w:p>
+            <w:r>
+              <w:rPr>
+                <w:sz w:val="18"/>
+                <w:szCs w:val="18"/>
+              </w:rPr>
+              <w:t xml:space="preserve">M</w:t>
+            </w:r>
+          </w:p>
+        </w:tc>
+      </w:tr>
+      <w:tr>
+        <w:trPr>
+          <w:tblHeader w:val="false"/>
+        </w:trPr>
+        <w:tc>
+          <w:tcPr>
+            <w:tcW w:type="dxa" w:w="1349"/>
+            <w:tcBorders>
+              <w:top w:val="single" w:color="999999" w:sz="4"/>
+              <w:left w:val="single" w:color="999999" w:sz="4"/>
+              <w:bottom w:val="single" w:color="999999" w:sz="4"/>
+              <w:right w:val="single" w:color="999999" w:sz="4"/>
+            </w:tcBorders>
+            <w:tcMar>
+              <w:top w:type="dxa" w:w="60"/>
+              <w:left w:type="dxa" w:w="100"/>
+              <w:bottom w:type="dxa" w:w="60"/>
+              <w:right w:type="dxa" w:w="100"/>
+            </w:tcMar>
+          </w:tcPr>
+          <w:p>
+            <w:r>
+              <w:rPr>
+                <w:sz w:val="18"/>
+                <w:szCs w:val="18"/>
+              </w:rPr>
+              <w:t xml:space="preserve">US-ARC-05</w:t>
+            </w:r>
+          </w:p>
+        </w:tc>
+        <w:tc>
+          <w:tcPr>
+            <w:tcW w:type="dxa" w:w="3469"/>
+            <w:tcBorders>
+              <w:top w:val="single" w:color="999999" w:sz="4"/>
+              <w:left w:val="single" w:color="999999" w:sz="4"/>
+              <w:bottom w:val="single" w:color="999999" w:sz="4"/>
+              <w:right w:val="single" w:color="999999" w:sz="4"/>
+            </w:tcBorders>
+            <w:tcMar>
+              <w:top w:type="dxa" w:w="60"/>
+              <w:left w:type="dxa" w:w="100"/>
+              <w:bottom w:type="dxa" w:w="60"/>
+              <w:right w:type="dxa" w:w="100"/>
+            </w:tcMar>
+          </w:tcPr>
+          <w:p>
+            <w:r>
+              <w:rPr>
+                <w:sz w:val="18"/>
+                <w:szCs w:val="18"/>
+              </w:rPr>
+              <w:t xml:space="preserve">En tant que comptable, je veux déclarer une pièce manquante avec son motif et son justificatif de remplacement, afin de ne pas bloquer la saisie</w:t>
+            </w:r>
+          </w:p>
+        </w:tc>
+        <w:tc>
+          <w:tcPr>
+            <w:tcW w:type="dxa" w:w="3276"/>
+            <w:tcBorders>
+              <w:top w:val="single" w:color="999999" w:sz="4"/>
+              <w:left w:val="single" w:color="999999" w:sz="4"/>
+              <w:bottom w:val="single" w:color="999999" w:sz="4"/>
+              <w:right w:val="single" w:color="999999" w:sz="4"/>
+            </w:tcBorders>
+            <w:tcMar>
+              <w:top w:type="dxa" w:w="60"/>
+              <w:left w:type="dxa" w:w="100"/>
+              <w:bottom w:type="dxa" w:w="60"/>
+              <w:right w:type="dxa" w:w="100"/>
+            </w:tcMar>
+          </w:tcPr>
+          <w:p>
+            <w:r>
+              <w:rPr>
+                <w:sz w:val="18"/>
+                <w:szCs w:val="18"/>
+              </w:rPr>
+              <w:t xml:space="preserve">Statut « manquante », motif, attestation signée par la Direction jointe</w:t>
+            </w:r>
+          </w:p>
+        </w:tc>
+        <w:tc>
+          <w:tcPr>
+            <w:tcW w:type="dxa" w:w="1544"/>
+            <w:tcBorders>
+              <w:top w:val="single" w:color="999999" w:sz="4"/>
+              <w:left w:val="single" w:color="999999" w:sz="4"/>
+              <w:bottom w:val="single" w:color="999999" w:sz="4"/>
+              <w:right w:val="single" w:color="999999" w:sz="4"/>
+            </w:tcBorders>
+            <w:tcMar>
+              <w:top w:type="dxa" w:w="60"/>
+              <w:left w:type="dxa" w:w="100"/>
+              <w:bottom w:type="dxa" w:w="60"/>
+              <w:right w:type="dxa" w:w="100"/>
+            </w:tcMar>
+          </w:tcPr>
+          <w:p>
+            <w:r>
+              <w:rPr>
+                <w:sz w:val="18"/>
+                <w:szCs w:val="18"/>
+              </w:rPr>
+              <w:t xml:space="preserve">M</w:t>
+            </w:r>
+          </w:p>
+        </w:tc>
+      </w:tr>
+      <w:tr>
+        <w:trPr>
+          <w:tblHeader w:val="false"/>
+        </w:trPr>
+        <w:tc>
+          <w:tcPr>
+            <w:tcW w:type="dxa" w:w="1349"/>
+            <w:tcBorders>
+              <w:top w:val="single" w:color="999999" w:sz="4"/>
+              <w:left w:val="single" w:color="999999" w:sz="4"/>
+              <w:bottom w:val="single" w:color="999999" w:sz="4"/>
+              <w:right w:val="single" w:color="999999" w:sz="4"/>
+            </w:tcBorders>
+            <w:tcMar>
+              <w:top w:type="dxa" w:w="60"/>
+              <w:left w:type="dxa" w:w="100"/>
+              <w:bottom w:type="dxa" w:w="60"/>
+              <w:right w:type="dxa" w:w="100"/>
+            </w:tcMar>
+          </w:tcPr>
+          <w:p>
+            <w:r>
+              <w:rPr>
+                <w:sz w:val="18"/>
+                <w:szCs w:val="18"/>
+              </w:rPr>
+              <w:t xml:space="preserve">US-ARC-06</w:t>
+            </w:r>
+          </w:p>
+        </w:tc>
+        <w:tc>
+          <w:tcPr>
+            <w:tcW w:type="dxa" w:w="3469"/>
+            <w:tcBorders>
+              <w:top w:val="single" w:color="999999" w:sz="4"/>
+              <w:left w:val="single" w:color="999999" w:sz="4"/>
+              <w:bottom w:val="single" w:color="999999" w:sz="4"/>
+              <w:right w:val="single" w:color="999999" w:sz="4"/>
+            </w:tcBorders>
+            <w:tcMar>
+              <w:top w:type="dxa" w:w="60"/>
+              <w:left w:type="dxa" w:w="100"/>
+              <w:bottom w:type="dxa" w:w="60"/>
+              <w:right w:type="dxa" w:w="100"/>
+            </w:tcMar>
+          </w:tcPr>
+          <w:p>
+            <w:r>
+              <w:rPr>
+                <w:sz w:val="18"/>
+                <w:szCs w:val="18"/>
+              </w:rPr>
+              <w:t xml:space="preserve">En tant qu'aide au tri, je veux déposer un lot de scans et les voir apparaître dans la file « À trier », afin d'enchaîner sans manipulation</w:t>
+            </w:r>
+          </w:p>
+        </w:tc>
+        <w:tc>
+          <w:tcPr>
+            <w:tcW w:type="dxa" w:w="3276"/>
+            <w:tcBorders>
+              <w:top w:val="single" w:color="999999" w:sz="4"/>
+              <w:left w:val="single" w:color="999999" w:sz="4"/>
+              <w:bottom w:val="single" w:color="999999" w:sz="4"/>
+              <w:right w:val="single" w:color="999999" w:sz="4"/>
+            </w:tcBorders>
+            <w:tcMar>
+              <w:top w:type="dxa" w:w="60"/>
+              <w:left w:type="dxa" w:w="100"/>
+              <w:bottom w:type="dxa" w:w="60"/>
+              <w:right w:type="dxa" w:w="100"/>
+            </w:tcMar>
+          </w:tcPr>
+          <w:p>
+            <w:r>
+              <w:rPr>
+                <w:sz w:val="18"/>
+                <w:szCs w:val="18"/>
+              </w:rPr>
+              <w:t xml:space="preserve">Dépôt par dossier ; détection des doublons par empreinte ; compteur du lot</w:t>
+            </w:r>
+          </w:p>
+        </w:tc>
+        <w:tc>
+          <w:tcPr>
+            <w:tcW w:type="dxa" w:w="1544"/>
+            <w:tcBorders>
+              <w:top w:val="single" w:color="999999" w:sz="4"/>
+              <w:left w:val="single" w:color="999999" w:sz="4"/>
+              <w:bottom w:val="single" w:color="999999" w:sz="4"/>
+              <w:right w:val="single" w:color="999999" w:sz="4"/>
+            </w:tcBorders>
+            <w:tcMar>
+              <w:top w:type="dxa" w:w="60"/>
+              <w:left w:type="dxa" w:w="100"/>
+              <w:bottom w:type="dxa" w:w="60"/>
+              <w:right w:type="dxa" w:w="100"/>
+            </w:tcMar>
+          </w:tcPr>
+          <w:p>
+            <w:r>
+              <w:rPr>
+                <w:sz w:val="18"/>
+                <w:szCs w:val="18"/>
+              </w:rPr>
+              <w:t xml:space="preserve">M</w:t>
+            </w:r>
+          </w:p>
+        </w:tc>
+      </w:tr>
+      <w:tr>
+        <w:trPr>
+          <w:tblHeader w:val="false"/>
+        </w:trPr>
+        <w:tc>
+          <w:tcPr>
+            <w:tcW w:type="dxa" w:w="1349"/>
+            <w:tcBorders>
+              <w:top w:val="single" w:color="999999" w:sz="4"/>
+              <w:left w:val="single" w:color="999999" w:sz="4"/>
+              <w:bottom w:val="single" w:color="999999" w:sz="4"/>
+              <w:right w:val="single" w:color="999999" w:sz="4"/>
+            </w:tcBorders>
+            <w:tcMar>
+              <w:top w:type="dxa" w:w="60"/>
+              <w:left w:type="dxa" w:w="100"/>
+              <w:bottom w:type="dxa" w:w="60"/>
+              <w:right w:type="dxa" w:w="100"/>
+            </w:tcMar>
+          </w:tcPr>
+          <w:p>
+            <w:r>
+              <w:rPr>
+                <w:sz w:val="18"/>
+                <w:szCs w:val="18"/>
+              </w:rPr>
+              <w:t xml:space="preserve">US-ARC-07</w:t>
+            </w:r>
+          </w:p>
+        </w:tc>
+        <w:tc>
+          <w:tcPr>
+            <w:tcW w:type="dxa" w:w="3469"/>
+            <w:tcBorders>
+              <w:top w:val="single" w:color="999999" w:sz="4"/>
+              <w:left w:val="single" w:color="999999" w:sz="4"/>
+              <w:bottom w:val="single" w:color="999999" w:sz="4"/>
+              <w:right w:val="single" w:color="999999" w:sz="4"/>
+            </w:tcBorders>
+            <w:tcMar>
+              <w:top w:type="dxa" w:w="60"/>
+              <w:left w:type="dxa" w:w="100"/>
+              <w:bottom w:type="dxa" w:w="60"/>
+              <w:right w:type="dxa" w:w="100"/>
+            </w:tcMar>
+          </w:tcPr>
+          <w:p>
+            <w:r>
+              <w:rPr>
+                <w:sz w:val="18"/>
+                <w:szCs w:val="18"/>
+              </w:rPr>
+              <w:t xml:space="preserve">En tant que comptable, je veux rapprocher chaque compte bancaire avec son relevé, afin de prouver la trésorerie</w:t>
+            </w:r>
+          </w:p>
+        </w:tc>
+        <w:tc>
+          <w:tcPr>
+            <w:tcW w:type="dxa" w:w="3276"/>
+            <w:tcBorders>
+              <w:top w:val="single" w:color="999999" w:sz="4"/>
+              <w:left w:val="single" w:color="999999" w:sz="4"/>
+              <w:bottom w:val="single" w:color="999999" w:sz="4"/>
+              <w:right w:val="single" w:color="999999" w:sz="4"/>
+            </w:tcBorders>
+            <w:tcMar>
+              <w:top w:type="dxa" w:w="60"/>
+              <w:left w:type="dxa" w:w="100"/>
+              <w:bottom w:type="dxa" w:w="60"/>
+              <w:right w:type="dxa" w:w="100"/>
+            </w:tcMar>
+          </w:tcPr>
+          <w:p>
+            <w:r>
+              <w:rPr>
+                <w:sz w:val="18"/>
+                <w:szCs w:val="18"/>
+              </w:rPr>
+              <w:t xml:space="preserve">État de rapprochement par compte et par mois ; écarts listés</w:t>
+            </w:r>
+          </w:p>
+        </w:tc>
+        <w:tc>
+          <w:tcPr>
+            <w:tcW w:type="dxa" w:w="1544"/>
+            <w:tcBorders>
+              <w:top w:val="single" w:color="999999" w:sz="4"/>
+              <w:left w:val="single" w:color="999999" w:sz="4"/>
+              <w:bottom w:val="single" w:color="999999" w:sz="4"/>
+              <w:right w:val="single" w:color="999999" w:sz="4"/>
+            </w:tcBorders>
+            <w:tcMar>
+              <w:top w:type="dxa" w:w="60"/>
+              <w:left w:type="dxa" w:w="100"/>
+              <w:bottom w:type="dxa" w:w="60"/>
+              <w:right w:type="dxa" w:w="100"/>
+            </w:tcMar>
+          </w:tcPr>
+          <w:p>
+            <w:r>
+              <w:rPr>
+                <w:sz w:val="18"/>
+                <w:szCs w:val="18"/>
+              </w:rPr>
+              <w:t xml:space="preserve">M</w:t>
+            </w:r>
+          </w:p>
+        </w:tc>
+      </w:tr>
+      <w:tr>
+        <w:trPr>
+          <w:tblHeader w:val="false"/>
+        </w:trPr>
+        <w:tc>
+          <w:tcPr>
+            <w:tcW w:type="dxa" w:w="1349"/>
+            <w:tcBorders>
+              <w:top w:val="single" w:color="999999" w:sz="4"/>
+              <w:left w:val="single" w:color="999999" w:sz="4"/>
+              <w:bottom w:val="single" w:color="999999" w:sz="4"/>
+              <w:right w:val="single" w:color="999999" w:sz="4"/>
+            </w:tcBorders>
+            <w:tcMar>
+              <w:top w:type="dxa" w:w="60"/>
+              <w:left w:type="dxa" w:w="100"/>
+              <w:bottom w:type="dxa" w:w="60"/>
+              <w:right w:type="dxa" w:w="100"/>
+            </w:tcMar>
+          </w:tcPr>
+          <w:p>
+            <w:r>
+              <w:rPr>
+                <w:sz w:val="18"/>
+                <w:szCs w:val="18"/>
+              </w:rPr>
+              <w:t xml:space="preserve">US-ARC-08</w:t>
+            </w:r>
+          </w:p>
+        </w:tc>
+        <w:tc>
+          <w:tcPr>
+            <w:tcW w:type="dxa" w:w="3469"/>
+            <w:tcBorders>
+              <w:top w:val="single" w:color="999999" w:sz="4"/>
+              <w:left w:val="single" w:color="999999" w:sz="4"/>
+              <w:bottom w:val="single" w:color="999999" w:sz="4"/>
+              <w:right w:val="single" w:color="999999" w:sz="4"/>
+            </w:tcBorders>
+            <w:tcMar>
+              <w:top w:type="dxa" w:w="60"/>
+              <w:left w:type="dxa" w:w="100"/>
+              <w:bottom w:type="dxa" w:w="60"/>
+              <w:right w:type="dxa" w:w="100"/>
+            </w:tcMar>
+          </w:tcPr>
+          <w:p>
+            <w:r>
+              <w:rPr>
+                <w:sz w:val="18"/>
+                <w:szCs w:val="18"/>
+              </w:rPr>
+              <w:t xml:space="preserve">En tant que Direction, je veux retrouver depuis un chiffre du bilan la liste des pièces qui le composent, afin de répondre à un contrôle</w:t>
+            </w:r>
+          </w:p>
+        </w:tc>
+        <w:tc>
+          <w:tcPr>
+            <w:tcW w:type="dxa" w:w="3276"/>
+            <w:tcBorders>
+              <w:top w:val="single" w:color="999999" w:sz="4"/>
+              <w:left w:val="single" w:color="999999" w:sz="4"/>
+              <w:bottom w:val="single" w:color="999999" w:sz="4"/>
+              <w:right w:val="single" w:color="999999" w:sz="4"/>
+            </w:tcBorders>
+            <w:tcMar>
+              <w:top w:type="dxa" w:w="60"/>
+              <w:left w:type="dxa" w:w="100"/>
+              <w:bottom w:type="dxa" w:w="60"/>
+              <w:right w:type="dxa" w:w="100"/>
+            </w:tcMar>
+          </w:tcPr>
+          <w:p>
+            <w:r>
+              <w:rPr>
+                <w:sz w:val="18"/>
+                <w:szCs w:val="18"/>
+              </w:rPr>
+              <w:t xml:space="preserve">Navigation état financier → compte → écritures → pièces</w:t>
+            </w:r>
+          </w:p>
+        </w:tc>
+        <w:tc>
+          <w:tcPr>
+            <w:tcW w:type="dxa" w:w="1544"/>
+            <w:tcBorders>
+              <w:top w:val="single" w:color="999999" w:sz="4"/>
+              <w:left w:val="single" w:color="999999" w:sz="4"/>
+              <w:bottom w:val="single" w:color="999999" w:sz="4"/>
+              <w:right w:val="single" w:color="999999" w:sz="4"/>
+            </w:tcBorders>
+            <w:tcMar>
+              <w:top w:type="dxa" w:w="60"/>
+              <w:left w:type="dxa" w:w="100"/>
+              <w:bottom w:type="dxa" w:w="60"/>
+              <w:right w:type="dxa" w:w="100"/>
+            </w:tcMar>
+          </w:tcPr>
+          <w:p>
+            <w:r>
+              <w:rPr>
+                <w:sz w:val="18"/>
+                <w:szCs w:val="18"/>
+              </w:rPr>
+              <w:t xml:space="preserve">M</w:t>
+            </w:r>
+          </w:p>
+        </w:tc>
+      </w:tr>
+      <w:tr>
+        <w:trPr>
+          <w:tblHeader w:val="false"/>
+        </w:trPr>
+        <w:tc>
+          <w:tcPr>
+            <w:tcW w:type="dxa" w:w="1349"/>
+            <w:tcBorders>
+              <w:top w:val="single" w:color="999999" w:sz="4"/>
+              <w:left w:val="single" w:color="999999" w:sz="4"/>
+              <w:bottom w:val="single" w:color="999999" w:sz="4"/>
+              <w:right w:val="single" w:color="999999" w:sz="4"/>
+            </w:tcBorders>
+            <w:tcMar>
+              <w:top w:type="dxa" w:w="60"/>
+              <w:left w:type="dxa" w:w="100"/>
+              <w:bottom w:type="dxa" w:w="60"/>
+              <w:right w:type="dxa" w:w="100"/>
+            </w:tcMar>
+          </w:tcPr>
+          <w:p>
+            <w:r>
+              <w:rPr>
+                <w:sz w:val="18"/>
+                <w:szCs w:val="18"/>
+              </w:rPr>
+              <w:t xml:space="preserve">US-ARC-09</w:t>
+            </w:r>
+          </w:p>
+        </w:tc>
+        <w:tc>
+          <w:tcPr>
+            <w:tcW w:type="dxa" w:w="3469"/>
+            <w:tcBorders>
+              <w:top w:val="single" w:color="999999" w:sz="4"/>
+              <w:left w:val="single" w:color="999999" w:sz="4"/>
+              <w:bottom w:val="single" w:color="999999" w:sz="4"/>
+              <w:right w:val="single" w:color="999999" w:sz="4"/>
+            </w:tcBorders>
+            <w:tcMar>
+              <w:top w:type="dxa" w:w="60"/>
+              <w:left w:type="dxa" w:w="100"/>
+              <w:bottom w:type="dxa" w:w="60"/>
+              <w:right w:type="dxa" w:w="100"/>
+            </w:tcMar>
+          </w:tcPr>
+          <w:p>
+            <w:r>
+              <w:rPr>
+                <w:sz w:val="18"/>
+                <w:szCs w:val="18"/>
+              </w:rPr>
+              <w:t xml:space="preserve">En tant que développeur, je veux que chaque PDF produit par l'ERP soit archivé et indexé automatiquement, afin que les ventes soient justifiées comme les achats</w:t>
+            </w:r>
+          </w:p>
+        </w:tc>
+        <w:tc>
+          <w:tcPr>
+            <w:tcW w:type="dxa" w:w="3276"/>
+            <w:tcBorders>
+              <w:top w:val="single" w:color="999999" w:sz="4"/>
+              <w:left w:val="single" w:color="999999" w:sz="4"/>
+              <w:bottom w:val="single" w:color="999999" w:sz="4"/>
+              <w:right w:val="single" w:color="999999" w:sz="4"/>
+            </w:tcBorders>
+            <w:tcMar>
+              <w:top w:type="dxa" w:w="60"/>
+              <w:left w:type="dxa" w:w="100"/>
+              <w:bottom w:type="dxa" w:w="60"/>
+              <w:right w:type="dxa" w:w="100"/>
+            </w:tcMar>
+          </w:tcPr>
+          <w:p>
+            <w:r>
+              <w:rPr>
+                <w:sz w:val="18"/>
+                <w:szCs w:val="18"/>
+              </w:rPr>
+              <w:t xml:space="preserve">Facture, situation, bon : identifiant de pièce et fichier archivé à la génération</w:t>
+            </w:r>
+          </w:p>
+        </w:tc>
+        <w:tc>
+          <w:tcPr>
+            <w:tcW w:type="dxa" w:w="1544"/>
+            <w:tcBorders>
+              <w:top w:val="single" w:color="999999" w:sz="4"/>
+              <w:left w:val="single" w:color="999999" w:sz="4"/>
+              <w:bottom w:val="single" w:color="999999" w:sz="4"/>
+              <w:right w:val="single" w:color="999999" w:sz="4"/>
+            </w:tcBorders>
+            <w:tcMar>
+              <w:top w:type="dxa" w:w="60"/>
+              <w:left w:type="dxa" w:w="100"/>
+              <w:bottom w:type="dxa" w:w="60"/>
+              <w:right w:type="dxa" w:w="100"/>
+            </w:tcMar>
+          </w:tcPr>
+          <w:p>
+            <w:r>
+              <w:rPr>
+                <w:sz w:val="18"/>
+                <w:szCs w:val="18"/>
+              </w:rPr>
+              <w:t xml:space="preserve">M</w:t>
+            </w:r>
+          </w:p>
+        </w:tc>
+      </w:tr>
+      <w:tr>
+        <w:trPr>
+          <w:tblHeader w:val="false"/>
+        </w:trPr>
+        <w:tc>
+          <w:tcPr>
+            <w:tcW w:type="dxa" w:w="1349"/>
+            <w:tcBorders>
+              <w:top w:val="single" w:color="999999" w:sz="4"/>
+              <w:left w:val="single" w:color="999999" w:sz="4"/>
+              <w:bottom w:val="single" w:color="999999" w:sz="4"/>
+              <w:right w:val="single" w:color="999999" w:sz="4"/>
+            </w:tcBorders>
+            <w:tcMar>
+              <w:top w:type="dxa" w:w="60"/>
+              <w:left w:type="dxa" w:w="100"/>
+              <w:bottom w:type="dxa" w:w="60"/>
+              <w:right w:type="dxa" w:w="100"/>
+            </w:tcMar>
+          </w:tcPr>
+          <w:p>
+            <w:r>
+              <w:rPr>
+                <w:sz w:val="18"/>
+                <w:szCs w:val="18"/>
+              </w:rPr>
+              <w:t xml:space="preserve">US-ARC-10</w:t>
+            </w:r>
+          </w:p>
+        </w:tc>
+        <w:tc>
+          <w:tcPr>
+            <w:tcW w:type="dxa" w:w="3469"/>
+            <w:tcBorders>
+              <w:top w:val="single" w:color="999999" w:sz="4"/>
+              <w:left w:val="single" w:color="999999" w:sz="4"/>
+              <w:bottom w:val="single" w:color="999999" w:sz="4"/>
+              <w:right w:val="single" w:color="999999" w:sz="4"/>
+            </w:tcBorders>
+            <w:tcMar>
+              <w:top w:type="dxa" w:w="60"/>
+              <w:left w:type="dxa" w:w="100"/>
+              <w:bottom w:type="dxa" w:w="60"/>
+              <w:right w:type="dxa" w:w="100"/>
+            </w:tcMar>
+          </w:tcPr>
+          <w:p>
+            <w:r>
+              <w:rPr>
+                <w:sz w:val="18"/>
+                <w:szCs w:val="18"/>
+              </w:rPr>
+              <w:t xml:space="preserve">En tant que Direction, je veux connaître la date de fin de conservation de chaque pièce et être prévenue avant, afin de ne rien détruire trop tôt ni garder inutilement</w:t>
+            </w:r>
+          </w:p>
+        </w:tc>
+        <w:tc>
+          <w:tcPr>
+            <w:tcW w:type="dxa" w:w="3276"/>
+            <w:tcBorders>
+              <w:top w:val="single" w:color="999999" w:sz="4"/>
+              <w:left w:val="single" w:color="999999" w:sz="4"/>
+              <w:bottom w:val="single" w:color="999999" w:sz="4"/>
+              <w:right w:val="single" w:color="999999" w:sz="4"/>
+            </w:tcBorders>
+            <w:tcMar>
+              <w:top w:type="dxa" w:w="60"/>
+              <w:left w:type="dxa" w:w="100"/>
+              <w:bottom w:type="dxa" w:w="60"/>
+              <w:right w:type="dxa" w:w="100"/>
+            </w:tcMar>
+          </w:tcPr>
+          <w:p>
+            <w:r>
+              <w:rPr>
+                <w:sz w:val="18"/>
+                <w:szCs w:val="18"/>
+              </w:rPr>
+              <w:t xml:space="preserve">Date calculée selon la règle confirmée ; aucune suppression sans procès-verbal</w:t>
+            </w:r>
+          </w:p>
+        </w:tc>
+        <w:tc>
+          <w:tcPr>
+            <w:tcW w:type="dxa" w:w="1544"/>
+            <w:tcBorders>
+              <w:top w:val="single" w:color="999999" w:sz="4"/>
+              <w:left w:val="single" w:color="999999" w:sz="4"/>
+              <w:bottom w:val="single" w:color="999999" w:sz="4"/>
+              <w:right w:val="single" w:color="999999" w:sz="4"/>
+            </w:tcBorders>
+            <w:tcMar>
+              <w:top w:type="dxa" w:w="60"/>
+              <w:left w:type="dxa" w:w="100"/>
+              <w:bottom w:type="dxa" w:w="60"/>
+              <w:right w:type="dxa" w:w="100"/>
+            </w:tcMar>
+          </w:tcPr>
+          <w:p>
+            <w:r>
+              <w:rPr>
+                <w:sz w:val="18"/>
+                <w:szCs w:val="18"/>
+              </w:rPr>
+              <w:t xml:space="preserve">S</w:t>
+            </w:r>
+          </w:p>
+        </w:tc>
+      </w:tr>
+      <w:tr>
+        <w:trPr>
+          <w:tblHeader w:val="false"/>
+        </w:trPr>
+        <w:tc>
+          <w:tcPr>
+            <w:tcW w:type="dxa" w:w="1349"/>
+            <w:tcBorders>
+              <w:top w:val="single" w:color="999999" w:sz="4"/>
+              <w:left w:val="single" w:color="999999" w:sz="4"/>
+              <w:bottom w:val="single" w:color="999999" w:sz="4"/>
+              <w:right w:val="single" w:color="999999" w:sz="4"/>
+            </w:tcBorders>
+            <w:tcMar>
+              <w:top w:type="dxa" w:w="60"/>
+              <w:left w:type="dxa" w:w="100"/>
+              <w:bottom w:type="dxa" w:w="60"/>
+              <w:right w:type="dxa" w:w="100"/>
+            </w:tcMar>
+          </w:tcPr>
+          <w:p>
+            <w:r>
+              <w:rPr>
+                <w:sz w:val="18"/>
+                <w:szCs w:val="18"/>
+              </w:rPr>
+              <w:t xml:space="preserve">US-ARC-11</w:t>
+            </w:r>
+          </w:p>
+        </w:tc>
+        <w:tc>
+          <w:tcPr>
+            <w:tcW w:type="dxa" w:w="3469"/>
+            <w:tcBorders>
+              <w:top w:val="single" w:color="999999" w:sz="4"/>
+              <w:left w:val="single" w:color="999999" w:sz="4"/>
+              <w:bottom w:val="single" w:color="999999" w:sz="4"/>
+              <w:right w:val="single" w:color="999999" w:sz="4"/>
+            </w:tcBorders>
+            <w:tcMar>
+              <w:top w:type="dxa" w:w="60"/>
+              <w:left w:type="dxa" w:w="100"/>
+              <w:bottom w:type="dxa" w:w="60"/>
+              <w:right w:type="dxa" w:w="100"/>
+            </w:tcMar>
+          </w:tcPr>
+          <w:p>
+            <w:r>
+              <w:rPr>
+                <w:sz w:val="18"/>
+                <w:szCs w:val="18"/>
+              </w:rPr>
+              <w:t xml:space="preserve">En tant que responsable de validation, je veux un tableau de bord du chantier d'archivage (collectées, classées, saisies, contrôlées, manquantes), afin de suivre l'avancement</w:t>
+            </w:r>
+          </w:p>
+        </w:tc>
+        <w:tc>
+          <w:tcPr>
+            <w:tcW w:type="dxa" w:w="3276"/>
+            <w:tcBorders>
+              <w:top w:val="single" w:color="999999" w:sz="4"/>
+              <w:left w:val="single" w:color="999999" w:sz="4"/>
+              <w:bottom w:val="single" w:color="999999" w:sz="4"/>
+              <w:right w:val="single" w:color="999999" w:sz="4"/>
+            </w:tcBorders>
+            <w:tcMar>
+              <w:top w:type="dxa" w:w="60"/>
+              <w:left w:type="dxa" w:w="100"/>
+              <w:bottom w:type="dxa" w:w="60"/>
+              <w:right w:type="dxa" w:w="100"/>
+            </w:tcMar>
+          </w:tcPr>
+          <w:p>
+            <w:r>
+              <w:rPr>
+                <w:sz w:val="18"/>
+                <w:szCs w:val="18"/>
+              </w:rPr>
+              <w:t xml:space="preserve">Mis à jour chaque jour ; comparé au plan</w:t>
+            </w:r>
+          </w:p>
+        </w:tc>
+        <w:tc>
+          <w:tcPr>
+            <w:tcW w:type="dxa" w:w="1544"/>
+            <w:tcBorders>
+              <w:top w:val="single" w:color="999999" w:sz="4"/>
+              <w:left w:val="single" w:color="999999" w:sz="4"/>
+              <w:bottom w:val="single" w:color="999999" w:sz="4"/>
+              <w:right w:val="single" w:color="999999" w:sz="4"/>
+            </w:tcBorders>
+            <w:tcMar>
+              <w:top w:type="dxa" w:w="60"/>
+              <w:left w:type="dxa" w:w="100"/>
+              <w:bottom w:type="dxa" w:w="60"/>
+              <w:right w:type="dxa" w:w="100"/>
+            </w:tcMar>
+          </w:tcPr>
+          <w:p>
+            <w:r>
+              <w:rPr>
+                <w:sz w:val="18"/>
+                <w:szCs w:val="18"/>
+              </w:rPr>
+              <w:t xml:space="preserve">S</w:t>
+            </w:r>
+          </w:p>
+        </w:tc>
+      </w:tr>
+    </w:tbl>
+    <w:p/>
+    <w:p>
+      <w:pPr>
+        <w:pStyle w:val="Heading2"/>
+      </w:pPr>
+      <w:r>
+        <w:t xml:space="preserve">6.10 Secrétariat : fonctions complémentaires (ajouté le 10 octobre 2026)</w:t>
+      </w:r>
+    </w:p>
+    <w:tbl>
+      <w:tblPr>
+        <w:tblW w:type="dxa" w:w="9638"/>
+        <w:tblBorders>
+          <w:top w:val="single" w:color="auto" w:sz="4"/>
+          <w:left w:val="single" w:color="auto" w:sz="4"/>
+          <w:bottom w:val="single" w:color="auto" w:sz="4"/>
+          <w:right w:val="single" w:color="auto" w:sz="4"/>
+          <w:insideH w:val="single" w:color="auto" w:sz="4"/>
+          <w:insideV w:val="single" w:color="auto" w:sz="4"/>
+        </w:tblBorders>
+      </w:tblPr>
+      <w:tblGrid>
+        <w:gridCol w:w="3212"/>
+        <w:gridCol w:w="3212"/>
+        <w:gridCol w:w="3214"/>
+      </w:tblGrid>
+      <w:tr>
+        <w:trPr>
+          <w:tblHeader/>
+        </w:trPr>
+        <w:tc>
+          <w:tcPr>
+            <w:tcW w:type="dxa" w:w="3212"/>
+            <w:tcBorders>
+              <w:top w:val="single" w:color="999999" w:sz="4"/>
+              <w:left w:val="single" w:color="999999" w:sz="4"/>
+              <w:bottom w:val="single" w:color="999999" w:sz="4"/>
+              <w:right w:val="single" w:color="999999" w:sz="4"/>
+            </w:tcBorders>
+            <w:shd w:fill="1F3A5F" w:color="auto" w:val="clear"/>
+            <w:tcMar>
+              <w:top w:type="dxa" w:w="60"/>
+              <w:left w:type="dxa" w:w="100"/>
+              <w:bottom w:type="dxa" w:w="60"/>
+              <w:right w:type="dxa" w:w="100"/>
+            </w:tcMar>
+          </w:tcPr>
+          <w:p>
+            <w:r>
+              <w:rPr>
+                <w:b/>
+                <w:bCs/>
+                <w:color w:val="FFFFFF"/>
+                <w:sz w:val="18"/>
+                <w:szCs w:val="18"/>
+              </w:rPr>
+              <w:t xml:space="preserve">ID</w:t>
+            </w:r>
+          </w:p>
+        </w:tc>
+        <w:tc>
+          <w:tcPr>
+            <w:tcW w:type="dxa" w:w="3212"/>
+            <w:tcBorders>
+              <w:top w:val="single" w:color="999999" w:sz="4"/>
+              <w:left w:val="single" w:color="999999" w:sz="4"/>
+              <w:bottom w:val="single" w:color="999999" w:sz="4"/>
+              <w:right w:val="single" w:color="999999" w:sz="4"/>
+            </w:tcBorders>
+            <w:shd w:fill="1F3A5F" w:color="auto" w:val="clear"/>
+            <w:tcMar>
+              <w:top w:type="dxa" w:w="60"/>
+              <w:left w:type="dxa" w:w="100"/>
+              <w:bottom w:type="dxa" w:w="60"/>
+              <w:right w:type="dxa" w:w="100"/>
+            </w:tcMar>
+          </w:tcPr>
+          <w:p>
+            <w:r>
+              <w:rPr>
+                <w:b/>
+                <w:bCs/>
+                <w:color w:val="FFFFFF"/>
+                <w:sz w:val="18"/>
+                <w:szCs w:val="18"/>
+              </w:rPr>
+              <w:t xml:space="preserve">Story</w:t>
+            </w:r>
+          </w:p>
+        </w:tc>
+        <w:tc>
+          <w:tcPr>
+            <w:tcW w:type="dxa" w:w="3214"/>
+            <w:tcBorders>
+              <w:top w:val="single" w:color="999999" w:sz="4"/>
+              <w:left w:val="single" w:color="999999" w:sz="4"/>
+              <w:bottom w:val="single" w:color="999999" w:sz="4"/>
+              <w:right w:val="single" w:color="999999" w:sz="4"/>
+            </w:tcBorders>
+            <w:shd w:fill="1F3A5F" w:color="auto" w:val="clear"/>
+            <w:tcMar>
+              <w:top w:type="dxa" w:w="60"/>
+              <w:left w:type="dxa" w:w="100"/>
+              <w:bottom w:type="dxa" w:w="60"/>
+              <w:right w:type="dxa" w:w="100"/>
+            </w:tcMar>
+          </w:tcPr>
+          <w:p>
+            <w:r>
+              <w:rPr>
+                <w:b/>
+                <w:bCs/>
+                <w:color w:val="FFFFFF"/>
+                <w:sz w:val="18"/>
+                <w:szCs w:val="18"/>
+              </w:rPr>
+              <w:t xml:space="preserve">Priorité</w:t>
+            </w:r>
+          </w:p>
+        </w:tc>
+      </w:tr>
+      <w:tr>
+        <w:trPr>
+          <w:tblHeader w:val="false"/>
+        </w:trPr>
+        <w:tc>
+          <w:tcPr>
+            <w:tcW w:type="dxa" w:w="3212"/>
+            <w:tcBorders>
+              <w:top w:val="single" w:color="999999" w:sz="4"/>
+              <w:left w:val="single" w:color="999999" w:sz="4"/>
+              <w:bottom w:val="single" w:color="999999" w:sz="4"/>
+              <w:right w:val="single" w:color="999999" w:sz="4"/>
+            </w:tcBorders>
+            <w:tcMar>
+              <w:top w:type="dxa" w:w="60"/>
+              <w:left w:type="dxa" w:w="100"/>
+              <w:bottom w:type="dxa" w:w="60"/>
+              <w:right w:type="dxa" w:w="100"/>
+            </w:tcMar>
+          </w:tcPr>
+          <w:p>
+            <w:r>
+              <w:rPr>
+                <w:sz w:val="18"/>
+                <w:szCs w:val="18"/>
+              </w:rPr>
+              <w:t xml:space="preserve">US-SEC-13</w:t>
+            </w:r>
+          </w:p>
+        </w:tc>
+        <w:tc>
+          <w:tcPr>
+            <w:tcW w:type="dxa" w:w="3212"/>
+            <w:tcBorders>
+              <w:top w:val="single" w:color="999999" w:sz="4"/>
+              <w:left w:val="single" w:color="999999" w:sz="4"/>
+              <w:bottom w:val="single" w:color="999999" w:sz="4"/>
+              <w:right w:val="single" w:color="999999" w:sz="4"/>
+            </w:tcBorders>
+            <w:tcMar>
+              <w:top w:type="dxa" w:w="60"/>
+              <w:left w:type="dxa" w:w="100"/>
+              <w:bottom w:type="dxa" w:w="60"/>
+              <w:right w:type="dxa" w:w="100"/>
+            </w:tcMar>
+          </w:tcPr>
+          <w:p>
+            <w:r>
+              <w:rPr>
+                <w:sz w:val="18"/>
+                <w:szCs w:val="18"/>
+              </w:rPr>
+              <w:t xml:space="preserve">En tant que secrétariat, je veux tenir l'agenda des dirigeants et les demandes de rendez-vous, afin de tracer qui a demandé quoi et quand</w:t>
+            </w:r>
+          </w:p>
+        </w:tc>
+        <w:tc>
+          <w:tcPr>
+            <w:tcW w:type="dxa" w:w="3214"/>
+            <w:tcBorders>
+              <w:top w:val="single" w:color="999999" w:sz="4"/>
+              <w:left w:val="single" w:color="999999" w:sz="4"/>
+              <w:bottom w:val="single" w:color="999999" w:sz="4"/>
+              <w:right w:val="single" w:color="999999" w:sz="4"/>
+            </w:tcBorders>
+            <w:tcMar>
+              <w:top w:type="dxa" w:w="60"/>
+              <w:left w:type="dxa" w:w="100"/>
+              <w:bottom w:type="dxa" w:w="60"/>
+              <w:right w:type="dxa" w:w="100"/>
+            </w:tcMar>
+          </w:tcPr>
+          <w:p>
+            <w:r>
+              <w:rPr>
+                <w:sz w:val="18"/>
+                <w:szCs w:val="18"/>
+              </w:rPr>
+              <w:t xml:space="preserve">S</w:t>
+            </w:r>
+          </w:p>
+        </w:tc>
+      </w:tr>
+      <w:tr>
+        <w:trPr>
+          <w:tblHeader w:val="false"/>
+        </w:trPr>
+        <w:tc>
+          <w:tcPr>
+            <w:tcW w:type="dxa" w:w="3212"/>
+            <w:tcBorders>
+              <w:top w:val="single" w:color="999999" w:sz="4"/>
+              <w:left w:val="single" w:color="999999" w:sz="4"/>
+              <w:bottom w:val="single" w:color="999999" w:sz="4"/>
+              <w:right w:val="single" w:color="999999" w:sz="4"/>
+            </w:tcBorders>
+            <w:tcMar>
+              <w:top w:type="dxa" w:w="60"/>
+              <w:left w:type="dxa" w:w="100"/>
+              <w:bottom w:type="dxa" w:w="60"/>
+              <w:right w:type="dxa" w:w="100"/>
+            </w:tcMar>
+          </w:tcPr>
+          <w:p>
+            <w:r>
+              <w:rPr>
+                <w:sz w:val="18"/>
+                <w:szCs w:val="18"/>
+              </w:rPr>
+              <w:t xml:space="preserve">US-SEC-14</w:t>
+            </w:r>
+          </w:p>
+        </w:tc>
+        <w:tc>
+          <w:tcPr>
+            <w:tcW w:type="dxa" w:w="3212"/>
+            <w:tcBorders>
+              <w:top w:val="single" w:color="999999" w:sz="4"/>
+              <w:left w:val="single" w:color="999999" w:sz="4"/>
+              <w:bottom w:val="single" w:color="999999" w:sz="4"/>
+              <w:right w:val="single" w:color="999999" w:sz="4"/>
+            </w:tcBorders>
+            <w:tcMar>
+              <w:top w:type="dxa" w:w="60"/>
+              <w:left w:type="dxa" w:w="100"/>
+              <w:bottom w:type="dxa" w:w="60"/>
+              <w:right w:type="dxa" w:w="100"/>
+            </w:tcMar>
+          </w:tcPr>
+          <w:p>
+            <w:r>
+              <w:rPr>
+                <w:sz w:val="18"/>
+                <w:szCs w:val="18"/>
+              </w:rPr>
+              <w:t xml:space="preserve">En tant que secrétariat, je veux un registre des visiteurs et des livraisons au siège, afin de savoir qui est entré et ce qui a été reçu</w:t>
+            </w:r>
+          </w:p>
+        </w:tc>
+        <w:tc>
+          <w:tcPr>
+            <w:tcW w:type="dxa" w:w="3214"/>
+            <w:tcBorders>
+              <w:top w:val="single" w:color="999999" w:sz="4"/>
+              <w:left w:val="single" w:color="999999" w:sz="4"/>
+              <w:bottom w:val="single" w:color="999999" w:sz="4"/>
+              <w:right w:val="single" w:color="999999" w:sz="4"/>
+            </w:tcBorders>
+            <w:tcMar>
+              <w:top w:type="dxa" w:w="60"/>
+              <w:left w:type="dxa" w:w="100"/>
+              <w:bottom w:type="dxa" w:w="60"/>
+              <w:right w:type="dxa" w:w="100"/>
+            </w:tcMar>
+          </w:tcPr>
+          <w:p>
+            <w:r>
+              <w:rPr>
+                <w:sz w:val="18"/>
+                <w:szCs w:val="18"/>
+              </w:rPr>
+              <w:t xml:space="preserve">S</w:t>
+            </w:r>
+          </w:p>
+        </w:tc>
+      </w:tr>
+      <w:tr>
+        <w:trPr>
+          <w:tblHeader w:val="false"/>
+        </w:trPr>
+        <w:tc>
+          <w:tcPr>
+            <w:tcW w:type="dxa" w:w="3212"/>
+            <w:tcBorders>
+              <w:top w:val="single" w:color="999999" w:sz="4"/>
+              <w:left w:val="single" w:color="999999" w:sz="4"/>
+              <w:bottom w:val="single" w:color="999999" w:sz="4"/>
+              <w:right w:val="single" w:color="999999" w:sz="4"/>
+            </w:tcBorders>
+            <w:tcMar>
+              <w:top w:type="dxa" w:w="60"/>
+              <w:left w:type="dxa" w:w="100"/>
+              <w:bottom w:type="dxa" w:w="60"/>
+              <w:right w:type="dxa" w:w="100"/>
+            </w:tcMar>
+          </w:tcPr>
+          <w:p>
+            <w:r>
+              <w:rPr>
+                <w:sz w:val="18"/>
+                <w:szCs w:val="18"/>
+              </w:rPr>
+              <w:t xml:space="preserve">US-SEC-15</w:t>
+            </w:r>
+          </w:p>
+        </w:tc>
+        <w:tc>
+          <w:tcPr>
+            <w:tcW w:type="dxa" w:w="3212"/>
+            <w:tcBorders>
+              <w:top w:val="single" w:color="999999" w:sz="4"/>
+              <w:left w:val="single" w:color="999999" w:sz="4"/>
+              <w:bottom w:val="single" w:color="999999" w:sz="4"/>
+              <w:right w:val="single" w:color="999999" w:sz="4"/>
+            </w:tcBorders>
+            <w:tcMar>
+              <w:top w:type="dxa" w:w="60"/>
+              <w:left w:type="dxa" w:w="100"/>
+              <w:bottom w:type="dxa" w:w="60"/>
+              <w:right w:type="dxa" w:w="100"/>
+            </w:tcMar>
+          </w:tcPr>
+          <w:p>
+            <w:r>
+              <w:rPr>
+                <w:sz w:val="18"/>
+                <w:szCs w:val="18"/>
+              </w:rPr>
+              <w:t xml:space="preserve">En tant que secrétariat, je veux un circuit de signature (parapheur) pour les courriers sortants, afin de savoir où en est chaque document à signer</w:t>
+            </w:r>
+          </w:p>
+        </w:tc>
+        <w:tc>
+          <w:tcPr>
+            <w:tcW w:type="dxa" w:w="3214"/>
+            <w:tcBorders>
+              <w:top w:val="single" w:color="999999" w:sz="4"/>
+              <w:left w:val="single" w:color="999999" w:sz="4"/>
+              <w:bottom w:val="single" w:color="999999" w:sz="4"/>
+              <w:right w:val="single" w:color="999999" w:sz="4"/>
+            </w:tcBorders>
+            <w:tcMar>
+              <w:top w:type="dxa" w:w="60"/>
+              <w:left w:type="dxa" w:w="100"/>
+              <w:bottom w:type="dxa" w:w="60"/>
+              <w:right w:type="dxa" w:w="100"/>
+            </w:tcMar>
+          </w:tcPr>
+          <w:p>
+            <w:r>
+              <w:rPr>
+                <w:sz w:val="18"/>
+                <w:szCs w:val="18"/>
+              </w:rPr>
+              <w:t xml:space="preserve">M</w:t>
+            </w:r>
+          </w:p>
+        </w:tc>
+      </w:tr>
+      <w:tr>
+        <w:trPr>
+          <w:tblHeader w:val="false"/>
+        </w:trPr>
+        <w:tc>
+          <w:tcPr>
+            <w:tcW w:type="dxa" w:w="3212"/>
+            <w:tcBorders>
+              <w:top w:val="single" w:color="999999" w:sz="4"/>
+              <w:left w:val="single" w:color="999999" w:sz="4"/>
+              <w:bottom w:val="single" w:color="999999" w:sz="4"/>
+              <w:right w:val="single" w:color="999999" w:sz="4"/>
+            </w:tcBorders>
+            <w:tcMar>
+              <w:top w:type="dxa" w:w="60"/>
+              <w:left w:type="dxa" w:w="100"/>
+              <w:bottom w:type="dxa" w:w="60"/>
+              <w:right w:type="dxa" w:w="100"/>
+            </w:tcMar>
+          </w:tcPr>
+          <w:p>
+            <w:r>
+              <w:rPr>
+                <w:sz w:val="18"/>
+                <w:szCs w:val="18"/>
+              </w:rPr>
+              <w:t xml:space="preserve">US-SEC-16</w:t>
+            </w:r>
+          </w:p>
+        </w:tc>
+        <w:tc>
+          <w:tcPr>
+            <w:tcW w:type="dxa" w:w="3212"/>
+            <w:tcBorders>
+              <w:top w:val="single" w:color="999999" w:sz="4"/>
+              <w:left w:val="single" w:color="999999" w:sz="4"/>
+              <w:bottom w:val="single" w:color="999999" w:sz="4"/>
+              <w:right w:val="single" w:color="999999" w:sz="4"/>
+            </w:tcBorders>
+            <w:tcMar>
+              <w:top w:type="dxa" w:w="60"/>
+              <w:left w:type="dxa" w:w="100"/>
+              <w:bottom w:type="dxa" w:w="60"/>
+              <w:right w:type="dxa" w:w="100"/>
+            </w:tcMar>
+          </w:tcPr>
+          <w:p>
+            <w:r>
+              <w:rPr>
+                <w:sz w:val="18"/>
+                <w:szCs w:val="18"/>
+              </w:rPr>
+              <w:t xml:space="preserve">En tant que Direction, je veux désigner un délégataire de signature pendant mes absences, afin que le courrier ne s'arrête pas</w:t>
+            </w:r>
+          </w:p>
+        </w:tc>
+        <w:tc>
+          <w:tcPr>
+            <w:tcW w:type="dxa" w:w="3214"/>
+            <w:tcBorders>
+              <w:top w:val="single" w:color="999999" w:sz="4"/>
+              <w:left w:val="single" w:color="999999" w:sz="4"/>
+              <w:bottom w:val="single" w:color="999999" w:sz="4"/>
+              <w:right w:val="single" w:color="999999" w:sz="4"/>
+            </w:tcBorders>
+            <w:tcMar>
+              <w:top w:type="dxa" w:w="60"/>
+              <w:left w:type="dxa" w:w="100"/>
+              <w:bottom w:type="dxa" w:w="60"/>
+              <w:right w:type="dxa" w:w="100"/>
+            </w:tcMar>
+          </w:tcPr>
+          <w:p>
+            <w:r>
+              <w:rPr>
+                <w:sz w:val="18"/>
+                <w:szCs w:val="18"/>
+              </w:rPr>
+              <w:t xml:space="preserve">M</w:t>
+            </w:r>
+          </w:p>
+        </w:tc>
+      </w:tr>
+      <w:tr>
+        <w:trPr>
+          <w:tblHeader w:val="false"/>
+        </w:trPr>
+        <w:tc>
+          <w:tcPr>
+            <w:tcW w:type="dxa" w:w="3212"/>
+            <w:tcBorders>
+              <w:top w:val="single" w:color="999999" w:sz="4"/>
+              <w:left w:val="single" w:color="999999" w:sz="4"/>
+              <w:bottom w:val="single" w:color="999999" w:sz="4"/>
+              <w:right w:val="single" w:color="999999" w:sz="4"/>
+            </w:tcBorders>
+            <w:tcMar>
+              <w:top w:type="dxa" w:w="60"/>
+              <w:left w:type="dxa" w:w="100"/>
+              <w:bottom w:type="dxa" w:w="60"/>
+              <w:right w:type="dxa" w:w="100"/>
+            </w:tcMar>
+          </w:tcPr>
+          <w:p>
+            <w:r>
+              <w:rPr>
+                <w:sz w:val="18"/>
+                <w:szCs w:val="18"/>
+              </w:rPr>
+              <w:t xml:space="preserve">US-SEC-17</w:t>
+            </w:r>
+          </w:p>
+        </w:tc>
+        <w:tc>
+          <w:tcPr>
+            <w:tcW w:type="dxa" w:w="3212"/>
+            <w:tcBorders>
+              <w:top w:val="single" w:color="999999" w:sz="4"/>
+              <w:left w:val="single" w:color="999999" w:sz="4"/>
+              <w:bottom w:val="single" w:color="999999" w:sz="4"/>
+              <w:right w:val="single" w:color="999999" w:sz="4"/>
+            </w:tcBorders>
+            <w:tcMar>
+              <w:top w:type="dxa" w:w="60"/>
+              <w:left w:type="dxa" w:w="100"/>
+              <w:bottom w:type="dxa" w:w="60"/>
+              <w:right w:type="dxa" w:w="100"/>
+            </w:tcMar>
+          </w:tcPr>
+          <w:p>
+            <w:r>
+              <w:rPr>
+                <w:sz w:val="18"/>
+                <w:szCs w:val="18"/>
+              </w:rPr>
+              <w:t xml:space="preserve">En tant que secrétariat, je veux enregistrer et diffuser les notes de service et le courrier interne, afin que les décisions internes soient tracées comme le courrier externe</w:t>
+            </w:r>
+          </w:p>
+        </w:tc>
+        <w:tc>
+          <w:tcPr>
+            <w:tcW w:type="dxa" w:w="3214"/>
+            <w:tcBorders>
+              <w:top w:val="single" w:color="999999" w:sz="4"/>
+              <w:left w:val="single" w:color="999999" w:sz="4"/>
+              <w:bottom w:val="single" w:color="999999" w:sz="4"/>
+              <w:right w:val="single" w:color="999999" w:sz="4"/>
+            </w:tcBorders>
+            <w:tcMar>
+              <w:top w:type="dxa" w:w="60"/>
+              <w:left w:type="dxa" w:w="100"/>
+              <w:bottom w:type="dxa" w:w="60"/>
+              <w:right w:type="dxa" w:w="100"/>
+            </w:tcMar>
+          </w:tcPr>
+          <w:p>
+            <w:r>
+              <w:rPr>
+                <w:sz w:val="18"/>
+                <w:szCs w:val="18"/>
+              </w:rPr>
+              <w:t xml:space="preserve">S</w:t>
+            </w:r>
+          </w:p>
+        </w:tc>
+      </w:tr>
+      <w:tr>
+        <w:trPr>
+          <w:tblHeader w:val="false"/>
+        </w:trPr>
+        <w:tc>
+          <w:tcPr>
+            <w:tcW w:type="dxa" w:w="3212"/>
+            <w:tcBorders>
+              <w:top w:val="single" w:color="999999" w:sz="4"/>
+              <w:left w:val="single" w:color="999999" w:sz="4"/>
+              <w:bottom w:val="single" w:color="999999" w:sz="4"/>
+              <w:right w:val="single" w:color="999999" w:sz="4"/>
+            </w:tcBorders>
+            <w:tcMar>
+              <w:top w:type="dxa" w:w="60"/>
+              <w:left w:type="dxa" w:w="100"/>
+              <w:bottom w:type="dxa" w:w="60"/>
+              <w:right w:type="dxa" w:w="100"/>
+            </w:tcMar>
+          </w:tcPr>
+          <w:p>
+            <w:r>
+              <w:rPr>
+                <w:sz w:val="18"/>
+                <w:szCs w:val="18"/>
+              </w:rPr>
+              <w:t xml:space="preserve">US-SEC-18</w:t>
+            </w:r>
+          </w:p>
+        </w:tc>
+        <w:tc>
+          <w:tcPr>
+            <w:tcW w:type="dxa" w:w="3212"/>
+            <w:tcBorders>
+              <w:top w:val="single" w:color="999999" w:sz="4"/>
+              <w:left w:val="single" w:color="999999" w:sz="4"/>
+              <w:bottom w:val="single" w:color="999999" w:sz="4"/>
+              <w:right w:val="single" w:color="999999" w:sz="4"/>
+            </w:tcBorders>
+            <w:tcMar>
+              <w:top w:type="dxa" w:w="60"/>
+              <w:left w:type="dxa" w:w="100"/>
+              <w:bottom w:type="dxa" w:w="60"/>
+              <w:right w:type="dxa" w:w="100"/>
+            </w:tcMar>
+          </w:tcPr>
+          <w:p>
+            <w:r>
+              <w:rPr>
+                <w:sz w:val="18"/>
+                <w:szCs w:val="18"/>
+              </w:rPr>
+              <w:t xml:space="preserve">En tant que secrétariat, je veux un niveau de confidentialité sur chaque courrier (ordinaire, interne, confidentiel), afin de limiter qui peut le voir</w:t>
+            </w:r>
+          </w:p>
+        </w:tc>
+        <w:tc>
+          <w:tcPr>
+            <w:tcW w:type="dxa" w:w="3214"/>
+            <w:tcBorders>
+              <w:top w:val="single" w:color="999999" w:sz="4"/>
+              <w:left w:val="single" w:color="999999" w:sz="4"/>
+              <w:bottom w:val="single" w:color="999999" w:sz="4"/>
+              <w:right w:val="single" w:color="999999" w:sz="4"/>
+            </w:tcBorders>
+            <w:tcMar>
+              <w:top w:type="dxa" w:w="60"/>
+              <w:left w:type="dxa" w:w="100"/>
+              <w:bottom w:type="dxa" w:w="60"/>
+              <w:right w:type="dxa" w:w="100"/>
+            </w:tcMar>
+          </w:tcPr>
+          <w:p>
+            <w:r>
+              <w:rPr>
+                <w:sz w:val="18"/>
+                <w:szCs w:val="18"/>
+              </w:rPr>
+              <w:t xml:space="preserve">M</w:t>
+            </w:r>
+          </w:p>
+        </w:tc>
+      </w:tr>
+      <w:tr>
+        <w:trPr>
+          <w:tblHeader w:val="false"/>
+        </w:trPr>
+        <w:tc>
+          <w:tcPr>
+            <w:tcW w:type="dxa" w:w="3212"/>
+            <w:tcBorders>
+              <w:top w:val="single" w:color="999999" w:sz="4"/>
+              <w:left w:val="single" w:color="999999" w:sz="4"/>
+              <w:bottom w:val="single" w:color="999999" w:sz="4"/>
+              <w:right w:val="single" w:color="999999" w:sz="4"/>
+            </w:tcBorders>
+            <w:tcMar>
+              <w:top w:type="dxa" w:w="60"/>
+              <w:left w:type="dxa" w:w="100"/>
+              <w:bottom w:type="dxa" w:w="60"/>
+              <w:right w:type="dxa" w:w="100"/>
+            </w:tcMar>
+          </w:tcPr>
+          <w:p>
+            <w:r>
+              <w:rPr>
+                <w:sz w:val="18"/>
+                <w:szCs w:val="18"/>
+              </w:rPr>
+              <w:t xml:space="preserve">US-SEC-19</w:t>
+            </w:r>
+          </w:p>
+        </w:tc>
+        <w:tc>
+          <w:tcPr>
+            <w:tcW w:type="dxa" w:w="3212"/>
+            <w:tcBorders>
+              <w:top w:val="single" w:color="999999" w:sz="4"/>
+              <w:left w:val="single" w:color="999999" w:sz="4"/>
+              <w:bottom w:val="single" w:color="999999" w:sz="4"/>
+              <w:right w:val="single" w:color="999999" w:sz="4"/>
+            </w:tcBorders>
+            <w:tcMar>
+              <w:top w:type="dxa" w:w="60"/>
+              <w:left w:type="dxa" w:w="100"/>
+              <w:bottom w:type="dxa" w:w="60"/>
+              <w:right w:type="dxa" w:w="100"/>
+            </w:tcMar>
+          </w:tcPr>
+          <w:p>
+            <w:r>
+              <w:rPr>
+                <w:sz w:val="18"/>
+                <w:szCs w:val="18"/>
+              </w:rPr>
+              <w:t xml:space="preserve">En tant que secrétariat, je veux suivre le stock de fournitures et déclencher le réapprovisionnement, afin de ne jamais manquer de tampons, d'encre ou d'enveloppes</w:t>
+            </w:r>
+          </w:p>
+        </w:tc>
+        <w:tc>
+          <w:tcPr>
+            <w:tcW w:type="dxa" w:w="3214"/>
+            <w:tcBorders>
+              <w:top w:val="single" w:color="999999" w:sz="4"/>
+              <w:left w:val="single" w:color="999999" w:sz="4"/>
+              <w:bottom w:val="single" w:color="999999" w:sz="4"/>
+              <w:right w:val="single" w:color="999999" w:sz="4"/>
+            </w:tcBorders>
+            <w:tcMar>
+              <w:top w:type="dxa" w:w="60"/>
+              <w:left w:type="dxa" w:w="100"/>
+              <w:bottom w:type="dxa" w:w="60"/>
+              <w:right w:type="dxa" w:w="100"/>
+            </w:tcMar>
+          </w:tcPr>
+          <w:p>
+            <w:r>
+              <w:rPr>
+                <w:sz w:val="18"/>
+                <w:szCs w:val="18"/>
+              </w:rPr>
+              <w:t xml:space="preserve">A</w:t>
+            </w:r>
+          </w:p>
+        </w:tc>
+      </w:tr>
+      <w:tr>
+        <w:trPr>
+          <w:tblHeader w:val="false"/>
+        </w:trPr>
+        <w:tc>
+          <w:tcPr>
+            <w:tcW w:type="dxa" w:w="3212"/>
+            <w:tcBorders>
+              <w:top w:val="single" w:color="999999" w:sz="4"/>
+              <w:left w:val="single" w:color="999999" w:sz="4"/>
+              <w:bottom w:val="single" w:color="999999" w:sz="4"/>
+              <w:right w:val="single" w:color="999999" w:sz="4"/>
+            </w:tcBorders>
+            <w:tcMar>
+              <w:top w:type="dxa" w:w="60"/>
+              <w:left w:type="dxa" w:w="100"/>
+              <w:bottom w:type="dxa" w:w="60"/>
+              <w:right w:type="dxa" w:w="100"/>
+            </w:tcMar>
+          </w:tcPr>
+          <w:p>
+            <w:r>
+              <w:rPr>
+                <w:sz w:val="18"/>
+                <w:szCs w:val="18"/>
+              </w:rPr>
+              <w:t xml:space="preserve">US-SEC-20</w:t>
+            </w:r>
+          </w:p>
+        </w:tc>
+        <w:tc>
+          <w:tcPr>
+            <w:tcW w:type="dxa" w:w="3212"/>
+            <w:tcBorders>
+              <w:top w:val="single" w:color="999999" w:sz="4"/>
+              <w:left w:val="single" w:color="999999" w:sz="4"/>
+              <w:bottom w:val="single" w:color="999999" w:sz="4"/>
+              <w:right w:val="single" w:color="999999" w:sz="4"/>
+            </w:tcBorders>
+            <w:tcMar>
+              <w:top w:type="dxa" w:w="60"/>
+              <w:left w:type="dxa" w:w="100"/>
+              <w:bottom w:type="dxa" w:w="60"/>
+              <w:right w:type="dxa" w:w="100"/>
+            </w:tcMar>
+          </w:tcPr>
+          <w:p>
+            <w:r>
+              <w:rPr>
+                <w:sz w:val="18"/>
+                <w:szCs w:val="18"/>
+              </w:rPr>
+              <w:t xml:space="preserve">En tant que secrétariat, je veux imprimer une étiquette avec le numéro et un code QR à coller sur le papier, afin de retrouver la ligne du registre depuis l'original</w:t>
+            </w:r>
+          </w:p>
+        </w:tc>
+        <w:tc>
+          <w:tcPr>
+            <w:tcW w:type="dxa" w:w="3214"/>
+            <w:tcBorders>
+              <w:top w:val="single" w:color="999999" w:sz="4"/>
+              <w:left w:val="single" w:color="999999" w:sz="4"/>
+              <w:bottom w:val="single" w:color="999999" w:sz="4"/>
+              <w:right w:val="single" w:color="999999" w:sz="4"/>
+            </w:tcBorders>
+            <w:tcMar>
+              <w:top w:type="dxa" w:w="60"/>
+              <w:left w:type="dxa" w:w="100"/>
+              <w:bottom w:type="dxa" w:w="60"/>
+              <w:right w:type="dxa" w:w="100"/>
+            </w:tcMar>
+          </w:tcPr>
+          <w:p>
+            <w:r>
+              <w:rPr>
+                <w:sz w:val="18"/>
+                <w:szCs w:val="18"/>
+              </w:rPr>
+              <w:t xml:space="preserve">S</w:t>
+            </w:r>
+          </w:p>
+        </w:tc>
+      </w:tr>
+      <w:tr>
+        <w:trPr>
+          <w:tblHeader w:val="false"/>
+        </w:trPr>
+        <w:tc>
+          <w:tcPr>
+            <w:tcW w:type="dxa" w:w="3212"/>
+            <w:tcBorders>
+              <w:top w:val="single" w:color="999999" w:sz="4"/>
+              <w:left w:val="single" w:color="999999" w:sz="4"/>
+              <w:bottom w:val="single" w:color="999999" w:sz="4"/>
+              <w:right w:val="single" w:color="999999" w:sz="4"/>
+            </w:tcBorders>
+            <w:tcMar>
+              <w:top w:type="dxa" w:w="60"/>
+              <w:left w:type="dxa" w:w="100"/>
+              <w:bottom w:type="dxa" w:w="60"/>
+              <w:right w:type="dxa" w:w="100"/>
+            </w:tcMar>
+          </w:tcPr>
+          <w:p>
+            <w:r>
+              <w:rPr>
+                <w:sz w:val="18"/>
+                <w:szCs w:val="18"/>
+              </w:rPr>
+              <w:t xml:space="preserve">US-SEC-21</w:t>
+            </w:r>
+          </w:p>
+        </w:tc>
+        <w:tc>
+          <w:tcPr>
+            <w:tcW w:type="dxa" w:w="3212"/>
+            <w:tcBorders>
+              <w:top w:val="single" w:color="999999" w:sz="4"/>
+              <w:left w:val="single" w:color="999999" w:sz="4"/>
+              <w:bottom w:val="single" w:color="999999" w:sz="4"/>
+              <w:right w:val="single" w:color="999999" w:sz="4"/>
+            </w:tcBorders>
+            <w:tcMar>
+              <w:top w:type="dxa" w:w="60"/>
+              <w:left w:type="dxa" w:w="100"/>
+              <w:bottom w:type="dxa" w:w="60"/>
+              <w:right w:type="dxa" w:w="100"/>
+            </w:tcMar>
+          </w:tcPr>
+          <w:p>
+            <w:r>
+              <w:rPr>
+                <w:sz w:val="18"/>
+                <w:szCs w:val="18"/>
+              </w:rPr>
+              <w:t xml:space="preserve">En tant que secrétariat, je veux enregistrer la sortie et le retour d'un original prêté, afin de savoir où est chaque dossier</w:t>
+            </w:r>
+          </w:p>
+        </w:tc>
+        <w:tc>
+          <w:tcPr>
+            <w:tcW w:type="dxa" w:w="3214"/>
+            <w:tcBorders>
+              <w:top w:val="single" w:color="999999" w:sz="4"/>
+              <w:left w:val="single" w:color="999999" w:sz="4"/>
+              <w:bottom w:val="single" w:color="999999" w:sz="4"/>
+              <w:right w:val="single" w:color="999999" w:sz="4"/>
+            </w:tcBorders>
+            <w:tcMar>
+              <w:top w:type="dxa" w:w="60"/>
+              <w:left w:type="dxa" w:w="100"/>
+              <w:bottom w:type="dxa" w:w="60"/>
+              <w:right w:type="dxa" w:w="100"/>
+            </w:tcMar>
+          </w:tcPr>
+          <w:p>
+            <w:r>
+              <w:rPr>
+                <w:sz w:val="18"/>
+                <w:szCs w:val="18"/>
+              </w:rPr>
+              <w:t xml:space="preserve">S</w:t>
+            </w:r>
+          </w:p>
+        </w:tc>
+      </w:tr>
+      <w:tr>
+        <w:trPr>
+          <w:tblHeader w:val="false"/>
+        </w:trPr>
+        <w:tc>
+          <w:tcPr>
+            <w:tcW w:type="dxa" w:w="3212"/>
+            <w:tcBorders>
+              <w:top w:val="single" w:color="999999" w:sz="4"/>
+              <w:left w:val="single" w:color="999999" w:sz="4"/>
+              <w:bottom w:val="single" w:color="999999" w:sz="4"/>
+              <w:right w:val="single" w:color="999999" w:sz="4"/>
+            </w:tcBorders>
+            <w:tcMar>
+              <w:top w:type="dxa" w:w="60"/>
+              <w:left w:type="dxa" w:w="100"/>
+              <w:bottom w:type="dxa" w:w="60"/>
+              <w:right w:type="dxa" w:w="100"/>
+            </w:tcMar>
+          </w:tcPr>
+          <w:p>
+            <w:r>
+              <w:rPr>
+                <w:sz w:val="18"/>
+                <w:szCs w:val="18"/>
+              </w:rPr>
+              <w:t xml:space="preserve">US-SEC-22</w:t>
+            </w:r>
+          </w:p>
+        </w:tc>
+        <w:tc>
+          <w:tcPr>
+            <w:tcW w:type="dxa" w:w="3212"/>
+            <w:tcBorders>
+              <w:top w:val="single" w:color="999999" w:sz="4"/>
+              <w:left w:val="single" w:color="999999" w:sz="4"/>
+              <w:bottom w:val="single" w:color="999999" w:sz="4"/>
+              <w:right w:val="single" w:color="999999" w:sz="4"/>
+            </w:tcBorders>
+            <w:tcMar>
+              <w:top w:type="dxa" w:w="60"/>
+              <w:left w:type="dxa" w:w="100"/>
+              <w:bottom w:type="dxa" w:w="60"/>
+              <w:right w:type="dxa" w:w="100"/>
+            </w:tcMar>
+          </w:tcPr>
+          <w:p>
+            <w:r>
+              <w:rPr>
+                <w:sz w:val="18"/>
+                <w:szCs w:val="18"/>
+              </w:rPr>
+              <w:t xml:space="preserve">En tant que secrétariat, je veux des indicateurs propres au courrier (délai moyen de traitement, taux d'accusés dans les délais, courriers en retard par responsable), afin d'alimenter le point hebdomadaire</w:t>
+            </w:r>
+          </w:p>
+        </w:tc>
+        <w:tc>
+          <w:tcPr>
+            <w:tcW w:type="dxa" w:w="3214"/>
+            <w:tcBorders>
+              <w:top w:val="single" w:color="999999" w:sz="4"/>
+              <w:left w:val="single" w:color="999999" w:sz="4"/>
+              <w:bottom w:val="single" w:color="999999" w:sz="4"/>
+              <w:right w:val="single" w:color="999999" w:sz="4"/>
+            </w:tcBorders>
+            <w:tcMar>
+              <w:top w:type="dxa" w:w="60"/>
+              <w:left w:type="dxa" w:w="100"/>
+              <w:bottom w:type="dxa" w:w="60"/>
+              <w:right w:type="dxa" w:w="100"/>
+            </w:tcMar>
+          </w:tcPr>
+          <w:p>
+            <w:r>
+              <w:rPr>
+                <w:sz w:val="18"/>
+                <w:szCs w:val="18"/>
+              </w:rPr>
+              <w:t xml:space="preserve">S</w:t>
+            </w:r>
+          </w:p>
+        </w:tc>
+      </w:tr>
+    </w:tbl>
+    <w:p/>
+    <w:p>
+      <w:pPr>
+        <w:pStyle w:val="Heading2"/>
+      </w:pPr>
+      <w:r>
+        <w:t xml:space="preserve">6.11 Obligations à échéance propres au BTP (ajouté le 10 octobre 2026)</w:t>
+      </w:r>
+    </w:p>
+    <w:tbl>
+      <w:tblPr>
+        <w:tblW w:type="dxa" w:w="9638"/>
+        <w:tblBorders>
+          <w:top w:val="single" w:color="auto" w:sz="4"/>
+          <w:left w:val="single" w:color="auto" w:sz="4"/>
+          <w:bottom w:val="single" w:color="auto" w:sz="4"/>
+          <w:right w:val="single" w:color="auto" w:sz="4"/>
+          <w:insideH w:val="single" w:color="auto" w:sz="4"/>
+          <w:insideV w:val="single" w:color="auto" w:sz="4"/>
+        </w:tblBorders>
+      </w:tblPr>
+      <w:tblGrid>
+        <w:gridCol w:w="3212"/>
+        <w:gridCol w:w="3212"/>
+        <w:gridCol w:w="3214"/>
+      </w:tblGrid>
+      <w:tr>
+        <w:trPr>
+          <w:tblHeader/>
+        </w:trPr>
+        <w:tc>
+          <w:tcPr>
+            <w:tcW w:type="dxa" w:w="3212"/>
+            <w:tcBorders>
+              <w:top w:val="single" w:color="999999" w:sz="4"/>
+              <w:left w:val="single" w:color="999999" w:sz="4"/>
+              <w:bottom w:val="single" w:color="999999" w:sz="4"/>
+              <w:right w:val="single" w:color="999999" w:sz="4"/>
+            </w:tcBorders>
+            <w:shd w:fill="1F3A5F" w:color="auto" w:val="clear"/>
+            <w:tcMar>
+              <w:top w:type="dxa" w:w="60"/>
+              <w:left w:type="dxa" w:w="100"/>
+              <w:bottom w:type="dxa" w:w="60"/>
+              <w:right w:type="dxa" w:w="100"/>
+            </w:tcMar>
+          </w:tcPr>
+          <w:p>
+            <w:r>
+              <w:rPr>
+                <w:b/>
+                <w:bCs/>
+                <w:color w:val="FFFFFF"/>
+                <w:sz w:val="18"/>
+                <w:szCs w:val="18"/>
+              </w:rPr>
+              <w:t xml:space="preserve">ID</w:t>
+            </w:r>
+          </w:p>
+        </w:tc>
+        <w:tc>
+          <w:tcPr>
+            <w:tcW w:type="dxa" w:w="3212"/>
+            <w:tcBorders>
+              <w:top w:val="single" w:color="999999" w:sz="4"/>
+              <w:left w:val="single" w:color="999999" w:sz="4"/>
+              <w:bottom w:val="single" w:color="999999" w:sz="4"/>
+              <w:right w:val="single" w:color="999999" w:sz="4"/>
+            </w:tcBorders>
+            <w:shd w:fill="1F3A5F" w:color="auto" w:val="clear"/>
+            <w:tcMar>
+              <w:top w:type="dxa" w:w="60"/>
+              <w:left w:type="dxa" w:w="100"/>
+              <w:bottom w:type="dxa" w:w="60"/>
+              <w:right w:type="dxa" w:w="100"/>
+            </w:tcMar>
+          </w:tcPr>
+          <w:p>
+            <w:r>
+              <w:rPr>
+                <w:b/>
+                <w:bCs/>
+                <w:color w:val="FFFFFF"/>
+                <w:sz w:val="18"/>
+                <w:szCs w:val="18"/>
+              </w:rPr>
+              <w:t xml:space="preserve">Story</w:t>
+            </w:r>
+          </w:p>
+        </w:tc>
+        <w:tc>
+          <w:tcPr>
+            <w:tcW w:type="dxa" w:w="3214"/>
+            <w:tcBorders>
+              <w:top w:val="single" w:color="999999" w:sz="4"/>
+              <w:left w:val="single" w:color="999999" w:sz="4"/>
+              <w:bottom w:val="single" w:color="999999" w:sz="4"/>
+              <w:right w:val="single" w:color="999999" w:sz="4"/>
+            </w:tcBorders>
+            <w:shd w:fill="1F3A5F" w:color="auto" w:val="clear"/>
+            <w:tcMar>
+              <w:top w:type="dxa" w:w="60"/>
+              <w:left w:type="dxa" w:w="100"/>
+              <w:bottom w:type="dxa" w:w="60"/>
+              <w:right w:type="dxa" w:w="100"/>
+            </w:tcMar>
+          </w:tcPr>
+          <w:p>
+            <w:r>
+              <w:rPr>
+                <w:b/>
+                <w:bCs/>
+                <w:color w:val="FFFFFF"/>
+                <w:sz w:val="18"/>
+                <w:szCs w:val="18"/>
+              </w:rPr>
+              <w:t xml:space="preserve">Priorité</w:t>
+            </w:r>
+          </w:p>
+        </w:tc>
+      </w:tr>
+      <w:tr>
+        <w:trPr>
+          <w:tblHeader w:val="false"/>
+        </w:trPr>
+        <w:tc>
+          <w:tcPr>
+            <w:tcW w:type="dxa" w:w="3212"/>
+            <w:tcBorders>
+              <w:top w:val="single" w:color="999999" w:sz="4"/>
+              <w:left w:val="single" w:color="999999" w:sz="4"/>
+              <w:bottom w:val="single" w:color="999999" w:sz="4"/>
+              <w:right w:val="single" w:color="999999" w:sz="4"/>
+            </w:tcBorders>
+            <w:tcMar>
+              <w:top w:type="dxa" w:w="60"/>
+              <w:left w:type="dxa" w:w="100"/>
+              <w:bottom w:type="dxa" w:w="60"/>
+              <w:right w:type="dxa" w:w="100"/>
+            </w:tcMar>
+          </w:tcPr>
+          <w:p>
+            <w:r>
+              <w:rPr>
+                <w:sz w:val="18"/>
+                <w:szCs w:val="18"/>
+              </w:rPr>
+              <w:t xml:space="preserve">US-ECH-01</w:t>
+            </w:r>
+          </w:p>
+        </w:tc>
+        <w:tc>
+          <w:tcPr>
+            <w:tcW w:type="dxa" w:w="3212"/>
+            <w:tcBorders>
+              <w:top w:val="single" w:color="999999" w:sz="4"/>
+              <w:left w:val="single" w:color="999999" w:sz="4"/>
+              <w:bottom w:val="single" w:color="999999" w:sz="4"/>
+              <w:right w:val="single" w:color="999999" w:sz="4"/>
+            </w:tcBorders>
+            <w:tcMar>
+              <w:top w:type="dxa" w:w="60"/>
+              <w:left w:type="dxa" w:w="100"/>
+              <w:bottom w:type="dxa" w:w="60"/>
+              <w:right w:type="dxa" w:w="100"/>
+            </w:tcMar>
+          </w:tcPr>
+          <w:p>
+            <w:r>
+              <w:rPr>
+                <w:sz w:val="18"/>
+                <w:szCs w:val="18"/>
+              </w:rPr>
+              <w:t xml:space="preserve">En tant que Direction, je veux un dossier administratif d'entreprise à jour (RCCM, attestations fiscale et sociale, agréments, assurances) avec alerte avant expiration, afin de répondre à tout appel d'offres sans courir</w:t>
+            </w:r>
+          </w:p>
+        </w:tc>
+        <w:tc>
+          <w:tcPr>
+            <w:tcW w:type="dxa" w:w="3214"/>
+            <w:tcBorders>
+              <w:top w:val="single" w:color="999999" w:sz="4"/>
+              <w:left w:val="single" w:color="999999" w:sz="4"/>
+              <w:bottom w:val="single" w:color="999999" w:sz="4"/>
+              <w:right w:val="single" w:color="999999" w:sz="4"/>
+            </w:tcBorders>
+            <w:tcMar>
+              <w:top w:type="dxa" w:w="60"/>
+              <w:left w:type="dxa" w:w="100"/>
+              <w:bottom w:type="dxa" w:w="60"/>
+              <w:right w:type="dxa" w:w="100"/>
+            </w:tcMar>
+          </w:tcPr>
+          <w:p>
+            <w:r>
+              <w:rPr>
+                <w:sz w:val="18"/>
+                <w:szCs w:val="18"/>
+              </w:rPr>
+              <w:t xml:space="preserve">M</w:t>
+            </w:r>
+          </w:p>
+        </w:tc>
+      </w:tr>
+      <w:tr>
+        <w:trPr>
+          <w:tblHeader w:val="false"/>
+        </w:trPr>
+        <w:tc>
+          <w:tcPr>
+            <w:tcW w:type="dxa" w:w="3212"/>
+            <w:tcBorders>
+              <w:top w:val="single" w:color="999999" w:sz="4"/>
+              <w:left w:val="single" w:color="999999" w:sz="4"/>
+              <w:bottom w:val="single" w:color="999999" w:sz="4"/>
+              <w:right w:val="single" w:color="999999" w:sz="4"/>
+            </w:tcBorders>
+            <w:tcMar>
+              <w:top w:type="dxa" w:w="60"/>
+              <w:left w:type="dxa" w:w="100"/>
+              <w:bottom w:type="dxa" w:w="60"/>
+              <w:right w:type="dxa" w:w="100"/>
+            </w:tcMar>
+          </w:tcPr>
+          <w:p>
+            <w:r>
+              <w:rPr>
+                <w:sz w:val="18"/>
+                <w:szCs w:val="18"/>
+              </w:rPr>
+              <w:t xml:space="preserve">US-ECH-02</w:t>
+            </w:r>
+          </w:p>
+        </w:tc>
+        <w:tc>
+          <w:tcPr>
+            <w:tcW w:type="dxa" w:w="3212"/>
+            <w:tcBorders>
+              <w:top w:val="single" w:color="999999" w:sz="4"/>
+              <w:left w:val="single" w:color="999999" w:sz="4"/>
+              <w:bottom w:val="single" w:color="999999" w:sz="4"/>
+              <w:right w:val="single" w:color="999999" w:sz="4"/>
+            </w:tcBorders>
+            <w:tcMar>
+              <w:top w:type="dxa" w:w="60"/>
+              <w:left w:type="dxa" w:w="100"/>
+              <w:bottom w:type="dxa" w:w="60"/>
+              <w:right w:type="dxa" w:w="100"/>
+            </w:tcMar>
+          </w:tcPr>
+          <w:p>
+            <w:r>
+              <w:rPr>
+                <w:sz w:val="18"/>
+                <w:szCs w:val="18"/>
+              </w:rPr>
+              <w:t xml:space="preserve">En tant que finance, je veux suivre chaque caution bancaire (soumission, avance, bonne exécution, retenue de garantie) avec son montant, son échéance et sa mainlevée, afin de récupérer l'argent immobilisé</w:t>
+            </w:r>
+          </w:p>
+        </w:tc>
+        <w:tc>
+          <w:tcPr>
+            <w:tcW w:type="dxa" w:w="3214"/>
+            <w:tcBorders>
+              <w:top w:val="single" w:color="999999" w:sz="4"/>
+              <w:left w:val="single" w:color="999999" w:sz="4"/>
+              <w:bottom w:val="single" w:color="999999" w:sz="4"/>
+              <w:right w:val="single" w:color="999999" w:sz="4"/>
+            </w:tcBorders>
+            <w:tcMar>
+              <w:top w:type="dxa" w:w="60"/>
+              <w:left w:type="dxa" w:w="100"/>
+              <w:bottom w:type="dxa" w:w="60"/>
+              <w:right w:type="dxa" w:w="100"/>
+            </w:tcMar>
+          </w:tcPr>
+          <w:p>
+            <w:r>
+              <w:rPr>
+                <w:sz w:val="18"/>
+                <w:szCs w:val="18"/>
+              </w:rPr>
+              <w:t xml:space="preserve">M</w:t>
+            </w:r>
+          </w:p>
+        </w:tc>
+      </w:tr>
+      <w:tr>
+        <w:trPr>
+          <w:tblHeader w:val="false"/>
+        </w:trPr>
+        <w:tc>
+          <w:tcPr>
+            <w:tcW w:type="dxa" w:w="3212"/>
+            <w:tcBorders>
+              <w:top w:val="single" w:color="999999" w:sz="4"/>
+              <w:left w:val="single" w:color="999999" w:sz="4"/>
+              <w:bottom w:val="single" w:color="999999" w:sz="4"/>
+              <w:right w:val="single" w:color="999999" w:sz="4"/>
+            </w:tcBorders>
+            <w:tcMar>
+              <w:top w:type="dxa" w:w="60"/>
+              <w:left w:type="dxa" w:w="100"/>
+              <w:bottom w:type="dxa" w:w="60"/>
+              <w:right w:type="dxa" w:w="100"/>
+            </w:tcMar>
+          </w:tcPr>
+          <w:p>
+            <w:r>
+              <w:rPr>
+                <w:sz w:val="18"/>
+                <w:szCs w:val="18"/>
+              </w:rPr>
+              <w:t xml:space="preserve">US-ECH-03</w:t>
+            </w:r>
+          </w:p>
+        </w:tc>
+        <w:tc>
+          <w:tcPr>
+            <w:tcW w:type="dxa" w:w="3212"/>
+            <w:tcBorders>
+              <w:top w:val="single" w:color="999999" w:sz="4"/>
+              <w:left w:val="single" w:color="999999" w:sz="4"/>
+              <w:bottom w:val="single" w:color="999999" w:sz="4"/>
+              <w:right w:val="single" w:color="999999" w:sz="4"/>
+            </w:tcBorders>
+            <w:tcMar>
+              <w:top w:type="dxa" w:w="60"/>
+              <w:left w:type="dxa" w:w="100"/>
+              <w:bottom w:type="dxa" w:w="60"/>
+              <w:right w:type="dxa" w:w="100"/>
+            </w:tcMar>
+          </w:tcPr>
+          <w:p>
+            <w:r>
+              <w:rPr>
+                <w:sz w:val="18"/>
+                <w:szCs w:val="18"/>
+              </w:rPr>
+              <w:t xml:space="preserve">En tant que Direction, je veux suivre les assurances de l'entreprise, des chantiers, des engins et des véhicules avec alerte avant échéance, afin de ne jamais être découvert</w:t>
+            </w:r>
+          </w:p>
+        </w:tc>
+        <w:tc>
+          <w:tcPr>
+            <w:tcW w:type="dxa" w:w="3214"/>
+            <w:tcBorders>
+              <w:top w:val="single" w:color="999999" w:sz="4"/>
+              <w:left w:val="single" w:color="999999" w:sz="4"/>
+              <w:bottom w:val="single" w:color="999999" w:sz="4"/>
+              <w:right w:val="single" w:color="999999" w:sz="4"/>
+            </w:tcBorders>
+            <w:tcMar>
+              <w:top w:type="dxa" w:w="60"/>
+              <w:left w:type="dxa" w:w="100"/>
+              <w:bottom w:type="dxa" w:w="60"/>
+              <w:right w:type="dxa" w:w="100"/>
+            </w:tcMar>
+          </w:tcPr>
+          <w:p>
+            <w:r>
+              <w:rPr>
+                <w:sz w:val="18"/>
+                <w:szCs w:val="18"/>
+              </w:rPr>
+              <w:t xml:space="preserve">M</w:t>
+            </w:r>
+          </w:p>
+        </w:tc>
+      </w:tr>
+      <w:tr>
+        <w:trPr>
+          <w:tblHeader w:val="false"/>
+        </w:trPr>
+        <w:tc>
+          <w:tcPr>
+            <w:tcW w:type="dxa" w:w="3212"/>
+            <w:tcBorders>
+              <w:top w:val="single" w:color="999999" w:sz="4"/>
+              <w:left w:val="single" w:color="999999" w:sz="4"/>
+              <w:bottom w:val="single" w:color="999999" w:sz="4"/>
+              <w:right w:val="single" w:color="999999" w:sz="4"/>
+            </w:tcBorders>
+            <w:tcMar>
+              <w:top w:type="dxa" w:w="60"/>
+              <w:left w:type="dxa" w:w="100"/>
+              <w:bottom w:type="dxa" w:w="60"/>
+              <w:right w:type="dxa" w:w="100"/>
+            </w:tcMar>
+          </w:tcPr>
+          <w:p>
+            <w:r>
+              <w:rPr>
+                <w:sz w:val="18"/>
+                <w:szCs w:val="18"/>
+              </w:rPr>
+              <w:t xml:space="preserve">US-ECH-04</w:t>
+            </w:r>
+          </w:p>
+        </w:tc>
+        <w:tc>
+          <w:tcPr>
+            <w:tcW w:type="dxa" w:w="3212"/>
+            <w:tcBorders>
+              <w:top w:val="single" w:color="999999" w:sz="4"/>
+              <w:left w:val="single" w:color="999999" w:sz="4"/>
+              <w:bottom w:val="single" w:color="999999" w:sz="4"/>
+              <w:right w:val="single" w:color="999999" w:sz="4"/>
+            </w:tcBorders>
+            <w:tcMar>
+              <w:top w:type="dxa" w:w="60"/>
+              <w:left w:type="dxa" w:w="100"/>
+              <w:bottom w:type="dxa" w:w="60"/>
+              <w:right w:type="dxa" w:w="100"/>
+            </w:tcMar>
+          </w:tcPr>
+          <w:p>
+            <w:r>
+              <w:rPr>
+                <w:sz w:val="18"/>
+                <w:szCs w:val="18"/>
+              </w:rPr>
+              <w:t xml:space="preserve">En tant que Direction, je veux suivre les permis, autorisations et contrats récurrents (bail, abonnements) avec leurs échéances, afin d'anticiper les renouvellements</w:t>
+            </w:r>
+          </w:p>
+        </w:tc>
+        <w:tc>
+          <w:tcPr>
+            <w:tcW w:type="dxa" w:w="3214"/>
+            <w:tcBorders>
+              <w:top w:val="single" w:color="999999" w:sz="4"/>
+              <w:left w:val="single" w:color="999999" w:sz="4"/>
+              <w:bottom w:val="single" w:color="999999" w:sz="4"/>
+              <w:right w:val="single" w:color="999999" w:sz="4"/>
+            </w:tcBorders>
+            <w:tcMar>
+              <w:top w:type="dxa" w:w="60"/>
+              <w:left w:type="dxa" w:w="100"/>
+              <w:bottom w:type="dxa" w:w="60"/>
+              <w:right w:type="dxa" w:w="100"/>
+            </w:tcMar>
+          </w:tcPr>
+          <w:p>
+            <w:r>
+              <w:rPr>
+                <w:sz w:val="18"/>
+                <w:szCs w:val="18"/>
+              </w:rPr>
+              <w:t xml:space="preserve">S</w:t>
+            </w:r>
+          </w:p>
+        </w:tc>
+      </w:tr>
+      <w:tr>
+        <w:trPr>
+          <w:tblHeader w:val="false"/>
+        </w:trPr>
+        <w:tc>
+          <w:tcPr>
+            <w:tcW w:type="dxa" w:w="3212"/>
+            <w:tcBorders>
+              <w:top w:val="single" w:color="999999" w:sz="4"/>
+              <w:left w:val="single" w:color="999999" w:sz="4"/>
+              <w:bottom w:val="single" w:color="999999" w:sz="4"/>
+              <w:right w:val="single" w:color="999999" w:sz="4"/>
+            </w:tcBorders>
+            <w:tcMar>
+              <w:top w:type="dxa" w:w="60"/>
+              <w:left w:type="dxa" w:w="100"/>
+              <w:bottom w:type="dxa" w:w="60"/>
+              <w:right w:type="dxa" w:w="100"/>
+            </w:tcMar>
+          </w:tcPr>
+          <w:p>
+            <w:r>
+              <w:rPr>
+                <w:sz w:val="18"/>
+                <w:szCs w:val="18"/>
+              </w:rPr>
+              <w:t xml:space="preserve">US-ECH-05</w:t>
+            </w:r>
+          </w:p>
+        </w:tc>
+        <w:tc>
+          <w:tcPr>
+            <w:tcW w:type="dxa" w:w="3212"/>
+            <w:tcBorders>
+              <w:top w:val="single" w:color="999999" w:sz="4"/>
+              <w:left w:val="single" w:color="999999" w:sz="4"/>
+              <w:bottom w:val="single" w:color="999999" w:sz="4"/>
+              <w:right w:val="single" w:color="999999" w:sz="4"/>
+            </w:tcBorders>
+            <w:tcMar>
+              <w:top w:type="dxa" w:w="60"/>
+              <w:left w:type="dxa" w:w="100"/>
+              <w:bottom w:type="dxa" w:w="60"/>
+              <w:right w:type="dxa" w:w="100"/>
+            </w:tcMar>
+          </w:tcPr>
+          <w:p>
+            <w:r>
+              <w:rPr>
+                <w:sz w:val="18"/>
+                <w:szCs w:val="18"/>
+              </w:rPr>
+              <w:t xml:space="preserve">En tant que chargé d'affaires, je veux une veille des appels d'offres avec la date limite et la liste des pièces à fournir, afin de décider vite si l'on répond</w:t>
+            </w:r>
+          </w:p>
+        </w:tc>
+        <w:tc>
+          <w:tcPr>
+            <w:tcW w:type="dxa" w:w="3214"/>
+            <w:tcBorders>
+              <w:top w:val="single" w:color="999999" w:sz="4"/>
+              <w:left w:val="single" w:color="999999" w:sz="4"/>
+              <w:bottom w:val="single" w:color="999999" w:sz="4"/>
+              <w:right w:val="single" w:color="999999" w:sz="4"/>
+            </w:tcBorders>
+            <w:tcMar>
+              <w:top w:type="dxa" w:w="60"/>
+              <w:left w:type="dxa" w:w="100"/>
+              <w:bottom w:type="dxa" w:w="60"/>
+              <w:right w:type="dxa" w:w="100"/>
+            </w:tcMar>
+          </w:tcPr>
+          <w:p>
+            <w:r>
+              <w:rPr>
+                <w:sz w:val="18"/>
+                <w:szCs w:val="18"/>
+              </w:rPr>
+              <w:t xml:space="preserve">S</w:t>
+            </w:r>
+          </w:p>
+        </w:tc>
+      </w:tr>
+    </w:tbl>
+    <w:p/>
+    <w:p>
+      <w:pPr>
+        <w:pStyle w:val="Heading2"/>
+      </w:pPr>
+      <w:r>
+        <w:t xml:space="preserve">6.12 Règles de la spécification FTMA (ajouté le 10 octobre 2026)</w:t>
+      </w:r>
+    </w:p>
+    <w:tbl>
+      <w:tblPr>
+        <w:tblW w:type="dxa" w:w="9638"/>
+        <w:tblBorders>
+          <w:top w:val="single" w:color="auto" w:sz="4"/>
+          <w:left w:val="single" w:color="auto" w:sz="4"/>
+          <w:bottom w:val="single" w:color="auto" w:sz="4"/>
+          <w:right w:val="single" w:color="auto" w:sz="4"/>
+          <w:insideH w:val="single" w:color="auto" w:sz="4"/>
+          <w:insideV w:val="single" w:color="auto" w:sz="4"/>
+        </w:tblBorders>
+      </w:tblPr>
+      <w:tblGrid>
+        <w:gridCol w:w="1349"/>
+        <w:gridCol w:w="3469"/>
+        <w:gridCol w:w="3276"/>
+        <w:gridCol w:w="1544"/>
+      </w:tblGrid>
+      <w:tr>
+        <w:trPr>
+          <w:tblHeader/>
+        </w:trPr>
+        <w:tc>
+          <w:tcPr>
+            <w:tcW w:type="dxa" w:w="1349"/>
+            <w:tcBorders>
+              <w:top w:val="single" w:color="999999" w:sz="4"/>
+              <w:left w:val="single" w:color="999999" w:sz="4"/>
+              <w:bottom w:val="single" w:color="999999" w:sz="4"/>
+              <w:right w:val="single" w:color="999999" w:sz="4"/>
+            </w:tcBorders>
+            <w:shd w:fill="1F3A5F" w:color="auto" w:val="clear"/>
+            <w:tcMar>
+              <w:top w:type="dxa" w:w="60"/>
+              <w:left w:type="dxa" w:w="100"/>
+              <w:bottom w:type="dxa" w:w="60"/>
+              <w:right w:type="dxa" w:w="100"/>
+            </w:tcMar>
+          </w:tcPr>
+          <w:p>
+            <w:r>
+              <w:rPr>
+                <w:b/>
+                <w:bCs/>
+                <w:color w:val="FFFFFF"/>
+                <w:sz w:val="18"/>
+                <w:szCs w:val="18"/>
+              </w:rPr>
+              <w:t xml:space="preserve">ID</w:t>
+            </w:r>
+          </w:p>
+        </w:tc>
+        <w:tc>
+          <w:tcPr>
+            <w:tcW w:type="dxa" w:w="3469"/>
+            <w:tcBorders>
+              <w:top w:val="single" w:color="999999" w:sz="4"/>
+              <w:left w:val="single" w:color="999999" w:sz="4"/>
+              <w:bottom w:val="single" w:color="999999" w:sz="4"/>
+              <w:right w:val="single" w:color="999999" w:sz="4"/>
+            </w:tcBorders>
+            <w:shd w:fill="1F3A5F" w:color="auto" w:val="clear"/>
+            <w:tcMar>
+              <w:top w:type="dxa" w:w="60"/>
+              <w:left w:type="dxa" w:w="100"/>
+              <w:bottom w:type="dxa" w:w="60"/>
+              <w:right w:type="dxa" w:w="100"/>
+            </w:tcMar>
+          </w:tcPr>
+          <w:p>
+            <w:r>
+              <w:rPr>
+                <w:b/>
+                <w:bCs/>
+                <w:color w:val="FFFFFF"/>
+                <w:sz w:val="18"/>
+                <w:szCs w:val="18"/>
+              </w:rPr>
+              <w:t xml:space="preserve">Story</w:t>
+            </w:r>
+          </w:p>
+        </w:tc>
+        <w:tc>
+          <w:tcPr>
+            <w:tcW w:type="dxa" w:w="3276"/>
+            <w:tcBorders>
+              <w:top w:val="single" w:color="999999" w:sz="4"/>
+              <w:left w:val="single" w:color="999999" w:sz="4"/>
+              <w:bottom w:val="single" w:color="999999" w:sz="4"/>
+              <w:right w:val="single" w:color="999999" w:sz="4"/>
+            </w:tcBorders>
+            <w:shd w:fill="1F3A5F" w:color="auto" w:val="clear"/>
+            <w:tcMar>
+              <w:top w:type="dxa" w:w="60"/>
+              <w:left w:type="dxa" w:w="100"/>
+              <w:bottom w:type="dxa" w:w="60"/>
+              <w:right w:type="dxa" w:w="100"/>
+            </w:tcMar>
+          </w:tcPr>
+          <w:p>
+            <w:r>
+              <w:rPr>
+                <w:b/>
+                <w:bCs/>
+                <w:color w:val="FFFFFF"/>
+                <w:sz w:val="18"/>
+                <w:szCs w:val="18"/>
+              </w:rPr>
+              <w:t xml:space="preserve">Source</w:t>
+            </w:r>
+          </w:p>
+        </w:tc>
+        <w:tc>
+          <w:tcPr>
+            <w:tcW w:type="dxa" w:w="1544"/>
+            <w:tcBorders>
+              <w:top w:val="single" w:color="999999" w:sz="4"/>
+              <w:left w:val="single" w:color="999999" w:sz="4"/>
+              <w:bottom w:val="single" w:color="999999" w:sz="4"/>
+              <w:right w:val="single" w:color="999999" w:sz="4"/>
+            </w:tcBorders>
+            <w:shd w:fill="1F3A5F" w:color="auto" w:val="clear"/>
+            <w:tcMar>
+              <w:top w:type="dxa" w:w="60"/>
+              <w:left w:type="dxa" w:w="100"/>
+              <w:bottom w:type="dxa" w:w="60"/>
+              <w:right w:type="dxa" w:w="100"/>
+            </w:tcMar>
+          </w:tcPr>
+          <w:p>
+            <w:r>
+              <w:rPr>
+                <w:b/>
+                <w:bCs/>
+                <w:color w:val="FFFFFF"/>
+                <w:sz w:val="18"/>
+                <w:szCs w:val="18"/>
+              </w:rPr>
+              <w:t xml:space="preserve">Priorité</w:t>
+            </w:r>
+          </w:p>
+        </w:tc>
+      </w:tr>
+      <w:tr>
+        <w:trPr>
+          <w:tblHeader w:val="false"/>
+        </w:trPr>
+        <w:tc>
+          <w:tcPr>
+            <w:tcW w:type="dxa" w:w="1349"/>
+            <w:tcBorders>
+              <w:top w:val="single" w:color="999999" w:sz="4"/>
+              <w:left w:val="single" w:color="999999" w:sz="4"/>
+              <w:bottom w:val="single" w:color="999999" w:sz="4"/>
+              <w:right w:val="single" w:color="999999" w:sz="4"/>
+            </w:tcBorders>
+            <w:tcMar>
+              <w:top w:type="dxa" w:w="60"/>
+              <w:left w:type="dxa" w:w="100"/>
+              <w:bottom w:type="dxa" w:w="60"/>
+              <w:right w:type="dxa" w:w="100"/>
+            </w:tcMar>
+          </w:tcPr>
+          <w:p>
+            <w:r>
+              <w:rPr>
+                <w:sz w:val="18"/>
+                <w:szCs w:val="18"/>
+              </w:rPr>
+              <w:t xml:space="preserve">US-PAY-01</w:t>
+            </w:r>
+          </w:p>
+        </w:tc>
+        <w:tc>
+          <w:tcPr>
+            <w:tcW w:type="dxa" w:w="3469"/>
+            <w:tcBorders>
+              <w:top w:val="single" w:color="999999" w:sz="4"/>
+              <w:left w:val="single" w:color="999999" w:sz="4"/>
+              <w:bottom w:val="single" w:color="999999" w:sz="4"/>
+              <w:right w:val="single" w:color="999999" w:sz="4"/>
+            </w:tcBorders>
+            <w:tcMar>
+              <w:top w:type="dxa" w:w="60"/>
+              <w:left w:type="dxa" w:w="100"/>
+              <w:bottom w:type="dxa" w:w="60"/>
+              <w:right w:type="dxa" w:w="100"/>
+            </w:tcMar>
+          </w:tcPr>
+          <w:p>
+            <w:r>
+              <w:rPr>
+                <w:sz w:val="18"/>
+                <w:szCs w:val="18"/>
+              </w:rPr>
+              <w:t xml:space="preserve">En tant que Direction, je veux que le système bloque la visite, la production et la livraison tant que la tranche de paiement correspondante n'est pas payée, sauf dérogation tracée, afin de protéger la trésorerie</w:t>
+            </w:r>
+          </w:p>
+        </w:tc>
+        <w:tc>
+          <w:tcPr>
+            <w:tcW w:type="dxa" w:w="3276"/>
+            <w:tcBorders>
+              <w:top w:val="single" w:color="999999" w:sz="4"/>
+              <w:left w:val="single" w:color="999999" w:sz="4"/>
+              <w:bottom w:val="single" w:color="999999" w:sz="4"/>
+              <w:right w:val="single" w:color="999999" w:sz="4"/>
+            </w:tcBorders>
+            <w:tcMar>
+              <w:top w:type="dxa" w:w="60"/>
+              <w:left w:type="dxa" w:w="100"/>
+              <w:bottom w:type="dxa" w:w="60"/>
+              <w:right w:type="dxa" w:w="100"/>
+            </w:tcMar>
+          </w:tcPr>
+          <w:p>
+            <w:r>
+              <w:rPr>
+                <w:sz w:val="18"/>
+                <w:szCs w:val="18"/>
+              </w:rPr>
+              <w:t xml:space="preserve">FTMA §9.4</w:t>
+            </w:r>
+          </w:p>
+        </w:tc>
+        <w:tc>
+          <w:tcPr>
+            <w:tcW w:type="dxa" w:w="1544"/>
+            <w:tcBorders>
+              <w:top w:val="single" w:color="999999" w:sz="4"/>
+              <w:left w:val="single" w:color="999999" w:sz="4"/>
+              <w:bottom w:val="single" w:color="999999" w:sz="4"/>
+              <w:right w:val="single" w:color="999999" w:sz="4"/>
+            </w:tcBorders>
+            <w:tcMar>
+              <w:top w:type="dxa" w:w="60"/>
+              <w:left w:type="dxa" w:w="100"/>
+              <w:bottom w:type="dxa" w:w="60"/>
+              <w:right w:type="dxa" w:w="100"/>
+            </w:tcMar>
+          </w:tcPr>
+          <w:p>
+            <w:r>
+              <w:rPr>
+                <w:sz w:val="18"/>
+                <w:szCs w:val="18"/>
+              </w:rPr>
+              <w:t xml:space="preserve">M</w:t>
+            </w:r>
+          </w:p>
+        </w:tc>
+      </w:tr>
+      <w:tr>
+        <w:trPr>
+          <w:tblHeader w:val="false"/>
+        </w:trPr>
+        <w:tc>
+          <w:tcPr>
+            <w:tcW w:type="dxa" w:w="1349"/>
+            <w:tcBorders>
+              <w:top w:val="single" w:color="999999" w:sz="4"/>
+              <w:left w:val="single" w:color="999999" w:sz="4"/>
+              <w:bottom w:val="single" w:color="999999" w:sz="4"/>
+              <w:right w:val="single" w:color="999999" w:sz="4"/>
+            </w:tcBorders>
+            <w:tcMar>
+              <w:top w:type="dxa" w:w="60"/>
+              <w:left w:type="dxa" w:w="100"/>
+              <w:bottom w:type="dxa" w:w="60"/>
+              <w:right w:type="dxa" w:w="100"/>
+            </w:tcMar>
+          </w:tcPr>
+          <w:p>
+            <w:r>
+              <w:rPr>
+                <w:sz w:val="18"/>
+                <w:szCs w:val="18"/>
+              </w:rPr>
+              <w:t xml:space="preserve">US-PAY-02</w:t>
+            </w:r>
+          </w:p>
+        </w:tc>
+        <w:tc>
+          <w:tcPr>
+            <w:tcW w:type="dxa" w:w="3469"/>
+            <w:tcBorders>
+              <w:top w:val="single" w:color="999999" w:sz="4"/>
+              <w:left w:val="single" w:color="999999" w:sz="4"/>
+              <w:bottom w:val="single" w:color="999999" w:sz="4"/>
+              <w:right w:val="single" w:color="999999" w:sz="4"/>
+            </w:tcBorders>
+            <w:tcMar>
+              <w:top w:type="dxa" w:w="60"/>
+              <w:left w:type="dxa" w:w="100"/>
+              <w:bottom w:type="dxa" w:w="60"/>
+              <w:right w:type="dxa" w:w="100"/>
+            </w:tcMar>
+          </w:tcPr>
+          <w:p>
+            <w:r>
+              <w:rPr>
+                <w:sz w:val="18"/>
+                <w:szCs w:val="18"/>
+              </w:rPr>
+              <w:t xml:space="preserve">En tant que finance, je veux un échéancier de tranches généré à l'ouverture de chaque dossier selon le secteur, modifiable par contrat, afin de ne pas le recalculer à la main</w:t>
+            </w:r>
+          </w:p>
+        </w:tc>
+        <w:tc>
+          <w:tcPr>
+            <w:tcW w:type="dxa" w:w="3276"/>
+            <w:tcBorders>
+              <w:top w:val="single" w:color="999999" w:sz="4"/>
+              <w:left w:val="single" w:color="999999" w:sz="4"/>
+              <w:bottom w:val="single" w:color="999999" w:sz="4"/>
+              <w:right w:val="single" w:color="999999" w:sz="4"/>
+            </w:tcBorders>
+            <w:tcMar>
+              <w:top w:type="dxa" w:w="60"/>
+              <w:left w:type="dxa" w:w="100"/>
+              <w:bottom w:type="dxa" w:w="60"/>
+              <w:right w:type="dxa" w:w="100"/>
+            </w:tcMar>
+          </w:tcPr>
+          <w:p>
+            <w:r>
+              <w:rPr>
+                <w:sz w:val="18"/>
+                <w:szCs w:val="18"/>
+              </w:rPr>
+              <w:t xml:space="preserve">FTMA §9.4</w:t>
+            </w:r>
+          </w:p>
+        </w:tc>
+        <w:tc>
+          <w:tcPr>
+            <w:tcW w:type="dxa" w:w="1544"/>
+            <w:tcBorders>
+              <w:top w:val="single" w:color="999999" w:sz="4"/>
+              <w:left w:val="single" w:color="999999" w:sz="4"/>
+              <w:bottom w:val="single" w:color="999999" w:sz="4"/>
+              <w:right w:val="single" w:color="999999" w:sz="4"/>
+            </w:tcBorders>
+            <w:tcMar>
+              <w:top w:type="dxa" w:w="60"/>
+              <w:left w:type="dxa" w:w="100"/>
+              <w:bottom w:type="dxa" w:w="60"/>
+              <w:right w:type="dxa" w:w="100"/>
+            </w:tcMar>
+          </w:tcPr>
+          <w:p>
+            <w:r>
+              <w:rPr>
+                <w:sz w:val="18"/>
+                <w:szCs w:val="18"/>
+              </w:rPr>
+              <w:t xml:space="preserve">M</w:t>
+            </w:r>
+          </w:p>
+        </w:tc>
+      </w:tr>
+      <w:tr>
+        <w:trPr>
+          <w:tblHeader w:val="false"/>
+        </w:trPr>
+        <w:tc>
+          <w:tcPr>
+            <w:tcW w:type="dxa" w:w="1349"/>
+            <w:tcBorders>
+              <w:top w:val="single" w:color="999999" w:sz="4"/>
+              <w:left w:val="single" w:color="999999" w:sz="4"/>
+              <w:bottom w:val="single" w:color="999999" w:sz="4"/>
+              <w:right w:val="single" w:color="999999" w:sz="4"/>
+            </w:tcBorders>
+            <w:tcMar>
+              <w:top w:type="dxa" w:w="60"/>
+              <w:left w:type="dxa" w:w="100"/>
+              <w:bottom w:type="dxa" w:w="60"/>
+              <w:right w:type="dxa" w:w="100"/>
+            </w:tcMar>
+          </w:tcPr>
+          <w:p>
+            <w:r>
+              <w:rPr>
+                <w:sz w:val="18"/>
+                <w:szCs w:val="18"/>
+              </w:rPr>
+              <w:t xml:space="preserve">US-ITE-01</w:t>
+            </w:r>
+          </w:p>
+        </w:tc>
+        <w:tc>
+          <w:tcPr>
+            <w:tcW w:type="dxa" w:w="3469"/>
+            <w:tcBorders>
+              <w:top w:val="single" w:color="999999" w:sz="4"/>
+              <w:left w:val="single" w:color="999999" w:sz="4"/>
+              <w:bottom w:val="single" w:color="999999" w:sz="4"/>
+              <w:right w:val="single" w:color="999999" w:sz="4"/>
+            </w:tcBorders>
+            <w:tcMar>
+              <w:top w:type="dxa" w:w="60"/>
+              <w:left w:type="dxa" w:w="100"/>
+              <w:bottom w:type="dxa" w:w="60"/>
+              <w:right w:type="dxa" w:w="100"/>
+            </w:tcMar>
+          </w:tcPr>
+          <w:p>
+            <w:r>
+              <w:rPr>
+                <w:sz w:val="18"/>
+                <w:szCs w:val="18"/>
+              </w:rPr>
+              <w:t xml:space="preserve">En tant que chargé d'affaires, je veux compter les itérations d'esquisse, de devis ou de dimensionnement avec les points modifiés demandés, afin de savoir quand on sort du forfait</w:t>
+            </w:r>
+          </w:p>
+        </w:tc>
+        <w:tc>
+          <w:tcPr>
+            <w:tcW w:type="dxa" w:w="3276"/>
+            <w:tcBorders>
+              <w:top w:val="single" w:color="999999" w:sz="4"/>
+              <w:left w:val="single" w:color="999999" w:sz="4"/>
+              <w:bottom w:val="single" w:color="999999" w:sz="4"/>
+              <w:right w:val="single" w:color="999999" w:sz="4"/>
+            </w:tcBorders>
+            <w:tcMar>
+              <w:top w:type="dxa" w:w="60"/>
+              <w:left w:type="dxa" w:w="100"/>
+              <w:bottom w:type="dxa" w:w="60"/>
+              <w:right w:type="dxa" w:w="100"/>
+            </w:tcMar>
+          </w:tcPr>
+          <w:p>
+            <w:r>
+              <w:rPr>
+                <w:sz w:val="18"/>
+                <w:szCs w:val="18"/>
+              </w:rPr>
+              <w:t xml:space="preserve">FTMA §9.5</w:t>
+            </w:r>
+          </w:p>
+        </w:tc>
+        <w:tc>
+          <w:tcPr>
+            <w:tcW w:type="dxa" w:w="1544"/>
+            <w:tcBorders>
+              <w:top w:val="single" w:color="999999" w:sz="4"/>
+              <w:left w:val="single" w:color="999999" w:sz="4"/>
+              <w:bottom w:val="single" w:color="999999" w:sz="4"/>
+              <w:right w:val="single" w:color="999999" w:sz="4"/>
+            </w:tcBorders>
+            <w:tcMar>
+              <w:top w:type="dxa" w:w="60"/>
+              <w:left w:type="dxa" w:w="100"/>
+              <w:bottom w:type="dxa" w:w="60"/>
+              <w:right w:type="dxa" w:w="100"/>
+            </w:tcMar>
+          </w:tcPr>
+          <w:p>
+            <w:r>
+              <w:rPr>
+                <w:sz w:val="18"/>
+                <w:szCs w:val="18"/>
+              </w:rPr>
+              <w:t xml:space="preserve">M</w:t>
+            </w:r>
+          </w:p>
+        </w:tc>
+      </w:tr>
+      <w:tr>
+        <w:trPr>
+          <w:tblHeader w:val="false"/>
+        </w:trPr>
+        <w:tc>
+          <w:tcPr>
+            <w:tcW w:type="dxa" w:w="1349"/>
+            <w:tcBorders>
+              <w:top w:val="single" w:color="999999" w:sz="4"/>
+              <w:left w:val="single" w:color="999999" w:sz="4"/>
+              <w:bottom w:val="single" w:color="999999" w:sz="4"/>
+              <w:right w:val="single" w:color="999999" w:sz="4"/>
+            </w:tcBorders>
+            <w:tcMar>
+              <w:top w:type="dxa" w:w="60"/>
+              <w:left w:type="dxa" w:w="100"/>
+              <w:bottom w:type="dxa" w:w="60"/>
+              <w:right w:type="dxa" w:w="100"/>
+            </w:tcMar>
+          </w:tcPr>
+          <w:p>
+            <w:r>
+              <w:rPr>
+                <w:sz w:val="18"/>
+                <w:szCs w:val="18"/>
+              </w:rPr>
+              <w:t xml:space="preserve">US-ITE-02</w:t>
+            </w:r>
+          </w:p>
+        </w:tc>
+        <w:tc>
+          <w:tcPr>
+            <w:tcW w:type="dxa" w:w="3469"/>
+            <w:tcBorders>
+              <w:top w:val="single" w:color="999999" w:sz="4"/>
+              <w:left w:val="single" w:color="999999" w:sz="4"/>
+              <w:bottom w:val="single" w:color="999999" w:sz="4"/>
+              <w:right w:val="single" w:color="999999" w:sz="4"/>
+            </w:tcBorders>
+            <w:tcMar>
+              <w:top w:type="dxa" w:w="60"/>
+              <w:left w:type="dxa" w:w="100"/>
+              <w:bottom w:type="dxa" w:w="60"/>
+              <w:right w:type="dxa" w:w="100"/>
+            </w:tcMar>
+          </w:tcPr>
+          <w:p>
+            <w:r>
+              <w:rPr>
+                <w:sz w:val="18"/>
+                <w:szCs w:val="18"/>
+              </w:rPr>
+              <w:t xml:space="preserve">En tant que Direction, je veux qu'une modification substantielle après validation bascule en avenant et non en itération gratuite, afin de ne pas refaire du travail non facturé</w:t>
+            </w:r>
+          </w:p>
+        </w:tc>
+        <w:tc>
+          <w:tcPr>
+            <w:tcW w:type="dxa" w:w="3276"/>
+            <w:tcBorders>
+              <w:top w:val="single" w:color="999999" w:sz="4"/>
+              <w:left w:val="single" w:color="999999" w:sz="4"/>
+              <w:bottom w:val="single" w:color="999999" w:sz="4"/>
+              <w:right w:val="single" w:color="999999" w:sz="4"/>
+            </w:tcBorders>
+            <w:tcMar>
+              <w:top w:type="dxa" w:w="60"/>
+              <w:left w:type="dxa" w:w="100"/>
+              <w:bottom w:type="dxa" w:w="60"/>
+              <w:right w:type="dxa" w:w="100"/>
+            </w:tcMar>
+          </w:tcPr>
+          <w:p>
+            <w:r>
+              <w:rPr>
+                <w:sz w:val="18"/>
+                <w:szCs w:val="18"/>
+              </w:rPr>
+              <w:t xml:space="preserve">FTMA §9.5</w:t>
+            </w:r>
+          </w:p>
+        </w:tc>
+        <w:tc>
+          <w:tcPr>
+            <w:tcW w:type="dxa" w:w="1544"/>
+            <w:tcBorders>
+              <w:top w:val="single" w:color="999999" w:sz="4"/>
+              <w:left w:val="single" w:color="999999" w:sz="4"/>
+              <w:bottom w:val="single" w:color="999999" w:sz="4"/>
+              <w:right w:val="single" w:color="999999" w:sz="4"/>
+            </w:tcBorders>
+            <w:tcMar>
+              <w:top w:type="dxa" w:w="60"/>
+              <w:left w:type="dxa" w:w="100"/>
+              <w:bottom w:type="dxa" w:w="60"/>
+              <w:right w:type="dxa" w:w="100"/>
+            </w:tcMar>
+          </w:tcPr>
+          <w:p>
+            <w:r>
+              <w:rPr>
+                <w:sz w:val="18"/>
+                <w:szCs w:val="18"/>
+              </w:rPr>
+              <w:t xml:space="preserve">M</w:t>
+            </w:r>
+          </w:p>
+        </w:tc>
+      </w:tr>
+      <w:tr>
+        <w:trPr>
+          <w:tblHeader w:val="false"/>
+        </w:trPr>
+        <w:tc>
+          <w:tcPr>
+            <w:tcW w:type="dxa" w:w="1349"/>
+            <w:tcBorders>
+              <w:top w:val="single" w:color="999999" w:sz="4"/>
+              <w:left w:val="single" w:color="999999" w:sz="4"/>
+              <w:bottom w:val="single" w:color="999999" w:sz="4"/>
+              <w:right w:val="single" w:color="999999" w:sz="4"/>
+            </w:tcBorders>
+            <w:tcMar>
+              <w:top w:type="dxa" w:w="60"/>
+              <w:left w:type="dxa" w:w="100"/>
+              <w:bottom w:type="dxa" w:w="60"/>
+              <w:right w:type="dxa" w:w="100"/>
+            </w:tcMar>
+          </w:tcPr>
+          <w:p>
+            <w:r>
+              <w:rPr>
+                <w:sz w:val="18"/>
+                <w:szCs w:val="18"/>
+              </w:rPr>
+              <w:t xml:space="preserve">US-ETU-01</w:t>
+            </w:r>
+          </w:p>
+        </w:tc>
+        <w:tc>
+          <w:tcPr>
+            <w:tcW w:type="dxa" w:w="3469"/>
+            <w:tcBorders>
+              <w:top w:val="single" w:color="999999" w:sz="4"/>
+              <w:left w:val="single" w:color="999999" w:sz="4"/>
+              <w:bottom w:val="single" w:color="999999" w:sz="4"/>
+              <w:right w:val="single" w:color="999999" w:sz="4"/>
+            </w:tcBorders>
+            <w:tcMar>
+              <w:top w:type="dxa" w:w="60"/>
+              <w:left w:type="dxa" w:w="100"/>
+              <w:bottom w:type="dxa" w:w="60"/>
+              <w:right w:type="dxa" w:w="100"/>
+            </w:tcMar>
+          </w:tcPr>
+          <w:p>
+            <w:r>
+              <w:rPr>
+                <w:sz w:val="18"/>
+                <w:szCs w:val="18"/>
+              </w:rPr>
+              <w:t xml:space="preserve">En tant que responsable technique, je veux que le refus d'une étude recommandée par le client soit acté par une validation explicite signée, afin de dégager la responsabilité de l'entreprise</w:t>
+            </w:r>
+          </w:p>
+        </w:tc>
+        <w:tc>
+          <w:tcPr>
+            <w:tcW w:type="dxa" w:w="3276"/>
+            <w:tcBorders>
+              <w:top w:val="single" w:color="999999" w:sz="4"/>
+              <w:left w:val="single" w:color="999999" w:sz="4"/>
+              <w:bottom w:val="single" w:color="999999" w:sz="4"/>
+              <w:right w:val="single" w:color="999999" w:sz="4"/>
+            </w:tcBorders>
+            <w:tcMar>
+              <w:top w:type="dxa" w:w="60"/>
+              <w:left w:type="dxa" w:w="100"/>
+              <w:bottom w:type="dxa" w:w="60"/>
+              <w:right w:type="dxa" w:w="100"/>
+            </w:tcMar>
+          </w:tcPr>
+          <w:p>
+            <w:r>
+              <w:rPr>
+                <w:sz w:val="18"/>
+                <w:szCs w:val="18"/>
+              </w:rPr>
+              <w:t xml:space="preserve">FTMA §5.7</w:t>
+            </w:r>
+          </w:p>
+        </w:tc>
+        <w:tc>
+          <w:tcPr>
+            <w:tcW w:type="dxa" w:w="1544"/>
+            <w:tcBorders>
+              <w:top w:val="single" w:color="999999" w:sz="4"/>
+              <w:left w:val="single" w:color="999999" w:sz="4"/>
+              <w:bottom w:val="single" w:color="999999" w:sz="4"/>
+              <w:right w:val="single" w:color="999999" w:sz="4"/>
+            </w:tcBorders>
+            <w:tcMar>
+              <w:top w:type="dxa" w:w="60"/>
+              <w:left w:type="dxa" w:w="100"/>
+              <w:bottom w:type="dxa" w:w="60"/>
+              <w:right w:type="dxa" w:w="100"/>
+            </w:tcMar>
+          </w:tcPr>
+          <w:p>
+            <w:r>
+              <w:rPr>
+                <w:sz w:val="18"/>
+                <w:szCs w:val="18"/>
+              </w:rPr>
+              <w:t xml:space="preserve">M</w:t>
+            </w:r>
+          </w:p>
+        </w:tc>
+      </w:tr>
+      <w:tr>
+        <w:trPr>
+          <w:tblHeader w:val="false"/>
+        </w:trPr>
+        <w:tc>
+          <w:tcPr>
+            <w:tcW w:type="dxa" w:w="1349"/>
+            <w:tcBorders>
+              <w:top w:val="single" w:color="999999" w:sz="4"/>
+              <w:left w:val="single" w:color="999999" w:sz="4"/>
+              <w:bottom w:val="single" w:color="999999" w:sz="4"/>
+              <w:right w:val="single" w:color="999999" w:sz="4"/>
+            </w:tcBorders>
+            <w:tcMar>
+              <w:top w:type="dxa" w:w="60"/>
+              <w:left w:type="dxa" w:w="100"/>
+              <w:bottom w:type="dxa" w:w="60"/>
+              <w:right w:type="dxa" w:w="100"/>
+            </w:tcMar>
+          </w:tcPr>
+          <w:p>
+            <w:r>
+              <w:rPr>
+                <w:sz w:val="18"/>
+                <w:szCs w:val="18"/>
+              </w:rPr>
+              <w:t xml:space="preserve">US-ETU-02</w:t>
+            </w:r>
+          </w:p>
+        </w:tc>
+        <w:tc>
+          <w:tcPr>
+            <w:tcW w:type="dxa" w:w="3469"/>
+            <w:tcBorders>
+              <w:top w:val="single" w:color="999999" w:sz="4"/>
+              <w:left w:val="single" w:color="999999" w:sz="4"/>
+              <w:bottom w:val="single" w:color="999999" w:sz="4"/>
+              <w:right w:val="single" w:color="999999" w:sz="4"/>
+            </w:tcBorders>
+            <w:tcMar>
+              <w:top w:type="dxa" w:w="60"/>
+              <w:left w:type="dxa" w:w="100"/>
+              <w:bottom w:type="dxa" w:w="60"/>
+              <w:right w:type="dxa" w:w="100"/>
+            </w:tcMar>
+          </w:tcPr>
+          <w:p>
+            <w:r>
+              <w:rPr>
+                <w:sz w:val="18"/>
+                <w:szCs w:val="18"/>
+              </w:rPr>
+              <w:t xml:space="preserve">En tant que responsable technique, je veux la matrice d'études de chaque secteur (obligatoire, recommandée) proposée automatiquement selon la situation du terrain, afin de ne rien oublier</w:t>
+            </w:r>
+          </w:p>
+        </w:tc>
+        <w:tc>
+          <w:tcPr>
+            <w:tcW w:type="dxa" w:w="3276"/>
+            <w:tcBorders>
+              <w:top w:val="single" w:color="999999" w:sz="4"/>
+              <w:left w:val="single" w:color="999999" w:sz="4"/>
+              <w:bottom w:val="single" w:color="999999" w:sz="4"/>
+              <w:right w:val="single" w:color="999999" w:sz="4"/>
+            </w:tcBorders>
+            <w:tcMar>
+              <w:top w:type="dxa" w:w="60"/>
+              <w:left w:type="dxa" w:w="100"/>
+              <w:bottom w:type="dxa" w:w="60"/>
+              <w:right w:type="dxa" w:w="100"/>
+            </w:tcMar>
+          </w:tcPr>
+          <w:p>
+            <w:r>
+              <w:rPr>
+                <w:sz w:val="18"/>
+                <w:szCs w:val="18"/>
+              </w:rPr>
+              <w:t xml:space="preserve">FTMA §5.7</w:t>
+            </w:r>
+          </w:p>
+        </w:tc>
+        <w:tc>
+          <w:tcPr>
+            <w:tcW w:type="dxa" w:w="1544"/>
+            <w:tcBorders>
+              <w:top w:val="single" w:color="999999" w:sz="4"/>
+              <w:left w:val="single" w:color="999999" w:sz="4"/>
+              <w:bottom w:val="single" w:color="999999" w:sz="4"/>
+              <w:right w:val="single" w:color="999999" w:sz="4"/>
+            </w:tcBorders>
+            <w:tcMar>
+              <w:top w:type="dxa" w:w="60"/>
+              <w:left w:type="dxa" w:w="100"/>
+              <w:bottom w:type="dxa" w:w="60"/>
+              <w:right w:type="dxa" w:w="100"/>
+            </w:tcMar>
+          </w:tcPr>
+          <w:p>
+            <w:r>
+              <w:rPr>
+                <w:sz w:val="18"/>
+                <w:szCs w:val="18"/>
+              </w:rPr>
+              <w:t xml:space="preserve">S</w:t>
+            </w:r>
+          </w:p>
+        </w:tc>
+      </w:tr>
+    </w:tbl>
+    <w:p/>
+    <w:p>
+      <w:pPr>
+        <w:pStyle w:val="Heading2"/>
+      </w:pPr>
+      <w:r>
+        <w:t xml:space="preserve">6.13 Passerelles entre le secrétariat et l'ERP (ajouté le 10 octobre 2026)</w:t>
+      </w:r>
+    </w:p>
+    <w:tbl>
+      <w:tblPr>
+        <w:tblW w:type="dxa" w:w="9638"/>
+        <w:tblBorders>
+          <w:top w:val="single" w:color="auto" w:sz="4"/>
+          <w:left w:val="single" w:color="auto" w:sz="4"/>
+          <w:bottom w:val="single" w:color="auto" w:sz="4"/>
+          <w:right w:val="single" w:color="auto" w:sz="4"/>
+          <w:insideH w:val="single" w:color="auto" w:sz="4"/>
+          <w:insideV w:val="single" w:color="auto" w:sz="4"/>
+        </w:tblBorders>
+      </w:tblPr>
+      <w:tblGrid>
+        <w:gridCol w:w="3212"/>
+        <w:gridCol w:w="3212"/>
+        <w:gridCol w:w="3214"/>
+      </w:tblGrid>
+      <w:tr>
+        <w:trPr>
+          <w:tblHeader/>
+        </w:trPr>
+        <w:tc>
+          <w:tcPr>
+            <w:tcW w:type="dxa" w:w="3212"/>
+            <w:tcBorders>
+              <w:top w:val="single" w:color="999999" w:sz="4"/>
+              <w:left w:val="single" w:color="999999" w:sz="4"/>
+              <w:bottom w:val="single" w:color="999999" w:sz="4"/>
+              <w:right w:val="single" w:color="999999" w:sz="4"/>
+            </w:tcBorders>
+            <w:shd w:fill="1F3A5F" w:color="auto" w:val="clear"/>
+            <w:tcMar>
+              <w:top w:type="dxa" w:w="60"/>
+              <w:left w:type="dxa" w:w="100"/>
+              <w:bottom w:type="dxa" w:w="60"/>
+              <w:right w:type="dxa" w:w="100"/>
+            </w:tcMar>
+          </w:tcPr>
+          <w:p>
+            <w:r>
+              <w:rPr>
+                <w:b/>
+                <w:bCs/>
+                <w:color w:val="FFFFFF"/>
+                <w:sz w:val="18"/>
+                <w:szCs w:val="18"/>
+              </w:rPr>
+              <w:t xml:space="preserve">ID</w:t>
+            </w:r>
+          </w:p>
+        </w:tc>
+        <w:tc>
+          <w:tcPr>
+            <w:tcW w:type="dxa" w:w="3212"/>
+            <w:tcBorders>
+              <w:top w:val="single" w:color="999999" w:sz="4"/>
+              <w:left w:val="single" w:color="999999" w:sz="4"/>
+              <w:bottom w:val="single" w:color="999999" w:sz="4"/>
+              <w:right w:val="single" w:color="999999" w:sz="4"/>
+            </w:tcBorders>
+            <w:shd w:fill="1F3A5F" w:color="auto" w:val="clear"/>
+            <w:tcMar>
+              <w:top w:type="dxa" w:w="60"/>
+              <w:left w:type="dxa" w:w="100"/>
+              <w:bottom w:type="dxa" w:w="60"/>
+              <w:right w:type="dxa" w:w="100"/>
+            </w:tcMar>
+          </w:tcPr>
+          <w:p>
+            <w:r>
+              <w:rPr>
+                <w:b/>
+                <w:bCs/>
+                <w:color w:val="FFFFFF"/>
+                <w:sz w:val="18"/>
+                <w:szCs w:val="18"/>
+              </w:rPr>
+              <w:t xml:space="preserve">Story</w:t>
+            </w:r>
+          </w:p>
+        </w:tc>
+        <w:tc>
+          <w:tcPr>
+            <w:tcW w:type="dxa" w:w="3214"/>
+            <w:tcBorders>
+              <w:top w:val="single" w:color="999999" w:sz="4"/>
+              <w:left w:val="single" w:color="999999" w:sz="4"/>
+              <w:bottom w:val="single" w:color="999999" w:sz="4"/>
+              <w:right w:val="single" w:color="999999" w:sz="4"/>
+            </w:tcBorders>
+            <w:shd w:fill="1F3A5F" w:color="auto" w:val="clear"/>
+            <w:tcMar>
+              <w:top w:type="dxa" w:w="60"/>
+              <w:left w:type="dxa" w:w="100"/>
+              <w:bottom w:type="dxa" w:w="60"/>
+              <w:right w:type="dxa" w:w="100"/>
+            </w:tcMar>
+          </w:tcPr>
+          <w:p>
+            <w:r>
+              <w:rPr>
+                <w:b/>
+                <w:bCs/>
+                <w:color w:val="FFFFFF"/>
+                <w:sz w:val="18"/>
+                <w:szCs w:val="18"/>
+              </w:rPr>
+              <w:t xml:space="preserve">Priorité</w:t>
+            </w:r>
+          </w:p>
+        </w:tc>
+      </w:tr>
+      <w:tr>
+        <w:trPr>
+          <w:tblHeader w:val="false"/>
+        </w:trPr>
+        <w:tc>
+          <w:tcPr>
+            <w:tcW w:type="dxa" w:w="3212"/>
+            <w:tcBorders>
+              <w:top w:val="single" w:color="999999" w:sz="4"/>
+              <w:left w:val="single" w:color="999999" w:sz="4"/>
+              <w:bottom w:val="single" w:color="999999" w:sz="4"/>
+              <w:right w:val="single" w:color="999999" w:sz="4"/>
+            </w:tcBorders>
+            <w:tcMar>
+              <w:top w:type="dxa" w:w="60"/>
+              <w:left w:type="dxa" w:w="100"/>
+              <w:bottom w:type="dxa" w:w="60"/>
+              <w:right w:type="dxa" w:w="100"/>
+            </w:tcMar>
+          </w:tcPr>
+          <w:p>
+            <w:r>
+              <w:rPr>
+                <w:sz w:val="18"/>
+                <w:szCs w:val="18"/>
+              </w:rPr>
+              <w:t xml:space="preserve">US-PONT-01</w:t>
+            </w:r>
+          </w:p>
+        </w:tc>
+        <w:tc>
+          <w:tcPr>
+            <w:tcW w:type="dxa" w:w="3212"/>
+            <w:tcBorders>
+              <w:top w:val="single" w:color="999999" w:sz="4"/>
+              <w:left w:val="single" w:color="999999" w:sz="4"/>
+              <w:bottom w:val="single" w:color="999999" w:sz="4"/>
+              <w:right w:val="single" w:color="999999" w:sz="4"/>
+            </w:tcBorders>
+            <w:tcMar>
+              <w:top w:type="dxa" w:w="60"/>
+              <w:left w:type="dxa" w:w="100"/>
+              <w:bottom w:type="dxa" w:w="60"/>
+              <w:right w:type="dxa" w:w="100"/>
+            </w:tcMar>
+          </w:tcPr>
+          <w:p>
+            <w:r>
+              <w:rPr>
+                <w:sz w:val="18"/>
+                <w:szCs w:val="18"/>
+              </w:rPr>
+              <w:t xml:space="preserve">En tant que secrétariat, je veux qu'une facture fournisseur reçue par courrier ou mail crée une pièce dans l'archive et une facture à rapprocher dans le module Achats, afin de ne pas la saisir deux fois</w:t>
+            </w:r>
+          </w:p>
+        </w:tc>
+        <w:tc>
+          <w:tcPr>
+            <w:tcW w:type="dxa" w:w="3214"/>
+            <w:tcBorders>
+              <w:top w:val="single" w:color="999999" w:sz="4"/>
+              <w:left w:val="single" w:color="999999" w:sz="4"/>
+              <w:bottom w:val="single" w:color="999999" w:sz="4"/>
+              <w:right w:val="single" w:color="999999" w:sz="4"/>
+            </w:tcBorders>
+            <w:tcMar>
+              <w:top w:type="dxa" w:w="60"/>
+              <w:left w:type="dxa" w:w="100"/>
+              <w:bottom w:type="dxa" w:w="60"/>
+              <w:right w:type="dxa" w:w="100"/>
+            </w:tcMar>
+          </w:tcPr>
+          <w:p>
+            <w:r>
+              <w:rPr>
+                <w:sz w:val="18"/>
+                <w:szCs w:val="18"/>
+              </w:rPr>
+              <w:t xml:space="preserve">M</w:t>
+            </w:r>
+          </w:p>
+        </w:tc>
+      </w:tr>
+      <w:tr>
+        <w:trPr>
+          <w:tblHeader w:val="false"/>
+        </w:trPr>
+        <w:tc>
+          <w:tcPr>
+            <w:tcW w:type="dxa" w:w="3212"/>
+            <w:tcBorders>
+              <w:top w:val="single" w:color="999999" w:sz="4"/>
+              <w:left w:val="single" w:color="999999" w:sz="4"/>
+              <w:bottom w:val="single" w:color="999999" w:sz="4"/>
+              <w:right w:val="single" w:color="999999" w:sz="4"/>
+            </w:tcBorders>
+            <w:tcMar>
+              <w:top w:type="dxa" w:w="60"/>
+              <w:left w:type="dxa" w:w="100"/>
+              <w:bottom w:type="dxa" w:w="60"/>
+              <w:right w:type="dxa" w:w="100"/>
+            </w:tcMar>
+          </w:tcPr>
+          <w:p>
+            <w:r>
+              <w:rPr>
+                <w:sz w:val="18"/>
+                <w:szCs w:val="18"/>
+              </w:rPr>
+              <w:t xml:space="preserve">US-PONT-02</w:t>
+            </w:r>
+          </w:p>
+        </w:tc>
+        <w:tc>
+          <w:tcPr>
+            <w:tcW w:type="dxa" w:w="3212"/>
+            <w:tcBorders>
+              <w:top w:val="single" w:color="999999" w:sz="4"/>
+              <w:left w:val="single" w:color="999999" w:sz="4"/>
+              <w:bottom w:val="single" w:color="999999" w:sz="4"/>
+              <w:right w:val="single" w:color="999999" w:sz="4"/>
+            </w:tcBorders>
+            <w:tcMar>
+              <w:top w:type="dxa" w:w="60"/>
+              <w:left w:type="dxa" w:w="100"/>
+              <w:bottom w:type="dxa" w:w="60"/>
+              <w:right w:type="dxa" w:w="100"/>
+            </w:tcMar>
+          </w:tcPr>
+          <w:p>
+            <w:r>
+              <w:rPr>
+                <w:sz w:val="18"/>
+                <w:szCs w:val="18"/>
+              </w:rPr>
+              <w:t xml:space="preserve">En tant que conducteur de travaux, je veux voir dans la fiche chantier de l'ERP les courriers du registre rattachés au chantier, afin d'avoir tout au même endroit</w:t>
+            </w:r>
+          </w:p>
+        </w:tc>
+        <w:tc>
+          <w:tcPr>
+            <w:tcW w:type="dxa" w:w="3214"/>
+            <w:tcBorders>
+              <w:top w:val="single" w:color="999999" w:sz="4"/>
+              <w:left w:val="single" w:color="999999" w:sz="4"/>
+              <w:bottom w:val="single" w:color="999999" w:sz="4"/>
+              <w:right w:val="single" w:color="999999" w:sz="4"/>
+            </w:tcBorders>
+            <w:tcMar>
+              <w:top w:type="dxa" w:w="60"/>
+              <w:left w:type="dxa" w:w="100"/>
+              <w:bottom w:type="dxa" w:w="60"/>
+              <w:right w:type="dxa" w:w="100"/>
+            </w:tcMar>
+          </w:tcPr>
+          <w:p>
+            <w:r>
+              <w:rPr>
+                <w:sz w:val="18"/>
+                <w:szCs w:val="18"/>
+              </w:rPr>
+              <w:t xml:space="preserve">M</w:t>
+            </w:r>
+          </w:p>
+        </w:tc>
+      </w:tr>
+      <w:tr>
+        <w:trPr>
+          <w:tblHeader w:val="false"/>
+        </w:trPr>
+        <w:tc>
+          <w:tcPr>
+            <w:tcW w:type="dxa" w:w="3212"/>
+            <w:tcBorders>
+              <w:top w:val="single" w:color="999999" w:sz="4"/>
+              <w:left w:val="single" w:color="999999" w:sz="4"/>
+              <w:bottom w:val="single" w:color="999999" w:sz="4"/>
+              <w:right w:val="single" w:color="999999" w:sz="4"/>
+            </w:tcBorders>
+            <w:tcMar>
+              <w:top w:type="dxa" w:w="60"/>
+              <w:left w:type="dxa" w:w="100"/>
+              <w:bottom w:type="dxa" w:w="60"/>
+              <w:right w:type="dxa" w:w="100"/>
+            </w:tcMar>
+          </w:tcPr>
+          <w:p>
+            <w:r>
+              <w:rPr>
+                <w:sz w:val="18"/>
+                <w:szCs w:val="18"/>
+              </w:rPr>
+              <w:t xml:space="preserve">US-PONT-03</w:t>
+            </w:r>
+          </w:p>
+        </w:tc>
+        <w:tc>
+          <w:tcPr>
+            <w:tcW w:type="dxa" w:w="3212"/>
+            <w:tcBorders>
+              <w:top w:val="single" w:color="999999" w:sz="4"/>
+              <w:left w:val="single" w:color="999999" w:sz="4"/>
+              <w:bottom w:val="single" w:color="999999" w:sz="4"/>
+              <w:right w:val="single" w:color="999999" w:sz="4"/>
+            </w:tcBorders>
+            <w:tcMar>
+              <w:top w:type="dxa" w:w="60"/>
+              <w:left w:type="dxa" w:w="100"/>
+              <w:bottom w:type="dxa" w:w="60"/>
+              <w:right w:type="dxa" w:w="100"/>
+            </w:tcMar>
+          </w:tcPr>
+          <w:p>
+            <w:r>
+              <w:rPr>
+                <w:sz w:val="18"/>
+                <w:szCs w:val="18"/>
+              </w:rPr>
+              <w:t xml:space="preserve">En tant que comptable, je veux qu'un encaissement signalé par mail (avis de virement) soit proposé au rapprochement dans l'ERP, afin d'accélérer le lettrage</w:t>
+            </w:r>
+          </w:p>
+        </w:tc>
+        <w:tc>
+          <w:tcPr>
+            <w:tcW w:type="dxa" w:w="3214"/>
+            <w:tcBorders>
+              <w:top w:val="single" w:color="999999" w:sz="4"/>
+              <w:left w:val="single" w:color="999999" w:sz="4"/>
+              <w:bottom w:val="single" w:color="999999" w:sz="4"/>
+              <w:right w:val="single" w:color="999999" w:sz="4"/>
+            </w:tcBorders>
+            <w:tcMar>
+              <w:top w:type="dxa" w:w="60"/>
+              <w:left w:type="dxa" w:w="100"/>
+              <w:bottom w:type="dxa" w:w="60"/>
+              <w:right w:type="dxa" w:w="100"/>
+            </w:tcMar>
+          </w:tcPr>
+          <w:p>
+            <w:r>
+              <w:rPr>
+                <w:sz w:val="18"/>
+                <w:szCs w:val="18"/>
+              </w:rPr>
+              <w:t xml:space="preserve">S</w:t>
+            </w:r>
+          </w:p>
+        </w:tc>
+      </w:tr>
+      <w:tr>
+        <w:trPr>
+          <w:tblHeader w:val="false"/>
+        </w:trPr>
+        <w:tc>
+          <w:tcPr>
+            <w:tcW w:type="dxa" w:w="3212"/>
+            <w:tcBorders>
+              <w:top w:val="single" w:color="999999" w:sz="4"/>
+              <w:left w:val="single" w:color="999999" w:sz="4"/>
+              <w:bottom w:val="single" w:color="999999" w:sz="4"/>
+              <w:right w:val="single" w:color="999999" w:sz="4"/>
+            </w:tcBorders>
+            <w:tcMar>
+              <w:top w:type="dxa" w:w="60"/>
+              <w:left w:type="dxa" w:w="100"/>
+              <w:bottom w:type="dxa" w:w="60"/>
+              <w:right w:type="dxa" w:w="100"/>
+            </w:tcMar>
+          </w:tcPr>
+          <w:p>
+            <w:r>
+              <w:rPr>
+                <w:sz w:val="18"/>
+                <w:szCs w:val="18"/>
+              </w:rPr>
+              <w:t xml:space="preserve">US-PONT-04</w:t>
+            </w:r>
+          </w:p>
+        </w:tc>
+        <w:tc>
+          <w:tcPr>
+            <w:tcW w:type="dxa" w:w="3212"/>
+            <w:tcBorders>
+              <w:top w:val="single" w:color="999999" w:sz="4"/>
+              <w:left w:val="single" w:color="999999" w:sz="4"/>
+              <w:bottom w:val="single" w:color="999999" w:sz="4"/>
+              <w:right w:val="single" w:color="999999" w:sz="4"/>
+            </w:tcBorders>
+            <w:tcMar>
+              <w:top w:type="dxa" w:w="60"/>
+              <w:left w:type="dxa" w:w="100"/>
+              <w:bottom w:type="dxa" w:w="60"/>
+              <w:right w:type="dxa" w:w="100"/>
+            </w:tcMar>
+          </w:tcPr>
+          <w:p>
+            <w:r>
+              <w:rPr>
+                <w:sz w:val="18"/>
+                <w:szCs w:val="18"/>
+              </w:rPr>
+              <w:t xml:space="preserve">En tant que Direction, je veux un seul annuaire des tiers (clients, fournisseurs, sous-traitants) partagé entre le registre, le site web et l'ERP, afin d'éviter les doublons</w:t>
+            </w:r>
+          </w:p>
+        </w:tc>
+        <w:tc>
+          <w:tcPr>
+            <w:tcW w:type="dxa" w:w="3214"/>
+            <w:tcBorders>
+              <w:top w:val="single" w:color="999999" w:sz="4"/>
+              <w:left w:val="single" w:color="999999" w:sz="4"/>
+              <w:bottom w:val="single" w:color="999999" w:sz="4"/>
+              <w:right w:val="single" w:color="999999" w:sz="4"/>
+            </w:tcBorders>
+            <w:tcMar>
+              <w:top w:type="dxa" w:w="60"/>
+              <w:left w:type="dxa" w:w="100"/>
+              <w:bottom w:type="dxa" w:w="60"/>
+              <w:right w:type="dxa" w:w="100"/>
+            </w:tcMar>
+          </w:tcPr>
+          <w:p>
+            <w:r>
+              <w:rPr>
+                <w:sz w:val="18"/>
+                <w:szCs w:val="18"/>
+              </w:rPr>
+              <w:t xml:space="preserve">M</w:t>
+            </w:r>
+          </w:p>
+        </w:tc>
+      </w:tr>
+    </w:tbl>
+    <w:p/>
+    <w:p>
+      <w:pPr>
+        <w:pStyle w:val="Heading2"/>
+      </w:pPr>
+      <w:r>
+        <w:t xml:space="preserve">6.14 Système et fiabilité, complément (ajouté le 10 octobre 2026)</w:t>
+      </w:r>
+    </w:p>
+    <w:tbl>
+      <w:tblPr>
+        <w:tblW w:type="dxa" w:w="9638"/>
+        <w:tblBorders>
+          <w:top w:val="single" w:color="auto" w:sz="4"/>
+          <w:left w:val="single" w:color="auto" w:sz="4"/>
+          <w:bottom w:val="single" w:color="auto" w:sz="4"/>
+          <w:right w:val="single" w:color="auto" w:sz="4"/>
+          <w:insideH w:val="single" w:color="auto" w:sz="4"/>
+          <w:insideV w:val="single" w:color="auto" w:sz="4"/>
+        </w:tblBorders>
+      </w:tblPr>
+      <w:tblGrid>
+        <w:gridCol w:w="3212"/>
+        <w:gridCol w:w="3212"/>
+        <w:gridCol w:w="3214"/>
+      </w:tblGrid>
+      <w:tr>
+        <w:trPr>
+          <w:tblHeader/>
+        </w:trPr>
+        <w:tc>
+          <w:tcPr>
+            <w:tcW w:type="dxa" w:w="3212"/>
+            <w:tcBorders>
+              <w:top w:val="single" w:color="999999" w:sz="4"/>
+              <w:left w:val="single" w:color="999999" w:sz="4"/>
+              <w:bottom w:val="single" w:color="999999" w:sz="4"/>
+              <w:right w:val="single" w:color="999999" w:sz="4"/>
+            </w:tcBorders>
+            <w:shd w:fill="1F3A5F" w:color="auto" w:val="clear"/>
+            <w:tcMar>
+              <w:top w:type="dxa" w:w="60"/>
+              <w:left w:type="dxa" w:w="100"/>
+              <w:bottom w:type="dxa" w:w="60"/>
+              <w:right w:type="dxa" w:w="100"/>
+            </w:tcMar>
+          </w:tcPr>
+          <w:p>
+            <w:r>
+              <w:rPr>
+                <w:b/>
+                <w:bCs/>
+                <w:color w:val="FFFFFF"/>
+                <w:sz w:val="18"/>
+                <w:szCs w:val="18"/>
+              </w:rPr>
+              <w:t xml:space="preserve">ID</w:t>
+            </w:r>
+          </w:p>
+        </w:tc>
+        <w:tc>
+          <w:tcPr>
+            <w:tcW w:type="dxa" w:w="3212"/>
+            <w:tcBorders>
+              <w:top w:val="single" w:color="999999" w:sz="4"/>
+              <w:left w:val="single" w:color="999999" w:sz="4"/>
+              <w:bottom w:val="single" w:color="999999" w:sz="4"/>
+              <w:right w:val="single" w:color="999999" w:sz="4"/>
+            </w:tcBorders>
+            <w:shd w:fill="1F3A5F" w:color="auto" w:val="clear"/>
+            <w:tcMar>
+              <w:top w:type="dxa" w:w="60"/>
+              <w:left w:type="dxa" w:w="100"/>
+              <w:bottom w:type="dxa" w:w="60"/>
+              <w:right w:type="dxa" w:w="100"/>
+            </w:tcMar>
+          </w:tcPr>
+          <w:p>
+            <w:r>
+              <w:rPr>
+                <w:b/>
+                <w:bCs/>
+                <w:color w:val="FFFFFF"/>
+                <w:sz w:val="18"/>
+                <w:szCs w:val="18"/>
+              </w:rPr>
+              <w:t xml:space="preserve">Story</w:t>
+            </w:r>
+          </w:p>
+        </w:tc>
+        <w:tc>
+          <w:tcPr>
+            <w:tcW w:type="dxa" w:w="3214"/>
+            <w:tcBorders>
+              <w:top w:val="single" w:color="999999" w:sz="4"/>
+              <w:left w:val="single" w:color="999999" w:sz="4"/>
+              <w:bottom w:val="single" w:color="999999" w:sz="4"/>
+              <w:right w:val="single" w:color="999999" w:sz="4"/>
+            </w:tcBorders>
+            <w:shd w:fill="1F3A5F" w:color="auto" w:val="clear"/>
+            <w:tcMar>
+              <w:top w:type="dxa" w:w="60"/>
+              <w:left w:type="dxa" w:w="100"/>
+              <w:bottom w:type="dxa" w:w="60"/>
+              <w:right w:type="dxa" w:w="100"/>
+            </w:tcMar>
+          </w:tcPr>
+          <w:p>
+            <w:r>
+              <w:rPr>
+                <w:b/>
+                <w:bCs/>
+                <w:color w:val="FFFFFF"/>
+                <w:sz w:val="18"/>
+                <w:szCs w:val="18"/>
+              </w:rPr>
+              <w:t xml:space="preserve">Priorité</w:t>
+            </w:r>
+          </w:p>
+        </w:tc>
+      </w:tr>
+      <w:tr>
+        <w:trPr>
+          <w:tblHeader w:val="false"/>
+        </w:trPr>
+        <w:tc>
+          <w:tcPr>
+            <w:tcW w:type="dxa" w:w="3212"/>
+            <w:tcBorders>
+              <w:top w:val="single" w:color="999999" w:sz="4"/>
+              <w:left w:val="single" w:color="999999" w:sz="4"/>
+              <w:bottom w:val="single" w:color="999999" w:sz="4"/>
+              <w:right w:val="single" w:color="999999" w:sz="4"/>
+            </w:tcBorders>
+            <w:tcMar>
+              <w:top w:type="dxa" w:w="60"/>
+              <w:left w:type="dxa" w:w="100"/>
+              <w:bottom w:type="dxa" w:w="60"/>
+              <w:right w:type="dxa" w:w="100"/>
+            </w:tcMar>
+          </w:tcPr>
+          <w:p>
+            <w:r>
+              <w:rPr>
+                <w:sz w:val="18"/>
+                <w:szCs w:val="18"/>
+              </w:rPr>
+              <w:t xml:space="preserve">US-SYS-08</w:t>
+            </w:r>
+          </w:p>
+        </w:tc>
+        <w:tc>
+          <w:tcPr>
+            <w:tcW w:type="dxa" w:w="3212"/>
+            <w:tcBorders>
+              <w:top w:val="single" w:color="999999" w:sz="4"/>
+              <w:left w:val="single" w:color="999999" w:sz="4"/>
+              <w:bottom w:val="single" w:color="999999" w:sz="4"/>
+              <w:right w:val="single" w:color="999999" w:sz="4"/>
+            </w:tcBorders>
+            <w:tcMar>
+              <w:top w:type="dxa" w:w="60"/>
+              <w:left w:type="dxa" w:w="100"/>
+              <w:bottom w:type="dxa" w:w="60"/>
+              <w:right w:type="dxa" w:w="100"/>
+            </w:tcMar>
+          </w:tcPr>
+          <w:p>
+            <w:r>
+              <w:rPr>
+                <w:sz w:val="18"/>
+                <w:szCs w:val="18"/>
+              </w:rPr>
+              <w:t xml:space="preserve">En tant que développeur, je veux être alerté quand un workflow échoue et que le mail concerné soit mis en file de reprise, afin qu'aucun mail ne soit perdu silencieusement</w:t>
+            </w:r>
+          </w:p>
+        </w:tc>
+        <w:tc>
+          <w:tcPr>
+            <w:tcW w:type="dxa" w:w="3214"/>
+            <w:tcBorders>
+              <w:top w:val="single" w:color="999999" w:sz="4"/>
+              <w:left w:val="single" w:color="999999" w:sz="4"/>
+              <w:bottom w:val="single" w:color="999999" w:sz="4"/>
+              <w:right w:val="single" w:color="999999" w:sz="4"/>
+            </w:tcBorders>
+            <w:tcMar>
+              <w:top w:type="dxa" w:w="60"/>
+              <w:left w:type="dxa" w:w="100"/>
+              <w:bottom w:type="dxa" w:w="60"/>
+              <w:right w:type="dxa" w:w="100"/>
+            </w:tcMar>
+          </w:tcPr>
+          <w:p>
+            <w:r>
+              <w:rPr>
+                <w:sz w:val="18"/>
+                <w:szCs w:val="18"/>
+              </w:rPr>
+              <w:t xml:space="preserve">M</w:t>
+            </w:r>
+          </w:p>
+        </w:tc>
+      </w:tr>
+      <w:tr>
+        <w:trPr>
+          <w:tblHeader w:val="false"/>
+        </w:trPr>
+        <w:tc>
+          <w:tcPr>
+            <w:tcW w:type="dxa" w:w="3212"/>
+            <w:tcBorders>
+              <w:top w:val="single" w:color="999999" w:sz="4"/>
+              <w:left w:val="single" w:color="999999" w:sz="4"/>
+              <w:bottom w:val="single" w:color="999999" w:sz="4"/>
+              <w:right w:val="single" w:color="999999" w:sz="4"/>
+            </w:tcBorders>
+            <w:tcMar>
+              <w:top w:type="dxa" w:w="60"/>
+              <w:left w:type="dxa" w:w="100"/>
+              <w:bottom w:type="dxa" w:w="60"/>
+              <w:right w:type="dxa" w:w="100"/>
+            </w:tcMar>
+          </w:tcPr>
+          <w:p>
+            <w:r>
+              <w:rPr>
+                <w:sz w:val="18"/>
+                <w:szCs w:val="18"/>
+              </w:rPr>
+              <w:t xml:space="preserve">US-SYS-09</w:t>
+            </w:r>
+          </w:p>
+        </w:tc>
+        <w:tc>
+          <w:tcPr>
+            <w:tcW w:type="dxa" w:w="3212"/>
+            <w:tcBorders>
+              <w:top w:val="single" w:color="999999" w:sz="4"/>
+              <w:left w:val="single" w:color="999999" w:sz="4"/>
+              <w:bottom w:val="single" w:color="999999" w:sz="4"/>
+              <w:right w:val="single" w:color="999999" w:sz="4"/>
+            </w:tcBorders>
+            <w:tcMar>
+              <w:top w:type="dxa" w:w="60"/>
+              <w:left w:type="dxa" w:w="100"/>
+              <w:bottom w:type="dxa" w:w="60"/>
+              <w:right w:type="dxa" w:w="100"/>
+            </w:tcMar>
+          </w:tcPr>
+          <w:p>
+            <w:r>
+              <w:rPr>
+                <w:sz w:val="18"/>
+                <w:szCs w:val="18"/>
+              </w:rPr>
+              <w:t xml:space="preserve">En tant que secrétariat, je veux annoter les propositions des agents (juste, faux, corrigé), afin de constituer le jeu de 100 cas qui mesure leur fiabilité</w:t>
+            </w:r>
+          </w:p>
+        </w:tc>
+        <w:tc>
+          <w:tcPr>
+            <w:tcW w:type="dxa" w:w="3214"/>
+            <w:tcBorders>
+              <w:top w:val="single" w:color="999999" w:sz="4"/>
+              <w:left w:val="single" w:color="999999" w:sz="4"/>
+              <w:bottom w:val="single" w:color="999999" w:sz="4"/>
+              <w:right w:val="single" w:color="999999" w:sz="4"/>
+            </w:tcBorders>
+            <w:tcMar>
+              <w:top w:type="dxa" w:w="60"/>
+              <w:left w:type="dxa" w:w="100"/>
+              <w:bottom w:type="dxa" w:w="60"/>
+              <w:right w:type="dxa" w:w="100"/>
+            </w:tcMar>
+          </w:tcPr>
+          <w:p>
+            <w:r>
+              <w:rPr>
+                <w:sz w:val="18"/>
+                <w:szCs w:val="18"/>
+              </w:rPr>
+              <w:t xml:space="preserve">M</w:t>
+            </w:r>
+          </w:p>
+        </w:tc>
+      </w:tr>
+      <w:tr>
+        <w:trPr>
+          <w:tblHeader w:val="false"/>
+        </w:trPr>
+        <w:tc>
+          <w:tcPr>
+            <w:tcW w:type="dxa" w:w="3212"/>
+            <w:tcBorders>
+              <w:top w:val="single" w:color="999999" w:sz="4"/>
+              <w:left w:val="single" w:color="999999" w:sz="4"/>
+              <w:bottom w:val="single" w:color="999999" w:sz="4"/>
+              <w:right w:val="single" w:color="999999" w:sz="4"/>
+            </w:tcBorders>
+            <w:tcMar>
+              <w:top w:type="dxa" w:w="60"/>
+              <w:left w:type="dxa" w:w="100"/>
+              <w:bottom w:type="dxa" w:w="60"/>
+              <w:right w:type="dxa" w:w="100"/>
+            </w:tcMar>
+          </w:tcPr>
+          <w:p>
+            <w:r>
+              <w:rPr>
+                <w:sz w:val="18"/>
+                <w:szCs w:val="18"/>
+              </w:rPr>
+              <w:t xml:space="preserve">US-SYS-10</w:t>
+            </w:r>
+          </w:p>
+        </w:tc>
+        <w:tc>
+          <w:tcPr>
+            <w:tcW w:type="dxa" w:w="3212"/>
+            <w:tcBorders>
+              <w:top w:val="single" w:color="999999" w:sz="4"/>
+              <w:left w:val="single" w:color="999999" w:sz="4"/>
+              <w:bottom w:val="single" w:color="999999" w:sz="4"/>
+              <w:right w:val="single" w:color="999999" w:sz="4"/>
+            </w:tcBorders>
+            <w:tcMar>
+              <w:top w:type="dxa" w:w="60"/>
+              <w:left w:type="dxa" w:w="100"/>
+              <w:bottom w:type="dxa" w:w="60"/>
+              <w:right w:type="dxa" w:w="100"/>
+            </w:tcMar>
+          </w:tcPr>
+          <w:p>
+            <w:r>
+              <w:rPr>
+                <w:sz w:val="18"/>
+                <w:szCs w:val="18"/>
+              </w:rPr>
+              <w:t xml:space="preserve">En tant que Direction, je veux un environnement de test où l'on essaie les changements avant la production, afin de ne pas casser le système en service</w:t>
+            </w:r>
+          </w:p>
+        </w:tc>
+        <w:tc>
+          <w:tcPr>
+            <w:tcW w:type="dxa" w:w="3214"/>
+            <w:tcBorders>
+              <w:top w:val="single" w:color="999999" w:sz="4"/>
+              <w:left w:val="single" w:color="999999" w:sz="4"/>
+              <w:bottom w:val="single" w:color="999999" w:sz="4"/>
+              <w:right w:val="single" w:color="999999" w:sz="4"/>
+            </w:tcBorders>
+            <w:tcMar>
+              <w:top w:type="dxa" w:w="60"/>
+              <w:left w:type="dxa" w:w="100"/>
+              <w:bottom w:type="dxa" w:w="60"/>
+              <w:right w:type="dxa" w:w="100"/>
+            </w:tcMar>
+          </w:tcPr>
+          <w:p>
+            <w:r>
+              <w:rPr>
+                <w:sz w:val="18"/>
+                <w:szCs w:val="18"/>
+              </w:rPr>
+              <w:t xml:space="preserve">M</w:t>
+            </w:r>
+          </w:p>
+        </w:tc>
+      </w:tr>
+      <w:tr>
+        <w:trPr>
+          <w:tblHeader w:val="false"/>
+        </w:trPr>
+        <w:tc>
+          <w:tcPr>
+            <w:tcW w:type="dxa" w:w="3212"/>
+            <w:tcBorders>
+              <w:top w:val="single" w:color="999999" w:sz="4"/>
+              <w:left w:val="single" w:color="999999" w:sz="4"/>
+              <w:bottom w:val="single" w:color="999999" w:sz="4"/>
+              <w:right w:val="single" w:color="999999" w:sz="4"/>
+            </w:tcBorders>
+            <w:tcMar>
+              <w:top w:type="dxa" w:w="60"/>
+              <w:left w:type="dxa" w:w="100"/>
+              <w:bottom w:type="dxa" w:w="60"/>
+              <w:right w:type="dxa" w:w="100"/>
+            </w:tcMar>
+          </w:tcPr>
+          <w:p>
+            <w:r>
+              <w:rPr>
+                <w:sz w:val="18"/>
+                <w:szCs w:val="18"/>
+              </w:rPr>
+              <w:t xml:space="preserve">US-SYS-11</w:t>
+            </w:r>
+          </w:p>
+        </w:tc>
+        <w:tc>
+          <w:tcPr>
+            <w:tcW w:type="dxa" w:w="3212"/>
+            <w:tcBorders>
+              <w:top w:val="single" w:color="999999" w:sz="4"/>
+              <w:left w:val="single" w:color="999999" w:sz="4"/>
+              <w:bottom w:val="single" w:color="999999" w:sz="4"/>
+              <w:right w:val="single" w:color="999999" w:sz="4"/>
+            </w:tcBorders>
+            <w:tcMar>
+              <w:top w:type="dxa" w:w="60"/>
+              <w:left w:type="dxa" w:w="100"/>
+              <w:bottom w:type="dxa" w:w="60"/>
+              <w:right w:type="dxa" w:w="100"/>
+            </w:tcMar>
+          </w:tcPr>
+          <w:p>
+            <w:r>
+              <w:rPr>
+                <w:sz w:val="18"/>
+                <w:szCs w:val="18"/>
+              </w:rPr>
+              <w:t xml:space="preserve">En tant que Direction, je veux exporter l'ensemble des données en formats ouverts, afin de ne pas dépendre d'un outil</w:t>
+            </w:r>
+          </w:p>
+        </w:tc>
+        <w:tc>
+          <w:tcPr>
+            <w:tcW w:type="dxa" w:w="3214"/>
+            <w:tcBorders>
+              <w:top w:val="single" w:color="999999" w:sz="4"/>
+              <w:left w:val="single" w:color="999999" w:sz="4"/>
+              <w:bottom w:val="single" w:color="999999" w:sz="4"/>
+              <w:right w:val="single" w:color="999999" w:sz="4"/>
+            </w:tcBorders>
+            <w:tcMar>
+              <w:top w:type="dxa" w:w="60"/>
+              <w:left w:type="dxa" w:w="100"/>
+              <w:bottom w:type="dxa" w:w="60"/>
+              <w:right w:type="dxa" w:w="100"/>
+            </w:tcMar>
+          </w:tcPr>
+          <w:p>
+            <w:r>
+              <w:rPr>
+                <w:sz w:val="18"/>
+                <w:szCs w:val="18"/>
+              </w:rPr>
+              <w:t xml:space="preserve">S</w:t>
+            </w:r>
+          </w:p>
+        </w:tc>
+      </w:tr>
+      <w:tr>
+        <w:trPr>
+          <w:tblHeader w:val="false"/>
+        </w:trPr>
+        <w:tc>
+          <w:tcPr>
+            <w:tcW w:type="dxa" w:w="3212"/>
+            <w:tcBorders>
+              <w:top w:val="single" w:color="999999" w:sz="4"/>
+              <w:left w:val="single" w:color="999999" w:sz="4"/>
+              <w:bottom w:val="single" w:color="999999" w:sz="4"/>
+              <w:right w:val="single" w:color="999999" w:sz="4"/>
+            </w:tcBorders>
+            <w:tcMar>
+              <w:top w:type="dxa" w:w="60"/>
+              <w:left w:type="dxa" w:w="100"/>
+              <w:bottom w:type="dxa" w:w="60"/>
+              <w:right w:type="dxa" w:w="100"/>
+            </w:tcMar>
+          </w:tcPr>
+          <w:p>
+            <w:r>
+              <w:rPr>
+                <w:sz w:val="18"/>
+                <w:szCs w:val="18"/>
+              </w:rPr>
+              <w:t xml:space="preserve">US-SYS-12</w:t>
+            </w:r>
+          </w:p>
+        </w:tc>
+        <w:tc>
+          <w:tcPr>
+            <w:tcW w:type="dxa" w:w="3212"/>
+            <w:tcBorders>
+              <w:top w:val="single" w:color="999999" w:sz="4"/>
+              <w:left w:val="single" w:color="999999" w:sz="4"/>
+              <w:bottom w:val="single" w:color="999999" w:sz="4"/>
+              <w:right w:val="single" w:color="999999" w:sz="4"/>
+            </w:tcBorders>
+            <w:tcMar>
+              <w:top w:type="dxa" w:w="60"/>
+              <w:left w:type="dxa" w:w="100"/>
+              <w:bottom w:type="dxa" w:w="60"/>
+              <w:right w:type="dxa" w:w="100"/>
+            </w:tcMar>
+          </w:tcPr>
+          <w:p>
+            <w:r>
+              <w:rPr>
+                <w:sz w:val="18"/>
+                <w:szCs w:val="18"/>
+              </w:rPr>
+              <w:t xml:space="preserve">En tant que responsable informatique, je veux un journal des accès aux documents confidentiels, afin de savoir qui a consulté quoi</w:t>
+            </w:r>
+          </w:p>
+        </w:tc>
+        <w:tc>
+          <w:tcPr>
+            <w:tcW w:type="dxa" w:w="3214"/>
+            <w:tcBorders>
+              <w:top w:val="single" w:color="999999" w:sz="4"/>
+              <w:left w:val="single" w:color="999999" w:sz="4"/>
+              <w:bottom w:val="single" w:color="999999" w:sz="4"/>
+              <w:right w:val="single" w:color="999999" w:sz="4"/>
+            </w:tcBorders>
+            <w:tcMar>
+              <w:top w:type="dxa" w:w="60"/>
+              <w:left w:type="dxa" w:w="100"/>
+              <w:bottom w:type="dxa" w:w="60"/>
+              <w:right w:type="dxa" w:w="100"/>
+            </w:tcMar>
+          </w:tcPr>
+          <w:p>
+            <w:r>
+              <w:rPr>
+                <w:sz w:val="18"/>
+                <w:szCs w:val="18"/>
+              </w:rPr>
+              <w:t xml:space="preserve">S</w:t>
+            </w:r>
+          </w:p>
+        </w:tc>
+      </w:tr>
+    </w:tbl>
+    <w:p/>
+    <w:p>
+      <w:pPr>
         <w:pStyle w:val="Heading1"/>
       </w:pPr>
       <w:r>
@@ -17770,7 +22681,7 @@
         <w:spacing w:after="120"/>
       </w:pPr>
       <w:r>
-        <w:t xml:space="preserve">Cette matrice relie les besoins ci-dessus aux procédures à écrire. À valider avant rédaction.</w:t>
+        <w:t xml:space="preserve">Mise à jour du 10 octobre 2026 : six procédures ajoutées (PR-32 à PR-37) à la suite de l'analyse des manques. Cette matrice relie les besoins ci-dessus aux procédures à écrire. À valider avant rédaction.</w:t>
       </w:r>
     </w:p>
     <w:tbl>
@@ -22102,6 +27013,816 @@
                 <w:szCs w:val="18"/>
               </w:rPr>
               <w:t xml:space="preserve">US-SYS-02 à 04</w:t>
+            </w:r>
+          </w:p>
+        </w:tc>
+        <w:tc>
+          <w:tcPr>
+            <w:tcW w:type="dxa" w:w="1929"/>
+            <w:tcBorders>
+              <w:top w:val="single" w:color="999999" w:sz="4"/>
+              <w:left w:val="single" w:color="999999" w:sz="4"/>
+              <w:bottom w:val="single" w:color="999999" w:sz="4"/>
+              <w:right w:val="single" w:color="999999" w:sz="4"/>
+            </w:tcBorders>
+            <w:tcMar>
+              <w:top w:type="dxa" w:w="60"/>
+              <w:left w:type="dxa" w:w="100"/>
+              <w:bottom w:type="dxa" w:w="60"/>
+              <w:right w:type="dxa" w:w="100"/>
+            </w:tcMar>
+          </w:tcPr>
+          <w:p>
+            <w:r>
+              <w:rPr>
+                <w:sz w:val="18"/>
+                <w:szCs w:val="18"/>
+              </w:rPr>
+              <w:t xml:space="preserve">À rédiger</w:t>
+            </w:r>
+          </w:p>
+        </w:tc>
+      </w:tr>
+      <w:tr>
+        <w:trPr>
+          <w:tblHeader w:val="false"/>
+        </w:trPr>
+        <w:tc>
+          <w:tcPr>
+            <w:tcW w:type="dxa" w:w="771"/>
+            <w:tcBorders>
+              <w:top w:val="single" w:color="999999" w:sz="4"/>
+              <w:left w:val="single" w:color="999999" w:sz="4"/>
+              <w:bottom w:val="single" w:color="999999" w:sz="4"/>
+              <w:right w:val="single" w:color="999999" w:sz="4"/>
+            </w:tcBorders>
+            <w:tcMar>
+              <w:top w:type="dxa" w:w="60"/>
+              <w:left w:type="dxa" w:w="100"/>
+              <w:bottom w:type="dxa" w:w="60"/>
+              <w:right w:type="dxa" w:w="100"/>
+            </w:tcMar>
+          </w:tcPr>
+          <w:p>
+            <w:r>
+              <w:rPr>
+                <w:sz w:val="18"/>
+                <w:szCs w:val="18"/>
+              </w:rPr>
+              <w:t xml:space="preserve">PR-32</w:t>
+            </w:r>
+          </w:p>
+        </w:tc>
+        <w:tc>
+          <w:tcPr>
+            <w:tcW w:type="dxa" w:w="3084"/>
+            <w:tcBorders>
+              <w:top w:val="single" w:color="999999" w:sz="4"/>
+              <w:left w:val="single" w:color="999999" w:sz="4"/>
+              <w:bottom w:val="single" w:color="999999" w:sz="4"/>
+              <w:right w:val="single" w:color="999999" w:sz="4"/>
+            </w:tcBorders>
+            <w:tcMar>
+              <w:top w:type="dxa" w:w="60"/>
+              <w:left w:type="dxa" w:w="100"/>
+              <w:bottom w:type="dxa" w:w="60"/>
+              <w:right w:type="dxa" w:w="100"/>
+            </w:tcMar>
+          </w:tcPr>
+          <w:p>
+            <w:r>
+              <w:rPr>
+                <w:sz w:val="18"/>
+                <w:szCs w:val="18"/>
+              </w:rPr>
+              <w:t xml:space="preserve">Archivage des pièces comptables (collecte, tri, classement, index, lien ERP)</w:t>
+            </w:r>
+          </w:p>
+        </w:tc>
+        <w:tc>
+          <w:tcPr>
+            <w:tcW w:type="dxa" w:w="1927"/>
+            <w:tcBorders>
+              <w:top w:val="single" w:color="999999" w:sz="4"/>
+              <w:left w:val="single" w:color="999999" w:sz="4"/>
+              <w:bottom w:val="single" w:color="999999" w:sz="4"/>
+              <w:right w:val="single" w:color="999999" w:sz="4"/>
+            </w:tcBorders>
+            <w:tcMar>
+              <w:top w:type="dxa" w:w="60"/>
+              <w:left w:type="dxa" w:w="100"/>
+              <w:bottom w:type="dxa" w:w="60"/>
+              <w:right w:type="dxa" w:w="100"/>
+            </w:tcMar>
+          </w:tcPr>
+          <w:p>
+            <w:r>
+              <w:rPr>
+                <w:sz w:val="18"/>
+                <w:szCs w:val="18"/>
+              </w:rPr>
+              <w:t xml:space="preserve">—</w:t>
+            </w:r>
+          </w:p>
+        </w:tc>
+        <w:tc>
+          <w:tcPr>
+            <w:tcW w:type="dxa" w:w="1927"/>
+            <w:tcBorders>
+              <w:top w:val="single" w:color="999999" w:sz="4"/>
+              <w:left w:val="single" w:color="999999" w:sz="4"/>
+              <w:bottom w:val="single" w:color="999999" w:sz="4"/>
+              <w:right w:val="single" w:color="999999" w:sz="4"/>
+            </w:tcBorders>
+            <w:tcMar>
+              <w:top w:type="dxa" w:w="60"/>
+              <w:left w:type="dxa" w:w="100"/>
+              <w:bottom w:type="dxa" w:w="60"/>
+              <w:right w:type="dxa" w:w="100"/>
+            </w:tcMar>
+          </w:tcPr>
+          <w:p>
+            <w:r>
+              <w:rPr>
+                <w:sz w:val="18"/>
+                <w:szCs w:val="18"/>
+              </w:rPr>
+              <w:t xml:space="preserve">US-ARC-01 à 11</w:t>
+            </w:r>
+          </w:p>
+        </w:tc>
+        <w:tc>
+          <w:tcPr>
+            <w:tcW w:type="dxa" w:w="1929"/>
+            <w:tcBorders>
+              <w:top w:val="single" w:color="999999" w:sz="4"/>
+              <w:left w:val="single" w:color="999999" w:sz="4"/>
+              <w:bottom w:val="single" w:color="999999" w:sz="4"/>
+              <w:right w:val="single" w:color="999999" w:sz="4"/>
+            </w:tcBorders>
+            <w:tcMar>
+              <w:top w:type="dxa" w:w="60"/>
+              <w:left w:type="dxa" w:w="100"/>
+              <w:bottom w:type="dxa" w:w="60"/>
+              <w:right w:type="dxa" w:w="100"/>
+            </w:tcMar>
+          </w:tcPr>
+          <w:p>
+            <w:r>
+              <w:rPr>
+                <w:sz w:val="18"/>
+                <w:szCs w:val="18"/>
+              </w:rPr>
+              <w:t xml:space="preserve">À rédiger ; chantier du 31 octobre</w:t>
+            </w:r>
+          </w:p>
+        </w:tc>
+      </w:tr>
+      <w:tr>
+        <w:trPr>
+          <w:tblHeader w:val="false"/>
+        </w:trPr>
+        <w:tc>
+          <w:tcPr>
+            <w:tcW w:type="dxa" w:w="771"/>
+            <w:tcBorders>
+              <w:top w:val="single" w:color="999999" w:sz="4"/>
+              <w:left w:val="single" w:color="999999" w:sz="4"/>
+              <w:bottom w:val="single" w:color="999999" w:sz="4"/>
+              <w:right w:val="single" w:color="999999" w:sz="4"/>
+            </w:tcBorders>
+            <w:tcMar>
+              <w:top w:type="dxa" w:w="60"/>
+              <w:left w:type="dxa" w:w="100"/>
+              <w:bottom w:type="dxa" w:w="60"/>
+              <w:right w:type="dxa" w:w="100"/>
+            </w:tcMar>
+          </w:tcPr>
+          <w:p>
+            <w:r>
+              <w:rPr>
+                <w:sz w:val="18"/>
+                <w:szCs w:val="18"/>
+              </w:rPr>
+              <w:t xml:space="preserve">PR-33</w:t>
+            </w:r>
+          </w:p>
+        </w:tc>
+        <w:tc>
+          <w:tcPr>
+            <w:tcW w:type="dxa" w:w="3084"/>
+            <w:tcBorders>
+              <w:top w:val="single" w:color="999999" w:sz="4"/>
+              <w:left w:val="single" w:color="999999" w:sz="4"/>
+              <w:bottom w:val="single" w:color="999999" w:sz="4"/>
+              <w:right w:val="single" w:color="999999" w:sz="4"/>
+            </w:tcBorders>
+            <w:tcMar>
+              <w:top w:type="dxa" w:w="60"/>
+              <w:left w:type="dxa" w:w="100"/>
+              <w:bottom w:type="dxa" w:w="60"/>
+              <w:right w:type="dxa" w:w="100"/>
+            </w:tcMar>
+          </w:tcPr>
+          <w:p>
+            <w:r>
+              <w:rPr>
+                <w:sz w:val="18"/>
+                <w:szCs w:val="18"/>
+              </w:rPr>
+              <w:t xml:space="preserve">Agenda, visiteurs, parapheur, délégation de signature, notes de service, confidentialité</w:t>
+            </w:r>
+          </w:p>
+        </w:tc>
+        <w:tc>
+          <w:tcPr>
+            <w:tcW w:type="dxa" w:w="1927"/>
+            <w:tcBorders>
+              <w:top w:val="single" w:color="999999" w:sz="4"/>
+              <w:left w:val="single" w:color="999999" w:sz="4"/>
+              <w:bottom w:val="single" w:color="999999" w:sz="4"/>
+              <w:right w:val="single" w:color="999999" w:sz="4"/>
+            </w:tcBorders>
+            <w:tcMar>
+              <w:top w:type="dxa" w:w="60"/>
+              <w:left w:type="dxa" w:w="100"/>
+              <w:bottom w:type="dxa" w:w="60"/>
+              <w:right w:type="dxa" w:w="100"/>
+            </w:tcMar>
+          </w:tcPr>
+          <w:p>
+            <w:r>
+              <w:rPr>
+                <w:sz w:val="18"/>
+                <w:szCs w:val="18"/>
+              </w:rPr>
+              <w:t xml:space="preserve">—</w:t>
+            </w:r>
+          </w:p>
+        </w:tc>
+        <w:tc>
+          <w:tcPr>
+            <w:tcW w:type="dxa" w:w="1927"/>
+            <w:tcBorders>
+              <w:top w:val="single" w:color="999999" w:sz="4"/>
+              <w:left w:val="single" w:color="999999" w:sz="4"/>
+              <w:bottom w:val="single" w:color="999999" w:sz="4"/>
+              <w:right w:val="single" w:color="999999" w:sz="4"/>
+            </w:tcBorders>
+            <w:tcMar>
+              <w:top w:type="dxa" w:w="60"/>
+              <w:left w:type="dxa" w:w="100"/>
+              <w:bottom w:type="dxa" w:w="60"/>
+              <w:right w:type="dxa" w:w="100"/>
+            </w:tcMar>
+          </w:tcPr>
+          <w:p>
+            <w:r>
+              <w:rPr>
+                <w:sz w:val="18"/>
+                <w:szCs w:val="18"/>
+              </w:rPr>
+              <w:t xml:space="preserve">US-SEC-13 à 22</w:t>
+            </w:r>
+          </w:p>
+        </w:tc>
+        <w:tc>
+          <w:tcPr>
+            <w:tcW w:type="dxa" w:w="1929"/>
+            <w:tcBorders>
+              <w:top w:val="single" w:color="999999" w:sz="4"/>
+              <w:left w:val="single" w:color="999999" w:sz="4"/>
+              <w:bottom w:val="single" w:color="999999" w:sz="4"/>
+              <w:right w:val="single" w:color="999999" w:sz="4"/>
+            </w:tcBorders>
+            <w:tcMar>
+              <w:top w:type="dxa" w:w="60"/>
+              <w:left w:type="dxa" w:w="100"/>
+              <w:bottom w:type="dxa" w:w="60"/>
+              <w:right w:type="dxa" w:w="100"/>
+            </w:tcMar>
+          </w:tcPr>
+          <w:p>
+            <w:r>
+              <w:rPr>
+                <w:sz w:val="18"/>
+                <w:szCs w:val="18"/>
+              </w:rPr>
+              <w:t xml:space="preserve">À rédiger</w:t>
+            </w:r>
+          </w:p>
+        </w:tc>
+      </w:tr>
+      <w:tr>
+        <w:trPr>
+          <w:tblHeader w:val="false"/>
+        </w:trPr>
+        <w:tc>
+          <w:tcPr>
+            <w:tcW w:type="dxa" w:w="771"/>
+            <w:tcBorders>
+              <w:top w:val="single" w:color="999999" w:sz="4"/>
+              <w:left w:val="single" w:color="999999" w:sz="4"/>
+              <w:bottom w:val="single" w:color="999999" w:sz="4"/>
+              <w:right w:val="single" w:color="999999" w:sz="4"/>
+            </w:tcBorders>
+            <w:tcMar>
+              <w:top w:type="dxa" w:w="60"/>
+              <w:left w:type="dxa" w:w="100"/>
+              <w:bottom w:type="dxa" w:w="60"/>
+              <w:right w:type="dxa" w:w="100"/>
+            </w:tcMar>
+          </w:tcPr>
+          <w:p>
+            <w:r>
+              <w:rPr>
+                <w:sz w:val="18"/>
+                <w:szCs w:val="18"/>
+              </w:rPr>
+              <w:t xml:space="preserve">PR-34</w:t>
+            </w:r>
+          </w:p>
+        </w:tc>
+        <w:tc>
+          <w:tcPr>
+            <w:tcW w:type="dxa" w:w="3084"/>
+            <w:tcBorders>
+              <w:top w:val="single" w:color="999999" w:sz="4"/>
+              <w:left w:val="single" w:color="999999" w:sz="4"/>
+              <w:bottom w:val="single" w:color="999999" w:sz="4"/>
+              <w:right w:val="single" w:color="999999" w:sz="4"/>
+            </w:tcBorders>
+            <w:tcMar>
+              <w:top w:type="dxa" w:w="60"/>
+              <w:left w:type="dxa" w:w="100"/>
+              <w:bottom w:type="dxa" w:w="60"/>
+              <w:right w:type="dxa" w:w="100"/>
+            </w:tcMar>
+          </w:tcPr>
+          <w:p>
+            <w:r>
+              <w:rPr>
+                <w:sz w:val="18"/>
+                <w:szCs w:val="18"/>
+              </w:rPr>
+              <w:t xml:space="preserve">Obligations à échéance : dossier administratif, cautions, assurances, permis, veille des appels d'offres</w:t>
+            </w:r>
+          </w:p>
+        </w:tc>
+        <w:tc>
+          <w:tcPr>
+            <w:tcW w:type="dxa" w:w="1927"/>
+            <w:tcBorders>
+              <w:top w:val="single" w:color="999999" w:sz="4"/>
+              <w:left w:val="single" w:color="999999" w:sz="4"/>
+              <w:bottom w:val="single" w:color="999999" w:sz="4"/>
+              <w:right w:val="single" w:color="999999" w:sz="4"/>
+            </w:tcBorders>
+            <w:tcMar>
+              <w:top w:type="dxa" w:w="60"/>
+              <w:left w:type="dxa" w:w="100"/>
+              <w:bottom w:type="dxa" w:w="60"/>
+              <w:right w:type="dxa" w:w="100"/>
+            </w:tcMar>
+          </w:tcPr>
+          <w:p>
+            <w:r>
+              <w:rPr>
+                <w:sz w:val="18"/>
+                <w:szCs w:val="18"/>
+              </w:rPr>
+              <w:t xml:space="preserve">—</w:t>
+            </w:r>
+          </w:p>
+        </w:tc>
+        <w:tc>
+          <w:tcPr>
+            <w:tcW w:type="dxa" w:w="1927"/>
+            <w:tcBorders>
+              <w:top w:val="single" w:color="999999" w:sz="4"/>
+              <w:left w:val="single" w:color="999999" w:sz="4"/>
+              <w:bottom w:val="single" w:color="999999" w:sz="4"/>
+              <w:right w:val="single" w:color="999999" w:sz="4"/>
+            </w:tcBorders>
+            <w:tcMar>
+              <w:top w:type="dxa" w:w="60"/>
+              <w:left w:type="dxa" w:w="100"/>
+              <w:bottom w:type="dxa" w:w="60"/>
+              <w:right w:type="dxa" w:w="100"/>
+            </w:tcMar>
+          </w:tcPr>
+          <w:p>
+            <w:r>
+              <w:rPr>
+                <w:sz w:val="18"/>
+                <w:szCs w:val="18"/>
+              </w:rPr>
+              <w:t xml:space="preserve">US-ECH-01 à 05</w:t>
+            </w:r>
+          </w:p>
+        </w:tc>
+        <w:tc>
+          <w:tcPr>
+            <w:tcW w:type="dxa" w:w="1929"/>
+            <w:tcBorders>
+              <w:top w:val="single" w:color="999999" w:sz="4"/>
+              <w:left w:val="single" w:color="999999" w:sz="4"/>
+              <w:bottom w:val="single" w:color="999999" w:sz="4"/>
+              <w:right w:val="single" w:color="999999" w:sz="4"/>
+            </w:tcBorders>
+            <w:tcMar>
+              <w:top w:type="dxa" w:w="60"/>
+              <w:left w:type="dxa" w:w="100"/>
+              <w:bottom w:type="dxa" w:w="60"/>
+              <w:right w:type="dxa" w:w="100"/>
+            </w:tcMar>
+          </w:tcPr>
+          <w:p>
+            <w:r>
+              <w:rPr>
+                <w:sz w:val="18"/>
+                <w:szCs w:val="18"/>
+              </w:rPr>
+              <w:t xml:space="preserve">À rédiger</w:t>
+            </w:r>
+          </w:p>
+        </w:tc>
+      </w:tr>
+      <w:tr>
+        <w:trPr>
+          <w:tblHeader w:val="false"/>
+        </w:trPr>
+        <w:tc>
+          <w:tcPr>
+            <w:tcW w:type="dxa" w:w="771"/>
+            <w:tcBorders>
+              <w:top w:val="single" w:color="999999" w:sz="4"/>
+              <w:left w:val="single" w:color="999999" w:sz="4"/>
+              <w:bottom w:val="single" w:color="999999" w:sz="4"/>
+              <w:right w:val="single" w:color="999999" w:sz="4"/>
+            </w:tcBorders>
+            <w:tcMar>
+              <w:top w:type="dxa" w:w="60"/>
+              <w:left w:type="dxa" w:w="100"/>
+              <w:bottom w:type="dxa" w:w="60"/>
+              <w:right w:type="dxa" w:w="100"/>
+            </w:tcMar>
+          </w:tcPr>
+          <w:p>
+            <w:r>
+              <w:rPr>
+                <w:sz w:val="18"/>
+                <w:szCs w:val="18"/>
+              </w:rPr>
+              <w:t xml:space="preserve">PR-35</w:t>
+            </w:r>
+          </w:p>
+        </w:tc>
+        <w:tc>
+          <w:tcPr>
+            <w:tcW w:type="dxa" w:w="3084"/>
+            <w:tcBorders>
+              <w:top w:val="single" w:color="999999" w:sz="4"/>
+              <w:left w:val="single" w:color="999999" w:sz="4"/>
+              <w:bottom w:val="single" w:color="999999" w:sz="4"/>
+              <w:right w:val="single" w:color="999999" w:sz="4"/>
+            </w:tcBorders>
+            <w:tcMar>
+              <w:top w:type="dxa" w:w="60"/>
+              <w:left w:type="dxa" w:w="100"/>
+              <w:bottom w:type="dxa" w:w="60"/>
+              <w:right w:type="dxa" w:w="100"/>
+            </w:tcMar>
+          </w:tcPr>
+          <w:p>
+            <w:r>
+              <w:rPr>
+                <w:sz w:val="18"/>
+                <w:szCs w:val="18"/>
+              </w:rPr>
+              <w:t xml:space="preserve">Tranches de paiement, itérations et avenants, refus d'étude recommandée</w:t>
+            </w:r>
+          </w:p>
+        </w:tc>
+        <w:tc>
+          <w:tcPr>
+            <w:tcW w:type="dxa" w:w="1927"/>
+            <w:tcBorders>
+              <w:top w:val="single" w:color="999999" w:sz="4"/>
+              <w:left w:val="single" w:color="999999" w:sz="4"/>
+              <w:bottom w:val="single" w:color="999999" w:sz="4"/>
+              <w:right w:val="single" w:color="999999" w:sz="4"/>
+            </w:tcBorders>
+            <w:tcMar>
+              <w:top w:type="dxa" w:w="60"/>
+              <w:left w:type="dxa" w:w="100"/>
+              <w:bottom w:type="dxa" w:w="60"/>
+              <w:right w:type="dxa" w:w="100"/>
+            </w:tcMar>
+          </w:tcPr>
+          <w:p>
+            <w:r>
+              <w:rPr>
+                <w:sz w:val="18"/>
+                <w:szCs w:val="18"/>
+              </w:rPr>
+              <w:t xml:space="preserve">—</w:t>
+            </w:r>
+          </w:p>
+        </w:tc>
+        <w:tc>
+          <w:tcPr>
+            <w:tcW w:type="dxa" w:w="1927"/>
+            <w:tcBorders>
+              <w:top w:val="single" w:color="999999" w:sz="4"/>
+              <w:left w:val="single" w:color="999999" w:sz="4"/>
+              <w:bottom w:val="single" w:color="999999" w:sz="4"/>
+              <w:right w:val="single" w:color="999999" w:sz="4"/>
+            </w:tcBorders>
+            <w:tcMar>
+              <w:top w:type="dxa" w:w="60"/>
+              <w:left w:type="dxa" w:w="100"/>
+              <w:bottom w:type="dxa" w:w="60"/>
+              <w:right w:type="dxa" w:w="100"/>
+            </w:tcMar>
+          </w:tcPr>
+          <w:p>
+            <w:r>
+              <w:rPr>
+                <w:sz w:val="18"/>
+                <w:szCs w:val="18"/>
+              </w:rPr>
+              <w:t xml:space="preserve">US-PAY-01, 02, US-ITE-01, 02, US-ETU-01, 02</w:t>
+            </w:r>
+          </w:p>
+        </w:tc>
+        <w:tc>
+          <w:tcPr>
+            <w:tcW w:type="dxa" w:w="1929"/>
+            <w:tcBorders>
+              <w:top w:val="single" w:color="999999" w:sz="4"/>
+              <w:left w:val="single" w:color="999999" w:sz="4"/>
+              <w:bottom w:val="single" w:color="999999" w:sz="4"/>
+              <w:right w:val="single" w:color="999999" w:sz="4"/>
+            </w:tcBorders>
+            <w:tcMar>
+              <w:top w:type="dxa" w:w="60"/>
+              <w:left w:type="dxa" w:w="100"/>
+              <w:bottom w:type="dxa" w:w="60"/>
+              <w:right w:type="dxa" w:w="100"/>
+            </w:tcMar>
+          </w:tcPr>
+          <w:p>
+            <w:r>
+              <w:rPr>
+                <w:sz w:val="18"/>
+                <w:szCs w:val="18"/>
+              </w:rPr>
+              <w:t xml:space="preserve">À rédiger ; règles de FTMA</w:t>
+            </w:r>
+          </w:p>
+        </w:tc>
+      </w:tr>
+      <w:tr>
+        <w:trPr>
+          <w:tblHeader w:val="false"/>
+        </w:trPr>
+        <w:tc>
+          <w:tcPr>
+            <w:tcW w:type="dxa" w:w="771"/>
+            <w:tcBorders>
+              <w:top w:val="single" w:color="999999" w:sz="4"/>
+              <w:left w:val="single" w:color="999999" w:sz="4"/>
+              <w:bottom w:val="single" w:color="999999" w:sz="4"/>
+              <w:right w:val="single" w:color="999999" w:sz="4"/>
+            </w:tcBorders>
+            <w:tcMar>
+              <w:top w:type="dxa" w:w="60"/>
+              <w:left w:type="dxa" w:w="100"/>
+              <w:bottom w:type="dxa" w:w="60"/>
+              <w:right w:type="dxa" w:w="100"/>
+            </w:tcMar>
+          </w:tcPr>
+          <w:p>
+            <w:r>
+              <w:rPr>
+                <w:sz w:val="18"/>
+                <w:szCs w:val="18"/>
+              </w:rPr>
+              <w:t xml:space="preserve">PR-36</w:t>
+            </w:r>
+          </w:p>
+        </w:tc>
+        <w:tc>
+          <w:tcPr>
+            <w:tcW w:type="dxa" w:w="3084"/>
+            <w:tcBorders>
+              <w:top w:val="single" w:color="999999" w:sz="4"/>
+              <w:left w:val="single" w:color="999999" w:sz="4"/>
+              <w:bottom w:val="single" w:color="999999" w:sz="4"/>
+              <w:right w:val="single" w:color="999999" w:sz="4"/>
+            </w:tcBorders>
+            <w:tcMar>
+              <w:top w:type="dxa" w:w="60"/>
+              <w:left w:type="dxa" w:w="100"/>
+              <w:bottom w:type="dxa" w:w="60"/>
+              <w:right w:type="dxa" w:w="100"/>
+            </w:tcMar>
+          </w:tcPr>
+          <w:p>
+            <w:r>
+              <w:rPr>
+                <w:sz w:val="18"/>
+                <w:szCs w:val="18"/>
+              </w:rPr>
+              <w:t xml:space="preserve">Passerelles secrétariat–ERP et annuaire unique des tiers</w:t>
+            </w:r>
+          </w:p>
+        </w:tc>
+        <w:tc>
+          <w:tcPr>
+            <w:tcW w:type="dxa" w:w="1927"/>
+            <w:tcBorders>
+              <w:top w:val="single" w:color="999999" w:sz="4"/>
+              <w:left w:val="single" w:color="999999" w:sz="4"/>
+              <w:bottom w:val="single" w:color="999999" w:sz="4"/>
+              <w:right w:val="single" w:color="999999" w:sz="4"/>
+            </w:tcBorders>
+            <w:tcMar>
+              <w:top w:type="dxa" w:w="60"/>
+              <w:left w:type="dxa" w:w="100"/>
+              <w:bottom w:type="dxa" w:w="60"/>
+              <w:right w:type="dxa" w:w="100"/>
+            </w:tcMar>
+          </w:tcPr>
+          <w:p>
+            <w:r>
+              <w:rPr>
+                <w:sz w:val="18"/>
+                <w:szCs w:val="18"/>
+              </w:rPr>
+              <w:t xml:space="preserve">—</w:t>
+            </w:r>
+          </w:p>
+        </w:tc>
+        <w:tc>
+          <w:tcPr>
+            <w:tcW w:type="dxa" w:w="1927"/>
+            <w:tcBorders>
+              <w:top w:val="single" w:color="999999" w:sz="4"/>
+              <w:left w:val="single" w:color="999999" w:sz="4"/>
+              <w:bottom w:val="single" w:color="999999" w:sz="4"/>
+              <w:right w:val="single" w:color="999999" w:sz="4"/>
+            </w:tcBorders>
+            <w:tcMar>
+              <w:top w:type="dxa" w:w="60"/>
+              <w:left w:type="dxa" w:w="100"/>
+              <w:bottom w:type="dxa" w:w="60"/>
+              <w:right w:type="dxa" w:w="100"/>
+            </w:tcMar>
+          </w:tcPr>
+          <w:p>
+            <w:r>
+              <w:rPr>
+                <w:sz w:val="18"/>
+                <w:szCs w:val="18"/>
+              </w:rPr>
+              <w:t xml:space="preserve">US-PONT-01 à 04</w:t>
+            </w:r>
+          </w:p>
+        </w:tc>
+        <w:tc>
+          <w:tcPr>
+            <w:tcW w:type="dxa" w:w="1929"/>
+            <w:tcBorders>
+              <w:top w:val="single" w:color="999999" w:sz="4"/>
+              <w:left w:val="single" w:color="999999" w:sz="4"/>
+              <w:bottom w:val="single" w:color="999999" w:sz="4"/>
+              <w:right w:val="single" w:color="999999" w:sz="4"/>
+            </w:tcBorders>
+            <w:tcMar>
+              <w:top w:type="dxa" w:w="60"/>
+              <w:left w:type="dxa" w:w="100"/>
+              <w:bottom w:type="dxa" w:w="60"/>
+              <w:right w:type="dxa" w:w="100"/>
+            </w:tcMar>
+          </w:tcPr>
+          <w:p>
+            <w:r>
+              <w:rPr>
+                <w:sz w:val="18"/>
+                <w:szCs w:val="18"/>
+              </w:rPr>
+              <w:t xml:space="preserve">À rédiger</w:t>
+            </w:r>
+          </w:p>
+        </w:tc>
+      </w:tr>
+      <w:tr>
+        <w:trPr>
+          <w:tblHeader w:val="false"/>
+        </w:trPr>
+        <w:tc>
+          <w:tcPr>
+            <w:tcW w:type="dxa" w:w="771"/>
+            <w:tcBorders>
+              <w:top w:val="single" w:color="999999" w:sz="4"/>
+              <w:left w:val="single" w:color="999999" w:sz="4"/>
+              <w:bottom w:val="single" w:color="999999" w:sz="4"/>
+              <w:right w:val="single" w:color="999999" w:sz="4"/>
+            </w:tcBorders>
+            <w:tcMar>
+              <w:top w:type="dxa" w:w="60"/>
+              <w:left w:type="dxa" w:w="100"/>
+              <w:bottom w:type="dxa" w:w="60"/>
+              <w:right w:type="dxa" w:w="100"/>
+            </w:tcMar>
+          </w:tcPr>
+          <w:p>
+            <w:r>
+              <w:rPr>
+                <w:sz w:val="18"/>
+                <w:szCs w:val="18"/>
+              </w:rPr>
+              <w:t xml:space="preserve">PR-37</w:t>
+            </w:r>
+          </w:p>
+        </w:tc>
+        <w:tc>
+          <w:tcPr>
+            <w:tcW w:type="dxa" w:w="3084"/>
+            <w:tcBorders>
+              <w:top w:val="single" w:color="999999" w:sz="4"/>
+              <w:left w:val="single" w:color="999999" w:sz="4"/>
+              <w:bottom w:val="single" w:color="999999" w:sz="4"/>
+              <w:right w:val="single" w:color="999999" w:sz="4"/>
+            </w:tcBorders>
+            <w:tcMar>
+              <w:top w:type="dxa" w:w="60"/>
+              <w:left w:type="dxa" w:w="100"/>
+              <w:bottom w:type="dxa" w:w="60"/>
+              <w:right w:type="dxa" w:w="100"/>
+            </w:tcMar>
+          </w:tcPr>
+          <w:p>
+            <w:r>
+              <w:rPr>
+                <w:sz w:val="18"/>
+                <w:szCs w:val="18"/>
+              </w:rPr>
+              <w:t xml:space="preserve">Exploitation : environnement de test, alertes de workflows, export, journal des accès</w:t>
+            </w:r>
+          </w:p>
+        </w:tc>
+        <w:tc>
+          <w:tcPr>
+            <w:tcW w:type="dxa" w:w="1927"/>
+            <w:tcBorders>
+              <w:top w:val="single" w:color="999999" w:sz="4"/>
+              <w:left w:val="single" w:color="999999" w:sz="4"/>
+              <w:bottom w:val="single" w:color="999999" w:sz="4"/>
+              <w:right w:val="single" w:color="999999" w:sz="4"/>
+            </w:tcBorders>
+            <w:tcMar>
+              <w:top w:type="dxa" w:w="60"/>
+              <w:left w:type="dxa" w:w="100"/>
+              <w:bottom w:type="dxa" w:w="60"/>
+              <w:right w:type="dxa" w:w="100"/>
+            </w:tcMar>
+          </w:tcPr>
+          <w:p>
+            <w:r>
+              <w:rPr>
+                <w:sz w:val="18"/>
+                <w:szCs w:val="18"/>
+              </w:rPr>
+              <w:t xml:space="preserve">—</w:t>
+            </w:r>
+          </w:p>
+        </w:tc>
+        <w:tc>
+          <w:tcPr>
+            <w:tcW w:type="dxa" w:w="1927"/>
+            <w:tcBorders>
+              <w:top w:val="single" w:color="999999" w:sz="4"/>
+              <w:left w:val="single" w:color="999999" w:sz="4"/>
+              <w:bottom w:val="single" w:color="999999" w:sz="4"/>
+              <w:right w:val="single" w:color="999999" w:sz="4"/>
+            </w:tcBorders>
+            <w:tcMar>
+              <w:top w:type="dxa" w:w="60"/>
+              <w:left w:type="dxa" w:w="100"/>
+              <w:bottom w:type="dxa" w:w="60"/>
+              <w:right w:type="dxa" w:w="100"/>
+            </w:tcMar>
+          </w:tcPr>
+          <w:p>
+            <w:r>
+              <w:rPr>
+                <w:sz w:val="18"/>
+                <w:szCs w:val="18"/>
+              </w:rPr>
+              <w:t xml:space="preserve">US-SYS-08 à 12</w:t>
             </w:r>
           </w:p>
         </w:tc>
